--- a/BIMASAKTI_11/1.00/PROGRAM/BS Program/SPEC/PMT06500/PMT06500 Overtime Invoice Plan.docx
+++ b/BIMASAKTI_11/1.00/PROGRAM/BS Program/SPEC/PMT06500/PMT06500 Overtime Invoice Plan.docx
@@ -1,6 +1,6 @@
 
 <file path=word/document.xml><?xml version="1.0" encoding="utf-8"?>
-<w:document xmlns:wpc="http://schemas.microsoft.com/office/word/2010/wordprocessingCanvas" xmlns:cx="http://schemas.microsoft.com/office/drawing/2014/chartex" xmlns:cx1="http://schemas.microsoft.com/office/drawing/2015/9/8/chartex" xmlns:cx2="http://schemas.microsoft.com/office/drawing/2015/10/21/chartex" xmlns:cx3="http://schemas.microsoft.com/office/drawing/2016/5/9/chartex" xmlns:cx4="http://schemas.microsoft.com/office/drawing/2016/5/10/chartex" xmlns:cx5="http://schemas.microsoft.com/office/drawing/2016/5/11/chartex" xmlns:cx6="http://schemas.microsoft.com/office/drawing/2016/5/12/chartex" xmlns:cx7="http://schemas.microsoft.com/office/drawing/2016/5/13/chartex" xmlns:cx8="http://schemas.microsoft.com/office/drawing/2016/5/14/chartex" xmlns:mc="http://schemas.openxmlformats.org/markup-compatibility/2006" xmlns:aink="http://schemas.microsoft.com/office/drawing/2016/ink" xmlns:am3d="http://schemas.microsoft.com/office/drawing/2017/model3d" xmlns:o="urn:schemas-microsoft-com:office:office" xmlns:r="http://schemas.openxmlformats.org/officeDocument/2006/relationships" xmlns:m="http://schemas.openxmlformats.org/officeDocument/2006/math" xmlns:v="urn:schemas-microsoft-com:vml" xmlns:wp14="http://schemas.microsoft.com/office/word/2010/wordprocessingDrawing" xmlns:wp="http://schemas.openxmlformats.org/drawingml/2006/wordprocessingDrawing" xmlns:w10="urn:schemas-microsoft-com:office:word" xmlns:w="http://schemas.openxmlformats.org/wordprocessingml/2006/main" xmlns:w14="http://schemas.microsoft.com/office/word/2010/wordml" xmlns:w15="http://schemas.microsoft.com/office/word/2012/wordml" xmlns:w16cid="http://schemas.microsoft.com/office/word/2016/wordml/cid" xmlns:w16se="http://schemas.microsoft.com/office/word/2015/wordml/symex" xmlns:wpg="http://schemas.microsoft.com/office/word/2010/wordprocessingGroup" xmlns:wpi="http://schemas.microsoft.com/office/word/2010/wordprocessingInk" xmlns:wne="http://schemas.microsoft.com/office/word/2006/wordml" xmlns:wps="http://schemas.microsoft.com/office/word/2010/wordprocessingShape" mc:Ignorable="w14 w15 w16se w16cid wp14">
+<w:document xmlns:wpc="http://schemas.microsoft.com/office/word/2010/wordprocessingCanvas" xmlns:cx="http://schemas.microsoft.com/office/drawing/2014/chartex" xmlns:cx1="http://schemas.microsoft.com/office/drawing/2015/9/8/chartex" xmlns:cx2="http://schemas.microsoft.com/office/drawing/2015/10/21/chartex" xmlns:cx3="http://schemas.microsoft.com/office/drawing/2016/5/9/chartex" xmlns:cx4="http://schemas.microsoft.com/office/drawing/2016/5/10/chartex" xmlns:cx5="http://schemas.microsoft.com/office/drawing/2016/5/11/chartex" xmlns:cx6="http://schemas.microsoft.com/office/drawing/2016/5/12/chartex" xmlns:cx7="http://schemas.microsoft.com/office/drawing/2016/5/13/chartex" xmlns:cx8="http://schemas.microsoft.com/office/drawing/2016/5/14/chartex" xmlns:mc="http://schemas.openxmlformats.org/markup-compatibility/2006" xmlns:aink="http://schemas.microsoft.com/office/drawing/2016/ink" xmlns:am3d="http://schemas.microsoft.com/office/drawing/2017/model3d" xmlns:o="urn:schemas-microsoft-com:office:office" xmlns:oel="http://schemas.microsoft.com/office/2019/extlst" xmlns:r="http://schemas.openxmlformats.org/officeDocument/2006/relationships" xmlns:m="http://schemas.openxmlformats.org/officeDocument/2006/math" xmlns:v="urn:schemas-microsoft-com:vml" xmlns:wp14="http://schemas.microsoft.com/office/word/2010/wordprocessingDrawing" xmlns:wp="http://schemas.openxmlformats.org/drawingml/2006/wordprocessingDrawing" xmlns:w10="urn:schemas-microsoft-com:office:word" xmlns:w="http://schemas.openxmlformats.org/wordprocessingml/2006/main" xmlns:w14="http://schemas.microsoft.com/office/word/2010/wordml" xmlns:w15="http://schemas.microsoft.com/office/word/2012/wordml" xmlns:w16cex="http://schemas.microsoft.com/office/word/2018/wordml/cex" xmlns:w16cid="http://schemas.microsoft.com/office/word/2016/wordml/cid" xmlns:w16="http://schemas.microsoft.com/office/word/2018/wordml" xmlns:w16du="http://schemas.microsoft.com/office/word/2023/wordml/word16du" xmlns:w16sdtdh="http://schemas.microsoft.com/office/word/2020/wordml/sdtdatahash" xmlns:w16sdtfl="http://schemas.microsoft.com/office/word/2024/wordml/sdtformatlock" xmlns:w16se="http://schemas.microsoft.com/office/word/2015/wordml/symex" xmlns:wpg="http://schemas.microsoft.com/office/word/2010/wordprocessingGroup" xmlns:wpi="http://schemas.microsoft.com/office/word/2010/wordprocessingInk" xmlns:wne="http://schemas.microsoft.com/office/word/2006/wordml" xmlns:wps="http://schemas.microsoft.com/office/word/2010/wordprocessingShape" mc:Ignorable="w14 w15 w16se w16cid w16 w16cex w16sdtdh w16sdtfl w16du wp14">
   <w:body>
     <w:p>
       <w:pPr>
@@ -76,7 +76,6 @@
               </w:rPr>
               <w:t xml:space="preserve">Program </w:t>
             </w:r>
-            <w:proofErr w:type="spellStart"/>
             <w:r>
               <w:rPr>
                 <w:rFonts w:ascii="Courier New" w:hAnsi="Courier New" w:cs="Courier New"/>
@@ -84,7 +83,6 @@
               </w:rPr>
               <w:t>untuk</w:t>
             </w:r>
-            <w:proofErr w:type="spellEnd"/>
             <w:r>
               <w:rPr>
                 <w:rFonts w:ascii="Courier New" w:hAnsi="Courier New" w:cs="Courier New"/>
@@ -97,23 +95,7 @@
                 <w:rFonts w:ascii="Courier New" w:hAnsi="Courier New" w:cs="Courier New"/>
                 <w:sz w:val="14"/>
               </w:rPr>
-              <w:t xml:space="preserve">input </w:t>
-            </w:r>
-            <w:proofErr w:type="spellStart"/>
-            <w:r>
-              <w:rPr>
-                <w:rFonts w:ascii="Courier New" w:hAnsi="Courier New" w:cs="Courier New"/>
-                <w:sz w:val="14"/>
-              </w:rPr>
-              <w:t>transaksi</w:t>
-            </w:r>
-            <w:proofErr w:type="spellEnd"/>
-            <w:r>
-              <w:rPr>
-                <w:rFonts w:ascii="Courier New" w:hAnsi="Courier New" w:cs="Courier New"/>
-                <w:sz w:val="14"/>
-              </w:rPr>
-              <w:t xml:space="preserve"> </w:t>
+              <w:t xml:space="preserve">input transaksi </w:t>
             </w:r>
             <w:r>
               <w:rPr>
@@ -1021,69 +1003,12 @@
               </w:rPr>
               <w:t xml:space="preserve">User </w:t>
             </w:r>
-            <w:proofErr w:type="spellStart"/>
-            <w:r>
-              <w:rPr>
-                <w:rFonts w:ascii="Courier New" w:hAnsi="Courier New" w:cs="Courier New"/>
-                <w:sz w:val="14"/>
-              </w:rPr>
-              <w:t>yg</w:t>
-            </w:r>
-            <w:proofErr w:type="spellEnd"/>
-            <w:r>
-              <w:rPr>
-                <w:rFonts w:ascii="Courier New" w:hAnsi="Courier New" w:cs="Courier New"/>
-                <w:sz w:val="14"/>
-              </w:rPr>
-              <w:t xml:space="preserve"> </w:t>
-            </w:r>
-            <w:proofErr w:type="spellStart"/>
-            <w:r>
-              <w:rPr>
-                <w:rFonts w:ascii="Courier New" w:hAnsi="Courier New" w:cs="Courier New"/>
-                <w:sz w:val="14"/>
-              </w:rPr>
-              <w:t>mempunyai</w:t>
-            </w:r>
-            <w:proofErr w:type="spellEnd"/>
-            <w:r>
-              <w:rPr>
-                <w:rFonts w:ascii="Courier New" w:hAnsi="Courier New" w:cs="Courier New"/>
-                <w:sz w:val="14"/>
-              </w:rPr>
-              <w:t xml:space="preserve"> </w:t>
-            </w:r>
-            <w:proofErr w:type="spellStart"/>
-            <w:r>
-              <w:rPr>
-                <w:rFonts w:ascii="Courier New" w:hAnsi="Courier New" w:cs="Courier New"/>
-                <w:sz w:val="14"/>
-              </w:rPr>
-              <w:t>akses</w:t>
-            </w:r>
-            <w:proofErr w:type="spellEnd"/>
-            <w:r>
-              <w:rPr>
-                <w:rFonts w:ascii="Courier New" w:hAnsi="Courier New" w:cs="Courier New"/>
-                <w:sz w:val="14"/>
-              </w:rPr>
-              <w:t xml:space="preserve"> </w:t>
-            </w:r>
-            <w:proofErr w:type="spellStart"/>
-            <w:r>
-              <w:rPr>
-                <w:rFonts w:ascii="Courier New" w:hAnsi="Courier New" w:cs="Courier New"/>
-                <w:sz w:val="14"/>
-              </w:rPr>
-              <w:t>ke</w:t>
-            </w:r>
-            <w:proofErr w:type="spellEnd"/>
-            <w:r>
-              <w:rPr>
-                <w:rFonts w:ascii="Courier New" w:hAnsi="Courier New" w:cs="Courier New"/>
-                <w:sz w:val="14"/>
-              </w:rPr>
-              <w:t xml:space="preserve"> program</w:t>
+            <w:r>
+              <w:rPr>
+                <w:rFonts w:ascii="Courier New" w:hAnsi="Courier New" w:cs="Courier New"/>
+                <w:sz w:val="14"/>
+              </w:rPr>
+              <w:t>yg mempunyai akses ke program</w:t>
             </w:r>
           </w:p>
         </w:tc>
@@ -1391,39 +1316,7 @@
                 <w:rFonts w:ascii="Courier New" w:hAnsi="Courier New" w:cs="Courier New"/>
                 <w:sz w:val="14"/>
               </w:rPr>
-              <w:t xml:space="preserve">Get Property Date </w:t>
-            </w:r>
-            <w:proofErr w:type="spellStart"/>
-            <w:r>
-              <w:rPr>
-                <w:rFonts w:ascii="Courier New" w:hAnsi="Courier New" w:cs="Courier New"/>
-                <w:sz w:val="14"/>
-              </w:rPr>
-              <w:t>dengan</w:t>
-            </w:r>
-            <w:proofErr w:type="spellEnd"/>
-            <w:r>
-              <w:rPr>
-                <w:rFonts w:ascii="Courier New" w:hAnsi="Courier New" w:cs="Courier New"/>
-                <w:sz w:val="14"/>
-              </w:rPr>
-              <w:t xml:space="preserve"> function </w:t>
-            </w:r>
-            <w:proofErr w:type="spellStart"/>
-            <w:r>
-              <w:rPr>
-                <w:rFonts w:ascii="Courier New" w:hAnsi="Courier New" w:cs="Courier New"/>
-                <w:sz w:val="14"/>
-              </w:rPr>
-              <w:t>dbo.RFN_GET_DB_TODAY</w:t>
-            </w:r>
-            <w:proofErr w:type="spellEnd"/>
-            <w:r>
-              <w:rPr>
-                <w:rFonts w:ascii="Courier New" w:hAnsi="Courier New" w:cs="Courier New"/>
-                <w:sz w:val="14"/>
-              </w:rPr>
-              <w:t>(VAR_COMPANY_ID)</w:t>
+              <w:t>Get Property Date dengan function dbo.RFN_GET_DB_TODAY(VAR_COMPANY_ID)</w:t>
             </w:r>
           </w:p>
           <w:p>
@@ -1470,7 +1363,6 @@
               </w:rPr>
               <w:t xml:space="preserve"> </w:t>
             </w:r>
-            <w:proofErr w:type="gramStart"/>
             <w:r>
               <w:rPr>
                 <w:rFonts w:ascii="Courier New" w:hAnsi="Courier New" w:cs="Courier New"/>
@@ -1492,7 +1384,6 @@
               </w:rPr>
               <w:t>802410</w:t>
             </w:r>
-            <w:proofErr w:type="gramEnd"/>
           </w:p>
           <w:p>
             <w:pPr>
@@ -1546,7 +1437,6 @@
               </w:rPr>
               <w:t xml:space="preserve"> </w:t>
             </w:r>
-            <w:proofErr w:type="gramStart"/>
             <w:r>
               <w:rPr>
                 <w:rFonts w:ascii="Courier New" w:hAnsi="Courier New" w:cs="Courier New"/>
@@ -1568,7 +1458,6 @@
               </w:rPr>
               <w:t>00</w:t>
             </w:r>
-            <w:proofErr w:type="gramEnd"/>
           </w:p>
           <w:p>
             <w:pPr>
@@ -1614,7 +1503,6 @@
               </w:rPr>
               <w:t xml:space="preserve"> </w:t>
             </w:r>
-            <w:proofErr w:type="gramStart"/>
             <w:r>
               <w:rPr>
                 <w:rFonts w:ascii="Courier New" w:hAnsi="Courier New" w:cs="Courier New"/>
@@ -1636,7 +1524,6 @@
               </w:rPr>
               <w:t>80</w:t>
             </w:r>
-            <w:proofErr w:type="gramEnd"/>
           </w:p>
           <w:p>
             <w:pPr>
@@ -1682,7 +1569,6 @@
               </w:rPr>
               <w:t xml:space="preserve"> </w:t>
             </w:r>
-            <w:proofErr w:type="gramStart"/>
             <w:r>
               <w:rPr>
                 <w:rFonts w:ascii="Courier New" w:hAnsi="Courier New" w:cs="Courier New"/>
@@ -1704,7 +1590,6 @@
               </w:rPr>
               <w:t>10</w:t>
             </w:r>
-            <w:proofErr w:type="gramEnd"/>
             <w:r>
               <w:rPr>
                 <w:rFonts w:ascii="Courier New" w:hAnsi="Courier New" w:cs="Courier New"/>
@@ -1726,86 +1611,13 @@
                 <w:lang w:val="id-ID"/>
               </w:rPr>
             </w:pPr>
-            <w:proofErr w:type="spellStart"/>
             <w:r>
               <w:rPr>
                 <w:rFonts w:ascii="Courier New" w:hAnsi="Courier New" w:cs="Courier New"/>
                 <w:sz w:val="14"/>
               </w:rPr>
               <w:lastRenderedPageBreak/>
-              <w:t>Jalankan</w:t>
-            </w:r>
-            <w:proofErr w:type="spellEnd"/>
-            <w:r>
-              <w:rPr>
-                <w:rFonts w:ascii="Courier New" w:hAnsi="Courier New" w:cs="Courier New"/>
-                <w:sz w:val="14"/>
-              </w:rPr>
-              <w:t xml:space="preserve"> RSP_GS_GET_PERIOD_YEAR_RANGE </w:t>
-            </w:r>
-            <w:proofErr w:type="spellStart"/>
-            <w:r>
-              <w:rPr>
-                <w:rFonts w:ascii="Courier New" w:hAnsi="Courier New" w:cs="Courier New"/>
-                <w:sz w:val="14"/>
-              </w:rPr>
-              <w:t>dengan</w:t>
-            </w:r>
-            <w:proofErr w:type="spellEnd"/>
-            <w:r>
-              <w:rPr>
-                <w:rFonts w:ascii="Courier New" w:hAnsi="Courier New" w:cs="Courier New"/>
-                <w:sz w:val="14"/>
-              </w:rPr>
-              <w:t xml:space="preserve"> parameter, </w:t>
-            </w:r>
-            <w:proofErr w:type="spellStart"/>
-            <w:r>
-              <w:rPr>
-                <w:rFonts w:ascii="Courier New" w:hAnsi="Courier New" w:cs="Courier New"/>
-                <w:sz w:val="14"/>
-              </w:rPr>
-              <w:t>simpan</w:t>
-            </w:r>
-            <w:proofErr w:type="spellEnd"/>
-            <w:r>
-              <w:rPr>
-                <w:rFonts w:ascii="Courier New" w:hAnsi="Courier New" w:cs="Courier New"/>
-                <w:sz w:val="14"/>
-              </w:rPr>
-              <w:t xml:space="preserve"> </w:t>
-            </w:r>
-            <w:proofErr w:type="spellStart"/>
-            <w:r>
-              <w:rPr>
-                <w:rFonts w:ascii="Courier New" w:hAnsi="Courier New" w:cs="Courier New"/>
-                <w:sz w:val="14"/>
-              </w:rPr>
-              <w:t>hasil</w:t>
-            </w:r>
-            <w:proofErr w:type="spellEnd"/>
-            <w:r>
-              <w:rPr>
-                <w:rFonts w:ascii="Courier New" w:hAnsi="Courier New" w:cs="Courier New"/>
-                <w:sz w:val="14"/>
-              </w:rPr>
-              <w:t xml:space="preserve"> </w:t>
-            </w:r>
-            <w:proofErr w:type="spellStart"/>
-            <w:r>
-              <w:rPr>
-                <w:rFonts w:ascii="Courier New" w:hAnsi="Courier New" w:cs="Courier New"/>
-                <w:sz w:val="14"/>
-              </w:rPr>
-              <w:t>ke</w:t>
-            </w:r>
-            <w:proofErr w:type="spellEnd"/>
-            <w:r>
-              <w:rPr>
-                <w:rFonts w:ascii="Courier New" w:hAnsi="Courier New" w:cs="Courier New"/>
-                <w:sz w:val="14"/>
-              </w:rPr>
-              <w:t xml:space="preserve"> </w:t>
+              <w:t xml:space="preserve">Jalankan RSP_GS_GET_PERIOD_YEAR_RANGE dengan parameter, simpan hasil ke </w:t>
             </w:r>
             <w:r>
               <w:rPr>
@@ -1892,21 +1704,12 @@
                 <w:lang w:val="id-ID"/>
               </w:rPr>
             </w:pPr>
-            <w:proofErr w:type="spellStart"/>
-            <w:r>
-              <w:rPr>
-                <w:rFonts w:ascii="Courier New" w:hAnsi="Courier New" w:cs="Courier New"/>
-                <w:sz w:val="14"/>
-              </w:rPr>
-              <w:t>Jalankan</w:t>
-            </w:r>
-            <w:proofErr w:type="spellEnd"/>
-            <w:r>
-              <w:rPr>
-                <w:rFonts w:ascii="Courier New" w:hAnsi="Courier New" w:cs="Courier New"/>
-                <w:sz w:val="14"/>
-              </w:rPr>
-              <w:t xml:space="preserve"> RSP_</w:t>
+            <w:r>
+              <w:rPr>
+                <w:rFonts w:ascii="Courier New" w:hAnsi="Courier New" w:cs="Courier New"/>
+                <w:sz w:val="14"/>
+              </w:rPr>
+              <w:t>Jalankan RSP_</w:t>
             </w:r>
             <w:r>
               <w:rPr>
@@ -1920,71 +1723,7 @@
                 <w:rFonts w:ascii="Courier New" w:hAnsi="Courier New" w:cs="Courier New"/>
                 <w:sz w:val="14"/>
               </w:rPr>
-              <w:t xml:space="preserve">GET_SYSTEM_PARAM </w:t>
-            </w:r>
-            <w:proofErr w:type="spellStart"/>
-            <w:r>
-              <w:rPr>
-                <w:rFonts w:ascii="Courier New" w:hAnsi="Courier New" w:cs="Courier New"/>
-                <w:sz w:val="14"/>
-              </w:rPr>
-              <w:t>dengan</w:t>
-            </w:r>
-            <w:proofErr w:type="spellEnd"/>
-            <w:r>
-              <w:rPr>
-                <w:rFonts w:ascii="Courier New" w:hAnsi="Courier New" w:cs="Courier New"/>
-                <w:sz w:val="14"/>
-              </w:rPr>
-              <w:t xml:space="preserve"> parameter, </w:t>
-            </w:r>
-            <w:proofErr w:type="spellStart"/>
-            <w:r>
-              <w:rPr>
-                <w:rFonts w:ascii="Courier New" w:hAnsi="Courier New" w:cs="Courier New"/>
-                <w:sz w:val="14"/>
-              </w:rPr>
-              <w:t>simpan</w:t>
-            </w:r>
-            <w:proofErr w:type="spellEnd"/>
-            <w:r>
-              <w:rPr>
-                <w:rFonts w:ascii="Courier New" w:hAnsi="Courier New" w:cs="Courier New"/>
-                <w:sz w:val="14"/>
-              </w:rPr>
-              <w:t xml:space="preserve"> </w:t>
-            </w:r>
-            <w:proofErr w:type="spellStart"/>
-            <w:r>
-              <w:rPr>
-                <w:rFonts w:ascii="Courier New" w:hAnsi="Courier New" w:cs="Courier New"/>
-                <w:sz w:val="14"/>
-              </w:rPr>
-              <w:t>hasil</w:t>
-            </w:r>
-            <w:proofErr w:type="spellEnd"/>
-            <w:r>
-              <w:rPr>
-                <w:rFonts w:ascii="Courier New" w:hAnsi="Courier New" w:cs="Courier New"/>
-                <w:sz w:val="14"/>
-              </w:rPr>
-              <w:t xml:space="preserve"> </w:t>
-            </w:r>
-            <w:proofErr w:type="spellStart"/>
-            <w:r>
-              <w:rPr>
-                <w:rFonts w:ascii="Courier New" w:hAnsi="Courier New" w:cs="Courier New"/>
-                <w:sz w:val="14"/>
-              </w:rPr>
-              <w:t>ke</w:t>
-            </w:r>
-            <w:proofErr w:type="spellEnd"/>
-            <w:r>
-              <w:rPr>
-                <w:rFonts w:ascii="Courier New" w:hAnsi="Courier New" w:cs="Courier New"/>
-                <w:sz w:val="14"/>
-              </w:rPr>
-              <w:t xml:space="preserve"> </w:t>
+              <w:t xml:space="preserve">GET_SYSTEM_PARAM dengan parameter, simpan hasil ke </w:t>
             </w:r>
             <w:r>
               <w:rPr>
@@ -2066,21 +1805,12 @@
                 <w:lang w:val="id-ID"/>
               </w:rPr>
             </w:pPr>
-            <w:proofErr w:type="spellStart"/>
-            <w:r>
-              <w:rPr>
-                <w:rFonts w:ascii="Courier New" w:hAnsi="Courier New" w:cs="Courier New"/>
-                <w:sz w:val="14"/>
-              </w:rPr>
-              <w:t>Jalankan</w:t>
-            </w:r>
-            <w:proofErr w:type="spellEnd"/>
-            <w:r>
-              <w:rPr>
-                <w:rFonts w:ascii="Courier New" w:hAnsi="Courier New" w:cs="Courier New"/>
-                <w:sz w:val="14"/>
-              </w:rPr>
-              <w:t xml:space="preserve"> </w:t>
+            <w:r>
+              <w:rPr>
+                <w:rFonts w:ascii="Courier New" w:hAnsi="Courier New" w:cs="Courier New"/>
+                <w:sz w:val="14"/>
+              </w:rPr>
+              <w:t xml:space="preserve">Jalankan </w:t>
             </w:r>
             <w:r>
               <w:rPr>
@@ -2095,71 +1825,7 @@
                 <w:rFonts w:ascii="Courier New" w:hAnsi="Courier New" w:cs="Courier New"/>
                 <w:sz w:val="14"/>
               </w:rPr>
-              <w:t xml:space="preserve"> </w:t>
-            </w:r>
-            <w:proofErr w:type="spellStart"/>
-            <w:r>
-              <w:rPr>
-                <w:rFonts w:ascii="Courier New" w:hAnsi="Courier New" w:cs="Courier New"/>
-                <w:sz w:val="14"/>
-              </w:rPr>
-              <w:t>dengan</w:t>
-            </w:r>
-            <w:proofErr w:type="spellEnd"/>
-            <w:r>
-              <w:rPr>
-                <w:rFonts w:ascii="Courier New" w:hAnsi="Courier New" w:cs="Courier New"/>
-                <w:sz w:val="14"/>
-              </w:rPr>
-              <w:t xml:space="preserve"> parameter, </w:t>
-            </w:r>
-            <w:proofErr w:type="spellStart"/>
-            <w:r>
-              <w:rPr>
-                <w:rFonts w:ascii="Courier New" w:hAnsi="Courier New" w:cs="Courier New"/>
-                <w:sz w:val="14"/>
-              </w:rPr>
-              <w:t>simpan</w:t>
-            </w:r>
-            <w:proofErr w:type="spellEnd"/>
-            <w:r>
-              <w:rPr>
-                <w:rFonts w:ascii="Courier New" w:hAnsi="Courier New" w:cs="Courier New"/>
-                <w:sz w:val="14"/>
-              </w:rPr>
-              <w:t xml:space="preserve"> </w:t>
-            </w:r>
-            <w:proofErr w:type="spellStart"/>
-            <w:r>
-              <w:rPr>
-                <w:rFonts w:ascii="Courier New" w:hAnsi="Courier New" w:cs="Courier New"/>
-                <w:sz w:val="14"/>
-              </w:rPr>
-              <w:t>hasil</w:t>
-            </w:r>
-            <w:proofErr w:type="spellEnd"/>
-            <w:r>
-              <w:rPr>
-                <w:rFonts w:ascii="Courier New" w:hAnsi="Courier New" w:cs="Courier New"/>
-                <w:sz w:val="14"/>
-              </w:rPr>
-              <w:t xml:space="preserve"> </w:t>
-            </w:r>
-            <w:proofErr w:type="spellStart"/>
-            <w:r>
-              <w:rPr>
-                <w:rFonts w:ascii="Courier New" w:hAnsi="Courier New" w:cs="Courier New"/>
-                <w:sz w:val="14"/>
-              </w:rPr>
-              <w:t>ke</w:t>
-            </w:r>
-            <w:proofErr w:type="spellEnd"/>
-            <w:r>
-              <w:rPr>
-                <w:rFonts w:ascii="Courier New" w:hAnsi="Courier New" w:cs="Courier New"/>
-                <w:sz w:val="14"/>
-              </w:rPr>
-              <w:t xml:space="preserve"> </w:t>
+              <w:t xml:space="preserve"> dengan parameter, simpan hasil ke </w:t>
             </w:r>
             <w:r>
               <w:rPr>
@@ -2284,21 +1950,12 @@
                 <w:sz w:val="14"/>
               </w:rPr>
             </w:pPr>
-            <w:proofErr w:type="spellStart"/>
-            <w:r>
-              <w:rPr>
-                <w:rFonts w:ascii="Courier New" w:hAnsi="Courier New" w:cs="Courier New"/>
-                <w:sz w:val="14"/>
-              </w:rPr>
-              <w:t>Jalankan</w:t>
-            </w:r>
-            <w:proofErr w:type="spellEnd"/>
-            <w:r>
-              <w:rPr>
-                <w:rFonts w:ascii="Courier New" w:hAnsi="Courier New" w:cs="Courier New"/>
-                <w:sz w:val="14"/>
-              </w:rPr>
-              <w:t xml:space="preserve"> REFRESH </w:t>
+            <w:r>
+              <w:rPr>
+                <w:rFonts w:ascii="Courier New" w:hAnsi="Courier New" w:cs="Courier New"/>
+                <w:sz w:val="14"/>
+              </w:rPr>
+              <w:t xml:space="preserve">Jalankan REFRESH </w:t>
             </w:r>
             <w:r>
               <w:rPr>
@@ -2638,7 +2295,6 @@
                 <w:sz w:val="14"/>
               </w:rPr>
             </w:pPr>
-            <w:proofErr w:type="spellStart"/>
             <w:r>
               <w:rPr>
                 <w:rFonts w:ascii="Courier New" w:hAnsi="Courier New" w:cs="Courier New"/>
@@ -2646,7 +2302,6 @@
               </w:rPr>
               <w:t>ComboBox</w:t>
             </w:r>
-            <w:proofErr w:type="spellEnd"/>
           </w:p>
         </w:tc>
         <w:tc>
@@ -2779,23 +2434,7 @@
                 <w:rFonts w:ascii="Courier New" w:hAnsi="Courier New" w:cs="Courier New"/>
                 <w:sz w:val="14"/>
               </w:rPr>
-              <w:t xml:space="preserve">Set Value </w:t>
-            </w:r>
-            <w:proofErr w:type="gramStart"/>
-            <w:r>
-              <w:rPr>
-                <w:rFonts w:ascii="Courier New" w:hAnsi="Courier New" w:cs="Courier New"/>
-                <w:sz w:val="14"/>
-              </w:rPr>
-              <w:t xml:space="preserve">  :</w:t>
-            </w:r>
-            <w:proofErr w:type="gramEnd"/>
-            <w:r>
-              <w:rPr>
-                <w:rFonts w:ascii="Courier New" w:hAnsi="Courier New" w:cs="Courier New"/>
-                <w:sz w:val="14"/>
-              </w:rPr>
-              <w:t xml:space="preserve"> CPROPERTY_NAME</w:t>
+              <w:t>Set Value   : CPROPERTY_NAME</w:t>
             </w:r>
           </w:p>
           <w:p>
@@ -2834,22 +2473,13 @@
                 <w:sz w:val="14"/>
               </w:rPr>
             </w:pPr>
-            <w:proofErr w:type="gramStart"/>
             <w:r>
               <w:rPr>
                 <w:rFonts w:ascii="Courier New" w:hAnsi="Courier New" w:cs="Courier New"/>
                 <w:sz w:val="14"/>
               </w:rPr>
               <w:lastRenderedPageBreak/>
-              <w:t>Default :</w:t>
-            </w:r>
-            <w:proofErr w:type="gramEnd"/>
-            <w:r>
-              <w:rPr>
-                <w:rFonts w:ascii="Courier New" w:hAnsi="Courier New" w:cs="Courier New"/>
-                <w:sz w:val="14"/>
-              </w:rPr>
-              <w:t xml:space="preserve"> Select top 1</w:t>
+              <w:t>Default : Select top 1</w:t>
             </w:r>
           </w:p>
           <w:p>
@@ -2866,23 +2496,7 @@
                 <w:rFonts w:ascii="Courier New" w:hAnsi="Courier New" w:cs="Courier New"/>
                 <w:sz w:val="14"/>
               </w:rPr>
-              <w:t xml:space="preserve">VALUE </w:t>
-            </w:r>
-            <w:proofErr w:type="gramStart"/>
-            <w:r>
-              <w:rPr>
-                <w:rFonts w:ascii="Courier New" w:hAnsi="Courier New" w:cs="Courier New"/>
-                <w:sz w:val="14"/>
-              </w:rPr>
-              <w:t>CHANGED :</w:t>
-            </w:r>
-            <w:proofErr w:type="gramEnd"/>
-            <w:r>
-              <w:rPr>
-                <w:rFonts w:ascii="Courier New" w:hAnsi="Courier New" w:cs="Courier New"/>
-                <w:sz w:val="14"/>
-              </w:rPr>
-              <w:t xml:space="preserve"> CLEAR ALL GRID</w:t>
+              <w:t>VALUE CHANGED : CLEAR ALL GRID</w:t>
             </w:r>
           </w:p>
           <w:p>
@@ -3165,7 +2779,6 @@
                 <w:sz w:val="14"/>
               </w:rPr>
             </w:pPr>
-            <w:proofErr w:type="spellStart"/>
             <w:r>
               <w:rPr>
                 <w:rFonts w:ascii="Courier New" w:hAnsi="Courier New" w:cs="Courier New"/>
@@ -3173,79 +2786,30 @@
               </w:rPr>
               <w:t>Combobox</w:t>
             </w:r>
-            <w:proofErr w:type="spellEnd"/>
-          </w:p>
-          <w:p>
-            <w:pPr>
-              <w:pStyle w:val="NoSpacing"/>
-              <w:rPr>
-                <w:rFonts w:ascii="Courier New" w:hAnsi="Courier New" w:cs="Courier New"/>
-                <w:sz w:val="14"/>
-              </w:rPr>
-            </w:pPr>
-          </w:p>
-          <w:p>
-            <w:pPr>
-              <w:pStyle w:val="NoSpacing"/>
-              <w:rPr>
-                <w:rFonts w:ascii="Courier New" w:hAnsi="Courier New" w:cs="Courier New"/>
-                <w:sz w:val="14"/>
-              </w:rPr>
-            </w:pPr>
-            <w:r>
-              <w:rPr>
-                <w:rFonts w:ascii="Courier New" w:hAnsi="Courier New" w:cs="Courier New"/>
-                <w:sz w:val="14"/>
-              </w:rPr>
-              <w:t xml:space="preserve">Isi </w:t>
-            </w:r>
-            <w:proofErr w:type="spellStart"/>
-            <w:r>
-              <w:rPr>
-                <w:rFonts w:ascii="Courier New" w:hAnsi="Courier New" w:cs="Courier New"/>
-                <w:sz w:val="14"/>
-              </w:rPr>
-              <w:t>combobox</w:t>
-            </w:r>
-            <w:proofErr w:type="spellEnd"/>
-            <w:r>
-              <w:rPr>
-                <w:rFonts w:ascii="Courier New" w:hAnsi="Courier New" w:cs="Courier New"/>
-                <w:sz w:val="14"/>
-              </w:rPr>
-              <w:t xml:space="preserve"> </w:t>
-            </w:r>
-            <w:proofErr w:type="spellStart"/>
-            <w:r>
-              <w:rPr>
-                <w:rFonts w:ascii="Courier New" w:hAnsi="Courier New" w:cs="Courier New"/>
-                <w:sz w:val="14"/>
-              </w:rPr>
-              <w:t>dengan</w:t>
-            </w:r>
-            <w:proofErr w:type="spellEnd"/>
-            <w:r>
-              <w:rPr>
-                <w:rFonts w:ascii="Courier New" w:hAnsi="Courier New" w:cs="Courier New"/>
-                <w:sz w:val="14"/>
-              </w:rPr>
-              <w:t xml:space="preserve"> RSP_GS_GET_PERIOD_DT_LIST </w:t>
-            </w:r>
-            <w:proofErr w:type="spellStart"/>
-            <w:r>
-              <w:rPr>
-                <w:rFonts w:ascii="Courier New" w:hAnsi="Courier New" w:cs="Courier New"/>
-                <w:sz w:val="14"/>
-              </w:rPr>
-              <w:t>dengan</w:t>
-            </w:r>
-            <w:proofErr w:type="spellEnd"/>
-            <w:r>
-              <w:rPr>
-                <w:rFonts w:ascii="Courier New" w:hAnsi="Courier New" w:cs="Courier New"/>
-                <w:sz w:val="14"/>
-              </w:rPr>
-              <w:t xml:space="preserve"> parameter:</w:t>
+          </w:p>
+          <w:p>
+            <w:pPr>
+              <w:pStyle w:val="NoSpacing"/>
+              <w:rPr>
+                <w:rFonts w:ascii="Courier New" w:hAnsi="Courier New" w:cs="Courier New"/>
+                <w:sz w:val="14"/>
+              </w:rPr>
+            </w:pPr>
+          </w:p>
+          <w:p>
+            <w:pPr>
+              <w:pStyle w:val="NoSpacing"/>
+              <w:rPr>
+                <w:rFonts w:ascii="Courier New" w:hAnsi="Courier New" w:cs="Courier New"/>
+                <w:sz w:val="14"/>
+              </w:rPr>
+            </w:pPr>
+            <w:r>
+              <w:rPr>
+                <w:rFonts w:ascii="Courier New" w:hAnsi="Courier New" w:cs="Courier New"/>
+                <w:sz w:val="14"/>
+              </w:rPr>
+              <w:t>Isi combobox dengan RSP_GS_GET_PERIOD_DT_LIST dengan parameter:</w:t>
             </w:r>
           </w:p>
           <w:p>
@@ -3467,21 +3031,12 @@
                 <w:sz w:val="14"/>
               </w:rPr>
             </w:pPr>
-            <w:proofErr w:type="spellStart"/>
-            <w:r>
-              <w:rPr>
-                <w:rFonts w:ascii="Courier New" w:hAnsi="Courier New" w:cs="Courier New"/>
-                <w:sz w:val="14"/>
-              </w:rPr>
-              <w:t>Jalankan</w:t>
-            </w:r>
-            <w:proofErr w:type="spellEnd"/>
-            <w:r>
-              <w:rPr>
-                <w:rFonts w:ascii="Courier New" w:hAnsi="Courier New" w:cs="Courier New"/>
-                <w:sz w:val="14"/>
-              </w:rPr>
-              <w:t xml:space="preserve"> REFRESH </w:t>
+            <w:r>
+              <w:rPr>
+                <w:rFonts w:ascii="Courier New" w:hAnsi="Courier New" w:cs="Courier New"/>
+                <w:sz w:val="14"/>
+              </w:rPr>
+              <w:t xml:space="preserve">Jalankan REFRESH </w:t>
             </w:r>
             <w:r>
               <w:rPr>
@@ -3534,21 +3089,12 @@
                 <w:sz w:val="14"/>
               </w:rPr>
             </w:pPr>
-            <w:proofErr w:type="spellStart"/>
-            <w:r>
-              <w:rPr>
-                <w:rFonts w:ascii="Courier New" w:hAnsi="Courier New" w:cs="Courier New"/>
-                <w:sz w:val="14"/>
-              </w:rPr>
-              <w:t>Jalankan</w:t>
-            </w:r>
-            <w:proofErr w:type="spellEnd"/>
-            <w:r>
-              <w:rPr>
-                <w:rFonts w:ascii="Courier New" w:hAnsi="Courier New" w:cs="Courier New"/>
-                <w:sz w:val="14"/>
-              </w:rPr>
-              <w:t xml:space="preserve"> </w:t>
+            <w:r>
+              <w:rPr>
+                <w:rFonts w:ascii="Courier New" w:hAnsi="Courier New" w:cs="Courier New"/>
+                <w:sz w:val="14"/>
+              </w:rPr>
+              <w:t xml:space="preserve">Jalankan </w:t>
             </w:r>
             <w:r>
               <w:rPr>
@@ -3757,17 +3303,8 @@
                 <w:rFonts w:ascii="Courier New" w:hAnsi="Courier New" w:cs="Courier New"/>
                 <w:sz w:val="14"/>
               </w:rPr>
-              <w:t xml:space="preserve">Please choose </w:t>
-            </w:r>
-            <w:proofErr w:type="gramStart"/>
-            <w:r>
-              <w:rPr>
-                <w:rFonts w:ascii="Courier New" w:hAnsi="Courier New" w:cs="Courier New"/>
-                <w:sz w:val="14"/>
-              </w:rPr>
-              <w:t>property !</w:t>
-            </w:r>
-            <w:proofErr w:type="gramEnd"/>
+              <w:t>Please choose property !</w:t>
+            </w:r>
           </w:p>
         </w:tc>
       </w:tr>
@@ -3864,7 +3401,6 @@
               </w:rPr>
               <w:t xml:space="preserve">year </w:t>
             </w:r>
-            <w:proofErr w:type="gramStart"/>
             <w:r>
               <w:rPr>
                 <w:rFonts w:ascii="Courier New" w:hAnsi="Courier New" w:cs="Courier New"/>
@@ -3872,7 +3408,6 @@
               </w:rPr>
               <w:t>period !</w:t>
             </w:r>
-            <w:proofErr w:type="gramEnd"/>
           </w:p>
         </w:tc>
       </w:tr>
@@ -3960,17 +3495,8 @@
                 <w:rFonts w:ascii="Courier New" w:hAnsi="Courier New" w:cs="Courier New"/>
                 <w:sz w:val="14"/>
               </w:rPr>
-              <w:t xml:space="preserve"> </w:t>
-            </w:r>
-            <w:proofErr w:type="gramStart"/>
-            <w:r>
-              <w:rPr>
-                <w:rFonts w:ascii="Courier New" w:hAnsi="Courier New" w:cs="Courier New"/>
-                <w:sz w:val="14"/>
-              </w:rPr>
-              <w:t>period !</w:t>
-            </w:r>
-            <w:proofErr w:type="gramEnd"/>
+              <w:t xml:space="preserve"> period !</w:t>
+            </w:r>
           </w:p>
         </w:tc>
       </w:tr>
@@ -4163,102 +3689,22 @@
                 <w:rFonts w:ascii="Courier New" w:hAnsi="Courier New" w:cs="Courier New"/>
                 <w:sz w:val="14"/>
               </w:rPr>
-              <w:t xml:space="preserve"> </w:t>
-            </w:r>
-            <w:proofErr w:type="spellStart"/>
-            <w:r>
-              <w:rPr>
-                <w:rFonts w:ascii="Courier New" w:hAnsi="Courier New" w:cs="Courier New"/>
-                <w:sz w:val="14"/>
-              </w:rPr>
-              <w:t>dengan</w:t>
-            </w:r>
-            <w:proofErr w:type="spellEnd"/>
-            <w:r>
-              <w:rPr>
-                <w:rFonts w:ascii="Courier New" w:hAnsi="Courier New" w:cs="Courier New"/>
-                <w:sz w:val="14"/>
-              </w:rPr>
-              <w:t xml:space="preserve"> </w:t>
-            </w:r>
-            <w:r>
-              <w:rPr>
-                <w:rFonts w:ascii="Courier New" w:hAnsi="Courier New" w:cs="Courier New"/>
-                <w:sz w:val="14"/>
-              </w:rPr>
-              <w:t>RSP_</w:t>
-            </w:r>
-            <w:r>
-              <w:rPr>
-                <w:rFonts w:ascii="Courier New" w:hAnsi="Courier New" w:cs="Courier New"/>
-                <w:sz w:val="14"/>
-              </w:rPr>
-              <w:t>PM</w:t>
-            </w:r>
-            <w:r>
-              <w:rPr>
-                <w:rFonts w:ascii="Courier New" w:hAnsi="Courier New" w:cs="Courier New"/>
-                <w:sz w:val="14"/>
-              </w:rPr>
-              <w:t>_GET_</w:t>
-            </w:r>
-            <w:r>
-              <w:rPr>
-                <w:rFonts w:ascii="Courier New" w:hAnsi="Courier New" w:cs="Courier New"/>
-                <w:sz w:val="14"/>
-              </w:rPr>
-              <w:t>OV</w:t>
-            </w:r>
-            <w:r>
-              <w:rPr>
-                <w:rFonts w:ascii="Courier New" w:hAnsi="Courier New" w:cs="Courier New"/>
-                <w:sz w:val="14"/>
-              </w:rPr>
-              <w:t>T</w:t>
-            </w:r>
-            <w:r>
-              <w:rPr>
-                <w:rFonts w:ascii="Courier New" w:hAnsi="Courier New" w:cs="Courier New"/>
-                <w:sz w:val="14"/>
-              </w:rPr>
-              <w:t>_</w:t>
-            </w:r>
-            <w:r>
-              <w:rPr>
-                <w:rFonts w:ascii="Courier New" w:hAnsi="Courier New" w:cs="Courier New"/>
-                <w:sz w:val="14"/>
-              </w:rPr>
-              <w:t>AGREE</w:t>
-            </w:r>
-            <w:r>
-              <w:rPr>
-                <w:rFonts w:ascii="Courier New" w:hAnsi="Courier New" w:cs="Courier New"/>
-                <w:sz w:val="14"/>
-              </w:rPr>
-              <w:t>NO_</w:t>
-            </w:r>
-            <w:r>
-              <w:rPr>
-                <w:rFonts w:ascii="Courier New" w:hAnsi="Courier New" w:cs="Courier New"/>
-                <w:sz w:val="14"/>
-              </w:rPr>
-              <w:t xml:space="preserve">LIST </w:t>
-            </w:r>
-            <w:proofErr w:type="spellStart"/>
-            <w:r>
-              <w:rPr>
-                <w:rFonts w:ascii="Courier New" w:hAnsi="Courier New" w:cs="Courier New"/>
-                <w:sz w:val="14"/>
-              </w:rPr>
-              <w:t>dengan</w:t>
-            </w:r>
-            <w:proofErr w:type="spellEnd"/>
-            <w:r>
-              <w:rPr>
-                <w:rFonts w:ascii="Courier New" w:hAnsi="Courier New" w:cs="Courier New"/>
-                <w:sz w:val="14"/>
-              </w:rPr>
-              <w:t xml:space="preserve"> parameter:</w:t>
+              <w:t xml:space="preserve"> dengan </w:t>
+            </w:r>
+            <w:r>
+              <w:rPr>
+                <w:rFonts w:ascii="Courier New" w:hAnsi="Courier New" w:cs="Courier New"/>
+                <w:sz w:val="14"/>
+                <w:lang w:val="en-ID"/>
+              </w:rPr>
+              <w:t>RSP_PM_GET_OVT_AGGRENO_LIST</w:t>
+            </w:r>
+            <w:r>
+              <w:rPr>
+                <w:rFonts w:ascii="Courier New" w:hAnsi="Courier New" w:cs="Courier New"/>
+                <w:sz w:val="14"/>
+              </w:rPr>
+              <w:t xml:space="preserve"> dengan parameter:</w:t>
             </w:r>
           </w:p>
           <w:p>
@@ -4370,23 +3816,7 @@
                 <w:rFonts w:ascii="Courier New" w:hAnsi="Courier New" w:cs="Courier New"/>
                 <w:sz w:val="14"/>
               </w:rPr>
-              <w:t xml:space="preserve"> YEAR + CPERIOD MONTH Format </w:t>
-            </w:r>
-            <w:proofErr w:type="spellStart"/>
-            <w:r>
-              <w:rPr>
-                <w:rFonts w:ascii="Courier New" w:hAnsi="Courier New" w:cs="Courier New"/>
-                <w:sz w:val="14"/>
-              </w:rPr>
-              <w:t>yyyymm</w:t>
-            </w:r>
-            <w:proofErr w:type="spellEnd"/>
-            <w:r>
-              <w:rPr>
-                <w:rFonts w:ascii="Courier New" w:hAnsi="Courier New" w:cs="Courier New"/>
-                <w:sz w:val="14"/>
-              </w:rPr>
-              <w:t>)</w:t>
+              <w:t xml:space="preserve"> YEAR + CPERIOD MONTH Format yyyymm)</w:t>
             </w:r>
             <w:r>
               <w:rPr>
@@ -4517,21 +3947,12 @@
                 <w:lang w:val="id-ID"/>
               </w:rPr>
             </w:pPr>
-            <w:proofErr w:type="spellStart"/>
-            <w:r>
-              <w:rPr>
-                <w:rFonts w:ascii="Courier New" w:hAnsi="Courier New" w:cs="Courier New"/>
-                <w:sz w:val="14"/>
-              </w:rPr>
-              <w:t>Pindah</w:t>
-            </w:r>
-            <w:proofErr w:type="spellEnd"/>
-            <w:r>
-              <w:rPr>
-                <w:rFonts w:ascii="Courier New" w:hAnsi="Courier New" w:cs="Courier New"/>
-                <w:sz w:val="14"/>
-              </w:rPr>
-              <w:t xml:space="preserve"> row </w:t>
+            <w:r>
+              <w:rPr>
+                <w:rFonts w:ascii="Courier New" w:hAnsi="Courier New" w:cs="Courier New"/>
+                <w:sz w:val="14"/>
+              </w:rPr>
+              <w:t xml:space="preserve">Pindah row </w:t>
             </w:r>
             <w:r>
               <w:rPr>
@@ -4545,39 +3966,7 @@
                 <w:rFonts w:ascii="Courier New" w:hAnsi="Courier New" w:cs="Courier New"/>
                 <w:sz w:val="14"/>
               </w:rPr>
-              <w:t xml:space="preserve"> </w:t>
-            </w:r>
-            <w:proofErr w:type="gramStart"/>
-            <w:r>
-              <w:rPr>
-                <w:rFonts w:ascii="Courier New" w:hAnsi="Courier New" w:cs="Courier New"/>
-                <w:sz w:val="14"/>
-              </w:rPr>
-              <w:t>List ,</w:t>
-            </w:r>
-            <w:proofErr w:type="gramEnd"/>
-            <w:r>
-              <w:rPr>
-                <w:rFonts w:ascii="Courier New" w:hAnsi="Courier New" w:cs="Courier New"/>
-                <w:sz w:val="14"/>
-              </w:rPr>
-              <w:t xml:space="preserve"> </w:t>
-            </w:r>
-            <w:proofErr w:type="spellStart"/>
-            <w:r>
-              <w:rPr>
-                <w:rFonts w:ascii="Courier New" w:hAnsi="Courier New" w:cs="Courier New"/>
-                <w:sz w:val="14"/>
-              </w:rPr>
-              <w:t>Jalankan</w:t>
-            </w:r>
-            <w:proofErr w:type="spellEnd"/>
-            <w:r>
-              <w:rPr>
-                <w:rFonts w:ascii="Courier New" w:hAnsi="Courier New" w:cs="Courier New"/>
-                <w:sz w:val="14"/>
-              </w:rPr>
-              <w:t xml:space="preserve"> REFRESH </w:t>
+              <w:t xml:space="preserve"> List , Jalankan REFRESH </w:t>
             </w:r>
             <w:r>
               <w:rPr>
@@ -4607,53 +3996,12 @@
                 <w:lang w:val="id-ID"/>
               </w:rPr>
             </w:pPr>
-            <w:proofErr w:type="spellStart"/>
-            <w:r>
-              <w:rPr>
-                <w:rFonts w:ascii="Courier New" w:hAnsi="Courier New" w:cs="Courier New"/>
-                <w:sz w:val="14"/>
-              </w:rPr>
-              <w:t>Pindah</w:t>
-            </w:r>
-            <w:proofErr w:type="spellEnd"/>
-            <w:r>
-              <w:rPr>
-                <w:rFonts w:ascii="Courier New" w:hAnsi="Courier New" w:cs="Courier New"/>
-                <w:sz w:val="14"/>
-              </w:rPr>
-              <w:t xml:space="preserve"> row Overtime </w:t>
-            </w:r>
-            <w:proofErr w:type="gramStart"/>
-            <w:r>
-              <w:rPr>
-                <w:rFonts w:ascii="Courier New" w:hAnsi="Courier New" w:cs="Courier New"/>
-                <w:sz w:val="14"/>
-              </w:rPr>
-              <w:t>List ,</w:t>
-            </w:r>
-            <w:proofErr w:type="gramEnd"/>
-            <w:r>
-              <w:rPr>
-                <w:rFonts w:ascii="Courier New" w:hAnsi="Courier New" w:cs="Courier New"/>
-                <w:sz w:val="14"/>
-              </w:rPr>
-              <w:t xml:space="preserve"> </w:t>
-            </w:r>
-            <w:proofErr w:type="spellStart"/>
-            <w:r>
-              <w:rPr>
-                <w:rFonts w:ascii="Courier New" w:hAnsi="Courier New" w:cs="Courier New"/>
-                <w:sz w:val="14"/>
-              </w:rPr>
-              <w:t>Jalankan</w:t>
-            </w:r>
-            <w:proofErr w:type="spellEnd"/>
-            <w:r>
-              <w:rPr>
-                <w:rFonts w:ascii="Courier New" w:hAnsi="Courier New" w:cs="Courier New"/>
-                <w:sz w:val="14"/>
-              </w:rPr>
-              <w:t xml:space="preserve"> REFRESH SERVICE LIST</w:t>
+            <w:r>
+              <w:rPr>
+                <w:rFonts w:ascii="Courier New" w:hAnsi="Courier New" w:cs="Courier New"/>
+                <w:sz w:val="14"/>
+              </w:rPr>
+              <w:t>Pindah row Overtime List , Jalankan REFRESH SERVICE LIST</w:t>
             </w:r>
             <w:r>
               <w:rPr>
@@ -4676,37 +4024,12 @@
                 <w:lang w:val="id-ID"/>
               </w:rPr>
             </w:pPr>
-            <w:proofErr w:type="spellStart"/>
-            <w:r>
-              <w:rPr>
-                <w:rFonts w:ascii="Courier New" w:hAnsi="Courier New" w:cs="Courier New"/>
-                <w:sz w:val="14"/>
-              </w:rPr>
-              <w:t>Pindah</w:t>
-            </w:r>
-            <w:proofErr w:type="spellEnd"/>
-            <w:r>
-              <w:rPr>
-                <w:rFonts w:ascii="Courier New" w:hAnsi="Courier New" w:cs="Courier New"/>
-                <w:sz w:val="14"/>
-              </w:rPr>
-              <w:t xml:space="preserve"> row Service List, </w:t>
-            </w:r>
-            <w:proofErr w:type="spellStart"/>
-            <w:r>
-              <w:rPr>
-                <w:rFonts w:ascii="Courier New" w:hAnsi="Courier New" w:cs="Courier New"/>
-                <w:sz w:val="14"/>
-              </w:rPr>
-              <w:t>Jalankan</w:t>
-            </w:r>
-            <w:proofErr w:type="spellEnd"/>
-            <w:r>
-              <w:rPr>
-                <w:rFonts w:ascii="Courier New" w:hAnsi="Courier New" w:cs="Courier New"/>
-                <w:sz w:val="14"/>
-              </w:rPr>
-              <w:t xml:space="preserve"> REFRESH </w:t>
+            <w:r>
+              <w:rPr>
+                <w:rFonts w:ascii="Courier New" w:hAnsi="Courier New" w:cs="Courier New"/>
+                <w:sz w:val="14"/>
+              </w:rPr>
+              <w:t xml:space="preserve">Pindah row Service List, Jalankan REFRESH </w:t>
             </w:r>
             <w:r>
               <w:rPr>
@@ -5006,23 +4329,7 @@
                 <w:rFonts w:ascii="Courier New" w:hAnsi="Courier New" w:cs="Courier New"/>
                 <w:sz w:val="14"/>
               </w:rPr>
-              <w:t>CTENANT_</w:t>
-            </w:r>
-            <w:proofErr w:type="gramStart"/>
-            <w:r>
-              <w:rPr>
-                <w:rFonts w:ascii="Courier New" w:hAnsi="Courier New" w:cs="Courier New"/>
-                <w:sz w:val="14"/>
-              </w:rPr>
-              <w:t>ID,CTENANT</w:t>
-            </w:r>
-            <w:proofErr w:type="gramEnd"/>
-            <w:r>
-              <w:rPr>
-                <w:rFonts w:ascii="Courier New" w:hAnsi="Courier New" w:cs="Courier New"/>
-                <w:sz w:val="14"/>
-              </w:rPr>
-              <w:t>_NAME</w:t>
+              <w:t>CTENANT_ID,CTENANT_NAME</w:t>
             </w:r>
           </w:p>
         </w:tc>
@@ -5112,23 +4419,7 @@
                 <w:rFonts w:ascii="Courier New" w:hAnsi="Courier New" w:cs="Courier New"/>
                 <w:sz w:val="14"/>
               </w:rPr>
-              <w:t>CBUILDING_</w:t>
-            </w:r>
-            <w:proofErr w:type="gramStart"/>
-            <w:r>
-              <w:rPr>
-                <w:rFonts w:ascii="Courier New" w:hAnsi="Courier New" w:cs="Courier New"/>
-                <w:sz w:val="14"/>
-              </w:rPr>
-              <w:t>ID,CBUILDING</w:t>
-            </w:r>
-            <w:proofErr w:type="gramEnd"/>
-            <w:r>
-              <w:rPr>
-                <w:rFonts w:ascii="Courier New" w:hAnsi="Courier New" w:cs="Courier New"/>
-                <w:sz w:val="14"/>
-              </w:rPr>
-              <w:t>_NAME</w:t>
+              <w:t>CBUILDING_ID,CBUILDING_NAME</w:t>
             </w:r>
           </w:p>
         </w:tc>
@@ -5355,23 +4646,7 @@
                 <w:rFonts w:ascii="Courier New" w:hAnsi="Courier New" w:cs="Courier New"/>
                 <w:sz w:val="14"/>
               </w:rPr>
-              <w:t xml:space="preserve"> List </w:t>
-            </w:r>
-            <w:proofErr w:type="spellStart"/>
-            <w:r>
-              <w:rPr>
-                <w:rFonts w:ascii="Courier New" w:hAnsi="Courier New" w:cs="Courier New"/>
-                <w:sz w:val="14"/>
-              </w:rPr>
-              <w:t>dengan</w:t>
-            </w:r>
-            <w:proofErr w:type="spellEnd"/>
-            <w:r>
-              <w:rPr>
-                <w:rFonts w:ascii="Courier New" w:hAnsi="Courier New" w:cs="Courier New"/>
-                <w:sz w:val="14"/>
-              </w:rPr>
-              <w:t xml:space="preserve"> </w:t>
+              <w:t xml:space="preserve"> List dengan </w:t>
             </w:r>
             <w:r>
               <w:rPr>
@@ -5399,23 +4674,7 @@
                 <w:rFonts w:ascii="Courier New" w:hAnsi="Courier New" w:cs="Courier New"/>
                 <w:sz w:val="14"/>
               </w:rPr>
-              <w:t xml:space="preserve">OVT_LIST </w:t>
-            </w:r>
-            <w:proofErr w:type="spellStart"/>
-            <w:r>
-              <w:rPr>
-                <w:rFonts w:ascii="Courier New" w:hAnsi="Courier New" w:cs="Courier New"/>
-                <w:sz w:val="14"/>
-              </w:rPr>
-              <w:t>dengan</w:t>
-            </w:r>
-            <w:proofErr w:type="spellEnd"/>
-            <w:r>
-              <w:rPr>
-                <w:rFonts w:ascii="Courier New" w:hAnsi="Courier New" w:cs="Courier New"/>
-                <w:sz w:val="14"/>
-              </w:rPr>
-              <w:t xml:space="preserve"> parameter:</w:t>
+              <w:t>OVT_LIST dengan parameter:</w:t>
             </w:r>
           </w:p>
           <w:p>
@@ -5513,23 +4772,7 @@
                 <w:rFonts w:ascii="Courier New" w:hAnsi="Courier New" w:cs="Courier New"/>
                 <w:sz w:val="14"/>
               </w:rPr>
-              <w:t xml:space="preserve">CPERIOD (CPERIOD YEAR + CPERIOD MONTH Format </w:t>
-            </w:r>
-            <w:proofErr w:type="spellStart"/>
-            <w:r>
-              <w:rPr>
-                <w:rFonts w:ascii="Courier New" w:hAnsi="Courier New" w:cs="Courier New"/>
-                <w:sz w:val="14"/>
-              </w:rPr>
-              <w:t>yyyymm</w:t>
-            </w:r>
-            <w:proofErr w:type="spellEnd"/>
-            <w:r>
-              <w:rPr>
-                <w:rFonts w:ascii="Courier New" w:hAnsi="Courier New" w:cs="Courier New"/>
-                <w:sz w:val="14"/>
-              </w:rPr>
-              <w:t xml:space="preserve">) </w:t>
+              <w:t xml:space="preserve">CPERIOD (CPERIOD YEAR + CPERIOD MONTH Format yyyymm) </w:t>
             </w:r>
           </w:p>
           <w:p>
@@ -5676,53 +4919,12 @@
                 <w:lang w:val="id-ID"/>
               </w:rPr>
             </w:pPr>
-            <w:proofErr w:type="spellStart"/>
-            <w:r>
-              <w:rPr>
-                <w:rFonts w:ascii="Courier New" w:hAnsi="Courier New" w:cs="Courier New"/>
-                <w:sz w:val="14"/>
-              </w:rPr>
-              <w:t>Pindah</w:t>
-            </w:r>
-            <w:proofErr w:type="spellEnd"/>
-            <w:r>
-              <w:rPr>
-                <w:rFonts w:ascii="Courier New" w:hAnsi="Courier New" w:cs="Courier New"/>
-                <w:sz w:val="14"/>
-              </w:rPr>
-              <w:t xml:space="preserve"> row Overtime </w:t>
-            </w:r>
-            <w:proofErr w:type="gramStart"/>
-            <w:r>
-              <w:rPr>
-                <w:rFonts w:ascii="Courier New" w:hAnsi="Courier New" w:cs="Courier New"/>
-                <w:sz w:val="14"/>
-              </w:rPr>
-              <w:t>List ,</w:t>
-            </w:r>
-            <w:proofErr w:type="gramEnd"/>
-            <w:r>
-              <w:rPr>
-                <w:rFonts w:ascii="Courier New" w:hAnsi="Courier New" w:cs="Courier New"/>
-                <w:sz w:val="14"/>
-              </w:rPr>
-              <w:t xml:space="preserve"> </w:t>
-            </w:r>
-            <w:proofErr w:type="spellStart"/>
-            <w:r>
-              <w:rPr>
-                <w:rFonts w:ascii="Courier New" w:hAnsi="Courier New" w:cs="Courier New"/>
-                <w:sz w:val="14"/>
-              </w:rPr>
-              <w:t>Jalankan</w:t>
-            </w:r>
-            <w:proofErr w:type="spellEnd"/>
-            <w:r>
-              <w:rPr>
-                <w:rFonts w:ascii="Courier New" w:hAnsi="Courier New" w:cs="Courier New"/>
-                <w:sz w:val="14"/>
-              </w:rPr>
-              <w:t xml:space="preserve"> REFRESH SERVICE LIST PROCESS</w:t>
+            <w:r>
+              <w:rPr>
+                <w:rFonts w:ascii="Courier New" w:hAnsi="Courier New" w:cs="Courier New"/>
+                <w:sz w:val="14"/>
+              </w:rPr>
+              <w:t>Pindah row Overtime List , Jalankan REFRESH SERVICE LIST PROCESS</w:t>
             </w:r>
           </w:p>
           <w:p>
@@ -5738,37 +4940,12 @@
                 <w:lang w:val="id-ID"/>
               </w:rPr>
             </w:pPr>
-            <w:proofErr w:type="spellStart"/>
-            <w:r>
-              <w:rPr>
-                <w:rFonts w:ascii="Courier New" w:hAnsi="Courier New" w:cs="Courier New"/>
-                <w:sz w:val="14"/>
-              </w:rPr>
-              <w:t>Pindah</w:t>
-            </w:r>
-            <w:proofErr w:type="spellEnd"/>
-            <w:r>
-              <w:rPr>
-                <w:rFonts w:ascii="Courier New" w:hAnsi="Courier New" w:cs="Courier New"/>
-                <w:sz w:val="14"/>
-              </w:rPr>
-              <w:t xml:space="preserve"> row Service List, </w:t>
-            </w:r>
-            <w:proofErr w:type="spellStart"/>
-            <w:r>
-              <w:rPr>
-                <w:rFonts w:ascii="Courier New" w:hAnsi="Courier New" w:cs="Courier New"/>
-                <w:sz w:val="14"/>
-              </w:rPr>
-              <w:t>Jalankan</w:t>
-            </w:r>
-            <w:proofErr w:type="spellEnd"/>
-            <w:r>
-              <w:rPr>
-                <w:rFonts w:ascii="Courier New" w:hAnsi="Courier New" w:cs="Courier New"/>
-                <w:sz w:val="14"/>
-              </w:rPr>
-              <w:t xml:space="preserve"> REFRESH UNIT LIST PROCESS</w:t>
+            <w:r>
+              <w:rPr>
+                <w:rFonts w:ascii="Courier New" w:hAnsi="Courier New" w:cs="Courier New"/>
+                <w:sz w:val="14"/>
+              </w:rPr>
+              <w:t>Pindah row Service List, Jalankan REFRESH UNIT LIST PROCESS</w:t>
             </w:r>
           </w:p>
         </w:tc>
@@ -5964,8 +5141,6 @@
                 <w:sz w:val="14"/>
               </w:rPr>
             </w:pPr>
-            <w:proofErr w:type="spellStart"/>
-            <w:proofErr w:type="gramStart"/>
             <w:r>
               <w:rPr>
                 <w:rFonts w:ascii="Courier New" w:hAnsi="Courier New" w:cs="Courier New"/>
@@ -5973,8 +5148,6 @@
               </w:rPr>
               <w:t>Label,Hidden</w:t>
             </w:r>
-            <w:proofErr w:type="spellEnd"/>
-            <w:proofErr w:type="gramEnd"/>
           </w:p>
         </w:tc>
         <w:tc>
@@ -6058,8 +5231,6 @@
                 <w:sz w:val="14"/>
               </w:rPr>
             </w:pPr>
-            <w:proofErr w:type="spellStart"/>
-            <w:proofErr w:type="gramStart"/>
             <w:r>
               <w:rPr>
                 <w:rFonts w:ascii="Courier New" w:hAnsi="Courier New" w:cs="Courier New"/>
@@ -6067,8 +5238,6 @@
               </w:rPr>
               <w:t>Label,Hidden</w:t>
             </w:r>
-            <w:proofErr w:type="spellEnd"/>
-            <w:proofErr w:type="gramEnd"/>
           </w:p>
         </w:tc>
         <w:tc>
@@ -6152,8 +5321,6 @@
                 <w:sz w:val="14"/>
               </w:rPr>
             </w:pPr>
-            <w:proofErr w:type="spellStart"/>
-            <w:proofErr w:type="gramStart"/>
             <w:r>
               <w:rPr>
                 <w:rFonts w:ascii="Courier New" w:hAnsi="Courier New" w:cs="Courier New"/>
@@ -6161,8 +5328,6 @@
               </w:rPr>
               <w:t>Label,Hidden</w:t>
             </w:r>
-            <w:proofErr w:type="spellEnd"/>
-            <w:proofErr w:type="gramEnd"/>
           </w:p>
         </w:tc>
         <w:tc>
@@ -6246,8 +5411,6 @@
                 <w:sz w:val="14"/>
               </w:rPr>
             </w:pPr>
-            <w:proofErr w:type="spellStart"/>
-            <w:proofErr w:type="gramStart"/>
             <w:r>
               <w:rPr>
                 <w:rFonts w:ascii="Courier New" w:hAnsi="Courier New" w:cs="Courier New"/>
@@ -6255,8 +5418,6 @@
               </w:rPr>
               <w:t>Label,Hidden</w:t>
             </w:r>
-            <w:proofErr w:type="spellEnd"/>
-            <w:proofErr w:type="gramEnd"/>
           </w:p>
         </w:tc>
         <w:tc>
@@ -6340,8 +5501,6 @@
                 <w:sz w:val="14"/>
               </w:rPr>
             </w:pPr>
-            <w:proofErr w:type="spellStart"/>
-            <w:proofErr w:type="gramStart"/>
             <w:r>
               <w:rPr>
                 <w:rFonts w:ascii="Courier New" w:hAnsi="Courier New" w:cs="Courier New"/>
@@ -6349,8 +5508,6 @@
               </w:rPr>
               <w:t>Label,Hidden</w:t>
             </w:r>
-            <w:proofErr w:type="spellEnd"/>
-            <w:proofErr w:type="gramEnd"/>
           </w:p>
         </w:tc>
         <w:tc>
@@ -6434,8 +5591,6 @@
                 <w:sz w:val="14"/>
               </w:rPr>
             </w:pPr>
-            <w:proofErr w:type="spellStart"/>
-            <w:proofErr w:type="gramStart"/>
             <w:r>
               <w:rPr>
                 <w:rFonts w:ascii="Courier New" w:hAnsi="Courier New" w:cs="Courier New"/>
@@ -6443,8 +5598,6 @@
               </w:rPr>
               <w:t>Label,Hidden</w:t>
             </w:r>
-            <w:proofErr w:type="spellEnd"/>
-            <w:proofErr w:type="gramEnd"/>
           </w:p>
         </w:tc>
         <w:tc>
@@ -6527,8 +5680,6 @@
                 <w:sz w:val="14"/>
               </w:rPr>
             </w:pPr>
-            <w:proofErr w:type="spellStart"/>
-            <w:proofErr w:type="gramStart"/>
             <w:r>
               <w:rPr>
                 <w:rFonts w:ascii="Courier New" w:hAnsi="Courier New" w:cs="Courier New"/>
@@ -6536,8 +5687,6 @@
               </w:rPr>
               <w:t>Label,Hidden</w:t>
             </w:r>
-            <w:proofErr w:type="spellEnd"/>
-            <w:proofErr w:type="gramEnd"/>
           </w:p>
         </w:tc>
         <w:tc>
@@ -6637,8 +5786,6 @@
                 <w:sz w:val="14"/>
               </w:rPr>
             </w:pPr>
-            <w:proofErr w:type="spellStart"/>
-            <w:proofErr w:type="gramStart"/>
             <w:r>
               <w:rPr>
                 <w:rFonts w:ascii="Courier New" w:hAnsi="Courier New" w:cs="Courier New"/>
@@ -6646,8 +5793,6 @@
               </w:rPr>
               <w:t>Label,Hidden</w:t>
             </w:r>
-            <w:proofErr w:type="spellEnd"/>
-            <w:proofErr w:type="gramEnd"/>
           </w:p>
         </w:tc>
         <w:tc>
@@ -6747,8 +5892,6 @@
                 <w:sz w:val="14"/>
               </w:rPr>
             </w:pPr>
-            <w:proofErr w:type="spellStart"/>
-            <w:proofErr w:type="gramStart"/>
             <w:r>
               <w:rPr>
                 <w:rFonts w:ascii="Courier New" w:hAnsi="Courier New" w:cs="Courier New"/>
@@ -6756,8 +5899,6 @@
               </w:rPr>
               <w:t>Label,Hidden</w:t>
             </w:r>
-            <w:proofErr w:type="spellEnd"/>
-            <w:proofErr w:type="gramEnd"/>
           </w:p>
         </w:tc>
         <w:tc>
@@ -7823,23 +6964,7 @@
                 <w:rFonts w:ascii="Courier New" w:hAnsi="Courier New" w:cs="Courier New"/>
                 <w:sz w:val="14"/>
               </w:rPr>
-              <w:t xml:space="preserve">Refresh Service List </w:t>
-            </w:r>
-            <w:proofErr w:type="spellStart"/>
-            <w:r>
-              <w:rPr>
-                <w:rFonts w:ascii="Courier New" w:hAnsi="Courier New" w:cs="Courier New"/>
-                <w:sz w:val="14"/>
-              </w:rPr>
-              <w:t>dengan</w:t>
-            </w:r>
-            <w:proofErr w:type="spellEnd"/>
-            <w:r>
-              <w:rPr>
-                <w:rFonts w:ascii="Courier New" w:hAnsi="Courier New" w:cs="Courier New"/>
-                <w:sz w:val="14"/>
-              </w:rPr>
-              <w:t xml:space="preserve"> </w:t>
+              <w:t xml:space="preserve">Refresh Service List dengan </w:t>
             </w:r>
             <w:r>
               <w:rPr>
@@ -7867,23 +6992,7 @@
                 <w:rFonts w:ascii="Courier New" w:hAnsi="Courier New" w:cs="Courier New"/>
                 <w:sz w:val="14"/>
               </w:rPr>
-              <w:t xml:space="preserve">OVT_SERVICE_LIST </w:t>
-            </w:r>
-            <w:proofErr w:type="spellStart"/>
-            <w:r>
-              <w:rPr>
-                <w:rFonts w:ascii="Courier New" w:hAnsi="Courier New" w:cs="Courier New"/>
-                <w:sz w:val="14"/>
-              </w:rPr>
-              <w:t>dengan</w:t>
-            </w:r>
-            <w:proofErr w:type="spellEnd"/>
-            <w:r>
-              <w:rPr>
-                <w:rFonts w:ascii="Courier New" w:hAnsi="Courier New" w:cs="Courier New"/>
-                <w:sz w:val="14"/>
-              </w:rPr>
-              <w:t xml:space="preserve"> parameter:</w:t>
+              <w:t>OVT_SERVICE_LIST dengan parameter:</w:t>
             </w:r>
           </w:p>
           <w:p>
@@ -8152,8 +7261,6 @@
                 <w:sz w:val="14"/>
               </w:rPr>
             </w:pPr>
-            <w:proofErr w:type="spellStart"/>
-            <w:proofErr w:type="gramStart"/>
             <w:r>
               <w:rPr>
                 <w:rFonts w:ascii="Courier New" w:hAnsi="Courier New" w:cs="Courier New"/>
@@ -8161,8 +7268,6 @@
               </w:rPr>
               <w:t>Label,Hidden</w:t>
             </w:r>
-            <w:proofErr w:type="spellEnd"/>
-            <w:proofErr w:type="gramEnd"/>
           </w:p>
         </w:tc>
         <w:tc>
@@ -8246,8 +7351,6 @@
                 <w:sz w:val="14"/>
               </w:rPr>
             </w:pPr>
-            <w:proofErr w:type="spellStart"/>
-            <w:proofErr w:type="gramStart"/>
             <w:r>
               <w:rPr>
                 <w:rFonts w:ascii="Courier New" w:hAnsi="Courier New" w:cs="Courier New"/>
@@ -8255,8 +7358,6 @@
               </w:rPr>
               <w:t>Label,Hidden</w:t>
             </w:r>
-            <w:proofErr w:type="spellEnd"/>
-            <w:proofErr w:type="gramEnd"/>
           </w:p>
         </w:tc>
         <w:tc>
@@ -8340,8 +7441,6 @@
                 <w:sz w:val="14"/>
               </w:rPr>
             </w:pPr>
-            <w:proofErr w:type="spellStart"/>
-            <w:proofErr w:type="gramStart"/>
             <w:r>
               <w:rPr>
                 <w:rFonts w:ascii="Courier New" w:hAnsi="Courier New" w:cs="Courier New"/>
@@ -8349,8 +7448,6 @@
               </w:rPr>
               <w:t>Label,Hidden</w:t>
             </w:r>
-            <w:proofErr w:type="spellEnd"/>
-            <w:proofErr w:type="gramEnd"/>
           </w:p>
         </w:tc>
         <w:tc>
@@ -8434,8 +7531,6 @@
                 <w:sz w:val="14"/>
               </w:rPr>
             </w:pPr>
-            <w:proofErr w:type="spellStart"/>
-            <w:proofErr w:type="gramStart"/>
             <w:r>
               <w:rPr>
                 <w:rFonts w:ascii="Courier New" w:hAnsi="Courier New" w:cs="Courier New"/>
@@ -8443,8 +7538,6 @@
               </w:rPr>
               <w:t>Label,Hidden</w:t>
             </w:r>
-            <w:proofErr w:type="spellEnd"/>
-            <w:proofErr w:type="gramEnd"/>
           </w:p>
         </w:tc>
         <w:tc>
@@ -8528,8 +7621,6 @@
                 <w:sz w:val="14"/>
               </w:rPr>
             </w:pPr>
-            <w:proofErr w:type="spellStart"/>
-            <w:proofErr w:type="gramStart"/>
             <w:r>
               <w:rPr>
                 <w:rFonts w:ascii="Courier New" w:hAnsi="Courier New" w:cs="Courier New"/>
@@ -8537,8 +7628,6 @@
               </w:rPr>
               <w:t>Label,Hidden</w:t>
             </w:r>
-            <w:proofErr w:type="spellEnd"/>
-            <w:proofErr w:type="gramEnd"/>
           </w:p>
         </w:tc>
         <w:tc>
@@ -8622,8 +7711,6 @@
                 <w:sz w:val="14"/>
               </w:rPr>
             </w:pPr>
-            <w:proofErr w:type="spellStart"/>
-            <w:proofErr w:type="gramStart"/>
             <w:r>
               <w:rPr>
                 <w:rFonts w:ascii="Courier New" w:hAnsi="Courier New" w:cs="Courier New"/>
@@ -8631,8 +7718,6 @@
               </w:rPr>
               <w:t>Label,Hidden</w:t>
             </w:r>
-            <w:proofErr w:type="spellEnd"/>
-            <w:proofErr w:type="gramEnd"/>
           </w:p>
         </w:tc>
         <w:tc>
@@ -8716,8 +7801,6 @@
                 <w:sz w:val="14"/>
               </w:rPr>
             </w:pPr>
-            <w:proofErr w:type="spellStart"/>
-            <w:proofErr w:type="gramStart"/>
             <w:r>
               <w:rPr>
                 <w:rFonts w:ascii="Courier New" w:hAnsi="Courier New" w:cs="Courier New"/>
@@ -8725,8 +7808,6 @@
               </w:rPr>
               <w:t>Label,Hidden</w:t>
             </w:r>
-            <w:proofErr w:type="spellEnd"/>
-            <w:proofErr w:type="gramEnd"/>
           </w:p>
         </w:tc>
         <w:tc>
@@ -9090,25 +8171,7 @@
                 <w:sz w:val="14"/>
                 <w:lang w:eastAsia="zh-CN"/>
               </w:rPr>
-              <w:t xml:space="preserve">Format </w:t>
-            </w:r>
-            <w:proofErr w:type="spellStart"/>
-            <w:r>
-              <w:rPr>
-                <w:rFonts w:ascii="Courier New" w:eastAsiaTheme="minorEastAsia" w:hAnsi="Courier New" w:cs="Courier New"/>
-                <w:sz w:val="14"/>
-                <w:lang w:eastAsia="zh-CN"/>
-              </w:rPr>
-              <w:t>sesuai</w:t>
-            </w:r>
-            <w:proofErr w:type="spellEnd"/>
-            <w:r>
-              <w:rPr>
-                <w:rFonts w:ascii="Courier New" w:eastAsiaTheme="minorEastAsia" w:hAnsi="Courier New" w:cs="Courier New"/>
-                <w:sz w:val="14"/>
-                <w:lang w:eastAsia="zh-CN"/>
-              </w:rPr>
-              <w:t xml:space="preserve"> culture</w:t>
+              <w:t>Format sesuai culture</w:t>
             </w:r>
           </w:p>
         </w:tc>
@@ -9206,25 +8269,7 @@
                 <w:sz w:val="14"/>
                 <w:lang w:eastAsia="zh-CN"/>
               </w:rPr>
-              <w:t xml:space="preserve">Format </w:t>
-            </w:r>
-            <w:proofErr w:type="spellStart"/>
-            <w:r>
-              <w:rPr>
-                <w:rFonts w:ascii="Courier New" w:eastAsiaTheme="minorEastAsia" w:hAnsi="Courier New" w:cs="Courier New"/>
-                <w:sz w:val="14"/>
-                <w:lang w:eastAsia="zh-CN"/>
-              </w:rPr>
-              <w:t>sesuai</w:t>
-            </w:r>
-            <w:proofErr w:type="spellEnd"/>
-            <w:r>
-              <w:rPr>
-                <w:rFonts w:ascii="Courier New" w:eastAsiaTheme="minorEastAsia" w:hAnsi="Courier New" w:cs="Courier New"/>
-                <w:sz w:val="14"/>
-                <w:lang w:eastAsia="zh-CN"/>
-              </w:rPr>
-              <w:t xml:space="preserve"> culture</w:t>
+              <w:t>Format sesuai culture</w:t>
             </w:r>
           </w:p>
         </w:tc>
@@ -9613,23 +8658,7 @@
                 <w:rFonts w:ascii="Courier New" w:hAnsi="Courier New" w:cs="Courier New"/>
                 <w:sz w:val="14"/>
               </w:rPr>
-              <w:t xml:space="preserve"> List </w:t>
-            </w:r>
-            <w:proofErr w:type="spellStart"/>
-            <w:r>
-              <w:rPr>
-                <w:rFonts w:ascii="Courier New" w:hAnsi="Courier New" w:cs="Courier New"/>
-                <w:sz w:val="14"/>
-              </w:rPr>
-              <w:t>dengan</w:t>
-            </w:r>
-            <w:proofErr w:type="spellEnd"/>
-            <w:r>
-              <w:rPr>
-                <w:rFonts w:ascii="Courier New" w:hAnsi="Courier New" w:cs="Courier New"/>
-                <w:sz w:val="14"/>
-              </w:rPr>
-              <w:t xml:space="preserve"> </w:t>
+              <w:t xml:space="preserve"> List dengan </w:t>
             </w:r>
             <w:r>
               <w:rPr>
@@ -9657,23 +8686,7 @@
                 <w:rFonts w:ascii="Courier New" w:hAnsi="Courier New" w:cs="Courier New"/>
                 <w:sz w:val="14"/>
               </w:rPr>
-              <w:t xml:space="preserve">OVT_UNIT_LIST </w:t>
-            </w:r>
-            <w:proofErr w:type="spellStart"/>
-            <w:r>
-              <w:rPr>
-                <w:rFonts w:ascii="Courier New" w:hAnsi="Courier New" w:cs="Courier New"/>
-                <w:sz w:val="14"/>
-              </w:rPr>
-              <w:t>dengan</w:t>
-            </w:r>
-            <w:proofErr w:type="spellEnd"/>
-            <w:r>
-              <w:rPr>
-                <w:rFonts w:ascii="Courier New" w:hAnsi="Courier New" w:cs="Courier New"/>
-                <w:sz w:val="14"/>
-              </w:rPr>
-              <w:t xml:space="preserve"> parameter:</w:t>
+              <w:t>OVT_UNIT_LIST dengan parameter:</w:t>
             </w:r>
           </w:p>
           <w:p>
@@ -10932,7 +9945,6 @@
                 <w:sz w:val="14"/>
               </w:rPr>
             </w:pPr>
-            <w:proofErr w:type="spellStart"/>
             <w:r>
               <w:rPr>
                 <w:rFonts w:ascii="Courier New" w:hAnsi="Courier New" w:cs="Courier New"/>
@@ -10940,7 +9952,6 @@
               </w:rPr>
               <w:t>ComboBox</w:t>
             </w:r>
-            <w:proofErr w:type="spellEnd"/>
           </w:p>
         </w:tc>
         <w:tc>
@@ -11073,23 +10084,7 @@
                 <w:rFonts w:ascii="Courier New" w:hAnsi="Courier New" w:cs="Courier New"/>
                 <w:sz w:val="14"/>
               </w:rPr>
-              <w:t xml:space="preserve">Set Value </w:t>
-            </w:r>
-            <w:proofErr w:type="gramStart"/>
-            <w:r>
-              <w:rPr>
-                <w:rFonts w:ascii="Courier New" w:hAnsi="Courier New" w:cs="Courier New"/>
-                <w:sz w:val="14"/>
-              </w:rPr>
-              <w:t xml:space="preserve">  :</w:t>
-            </w:r>
-            <w:proofErr w:type="gramEnd"/>
-            <w:r>
-              <w:rPr>
-                <w:rFonts w:ascii="Courier New" w:hAnsi="Courier New" w:cs="Courier New"/>
-                <w:sz w:val="14"/>
-              </w:rPr>
-              <w:t xml:space="preserve"> CPROPERTY_NAME</w:t>
+              <w:t>Set Value   : CPROPERTY_NAME</w:t>
             </w:r>
           </w:p>
           <w:p>
@@ -11128,21 +10123,12 @@
                 <w:sz w:val="14"/>
               </w:rPr>
             </w:pPr>
-            <w:proofErr w:type="gramStart"/>
-            <w:r>
-              <w:rPr>
-                <w:rFonts w:ascii="Courier New" w:hAnsi="Courier New" w:cs="Courier New"/>
-                <w:sz w:val="14"/>
-              </w:rPr>
-              <w:t>Default :</w:t>
-            </w:r>
-            <w:proofErr w:type="gramEnd"/>
-            <w:r>
-              <w:rPr>
-                <w:rFonts w:ascii="Courier New" w:hAnsi="Courier New" w:cs="Courier New"/>
-                <w:sz w:val="14"/>
-              </w:rPr>
-              <w:t xml:space="preserve"> Select top 1</w:t>
+            <w:r>
+              <w:rPr>
+                <w:rFonts w:ascii="Courier New" w:hAnsi="Courier New" w:cs="Courier New"/>
+                <w:sz w:val="14"/>
+              </w:rPr>
+              <w:t>Default : Select top 1</w:t>
             </w:r>
           </w:p>
           <w:p>
@@ -11159,23 +10145,7 @@
                 <w:rFonts w:ascii="Courier New" w:hAnsi="Courier New" w:cs="Courier New"/>
                 <w:sz w:val="14"/>
               </w:rPr>
-              <w:t xml:space="preserve">VALUE </w:t>
-            </w:r>
-            <w:proofErr w:type="gramStart"/>
-            <w:r>
-              <w:rPr>
-                <w:rFonts w:ascii="Courier New" w:hAnsi="Courier New" w:cs="Courier New"/>
-                <w:sz w:val="14"/>
-              </w:rPr>
-              <w:t>CHANGED :</w:t>
-            </w:r>
-            <w:proofErr w:type="gramEnd"/>
-            <w:r>
-              <w:rPr>
-                <w:rFonts w:ascii="Courier New" w:hAnsi="Courier New" w:cs="Courier New"/>
-                <w:sz w:val="14"/>
-              </w:rPr>
-              <w:t xml:space="preserve"> CLEAR ALL GRID</w:t>
+              <w:t>VALUE CHANGED : CLEAR ALL GRID</w:t>
             </w:r>
           </w:p>
           <w:p>
@@ -11299,21 +10269,12 @@
                 <w:sz w:val="14"/>
               </w:rPr>
             </w:pPr>
-            <w:proofErr w:type="spellStart"/>
-            <w:r>
-              <w:rPr>
-                <w:rFonts w:ascii="Courier New" w:hAnsi="Courier New" w:cs="Courier New"/>
-                <w:sz w:val="14"/>
-              </w:rPr>
-              <w:t>Jalankan</w:t>
-            </w:r>
-            <w:proofErr w:type="spellEnd"/>
-            <w:r>
-              <w:rPr>
-                <w:rFonts w:ascii="Courier New" w:hAnsi="Courier New" w:cs="Courier New"/>
-                <w:sz w:val="14"/>
-              </w:rPr>
-              <w:t xml:space="preserve"> POPUP INVOICE DETAIL, </w:t>
+            <w:r>
+              <w:rPr>
+                <w:rFonts w:ascii="Courier New" w:hAnsi="Courier New" w:cs="Courier New"/>
+                <w:sz w:val="14"/>
+              </w:rPr>
+              <w:t xml:space="preserve">Jalankan POPUP INVOICE DETAIL, </w:t>
             </w:r>
             <w:r>
               <w:rPr>
@@ -11366,21 +10327,12 @@
                 <w:sz w:val="14"/>
               </w:rPr>
             </w:pPr>
-            <w:proofErr w:type="spellStart"/>
-            <w:r>
-              <w:rPr>
-                <w:rFonts w:ascii="Courier New" w:hAnsi="Courier New" w:cs="Courier New"/>
-                <w:sz w:val="14"/>
-              </w:rPr>
-              <w:t>Jalankan</w:t>
-            </w:r>
-            <w:proofErr w:type="spellEnd"/>
-            <w:r>
-              <w:rPr>
-                <w:rFonts w:ascii="Courier New" w:hAnsi="Courier New" w:cs="Courier New"/>
-                <w:sz w:val="14"/>
-              </w:rPr>
-              <w:t xml:space="preserve"> </w:t>
+            <w:r>
+              <w:rPr>
+                <w:rFonts w:ascii="Courier New" w:hAnsi="Courier New" w:cs="Courier New"/>
+                <w:sz w:val="14"/>
+              </w:rPr>
+              <w:t xml:space="preserve">Jalankan </w:t>
             </w:r>
             <w:r>
               <w:rPr>
@@ -11433,21 +10385,12 @@
                 <w:sz w:val="14"/>
               </w:rPr>
             </w:pPr>
-            <w:proofErr w:type="spellStart"/>
-            <w:r>
-              <w:rPr>
-                <w:rFonts w:ascii="Courier New" w:hAnsi="Courier New" w:cs="Courier New"/>
-                <w:sz w:val="14"/>
-              </w:rPr>
-              <w:t>Jalankan</w:t>
-            </w:r>
-            <w:proofErr w:type="spellEnd"/>
-            <w:r>
-              <w:rPr>
-                <w:rFonts w:ascii="Courier New" w:hAnsi="Courier New" w:cs="Courier New"/>
-                <w:sz w:val="14"/>
-              </w:rPr>
-              <w:t xml:space="preserve"> </w:t>
+            <w:r>
+              <w:rPr>
+                <w:rFonts w:ascii="Courier New" w:hAnsi="Courier New" w:cs="Courier New"/>
+                <w:sz w:val="14"/>
+              </w:rPr>
+              <w:t xml:space="preserve">Jalankan </w:t>
             </w:r>
             <w:r>
               <w:rPr>
@@ -11500,53 +10443,12 @@
                 <w:sz w:val="14"/>
               </w:rPr>
             </w:pPr>
-            <w:proofErr w:type="spellStart"/>
-            <w:r>
-              <w:rPr>
-                <w:rFonts w:ascii="Courier New" w:hAnsi="Courier New" w:cs="Courier New"/>
-                <w:sz w:val="14"/>
-              </w:rPr>
-              <w:t>Jalankan</w:t>
-            </w:r>
-            <w:proofErr w:type="spellEnd"/>
-            <w:r>
-              <w:rPr>
-                <w:rFonts w:ascii="Courier New" w:hAnsi="Courier New" w:cs="Courier New"/>
-                <w:sz w:val="14"/>
-              </w:rPr>
-              <w:t xml:space="preserve"> DRAFT/SUBMIT PROCESS, </w:t>
-            </w:r>
-            <w:proofErr w:type="spellStart"/>
-            <w:r>
-              <w:rPr>
-                <w:rFonts w:ascii="Courier New" w:hAnsi="Courier New" w:cs="Courier New"/>
-                <w:sz w:val="14"/>
-              </w:rPr>
-              <w:t>ganti</w:t>
-            </w:r>
-            <w:proofErr w:type="spellEnd"/>
-            <w:r>
-              <w:rPr>
-                <w:rFonts w:ascii="Courier New" w:hAnsi="Courier New" w:cs="Courier New"/>
-                <w:sz w:val="14"/>
-              </w:rPr>
-              <w:t xml:space="preserve"> label </w:t>
-            </w:r>
-            <w:proofErr w:type="spellStart"/>
-            <w:r>
-              <w:rPr>
-                <w:rFonts w:ascii="Courier New" w:hAnsi="Courier New" w:cs="Courier New"/>
-                <w:sz w:val="14"/>
-              </w:rPr>
-              <w:t>jika</w:t>
-            </w:r>
-            <w:proofErr w:type="spellEnd"/>
-            <w:r>
-              <w:rPr>
-                <w:rFonts w:ascii="Courier New" w:hAnsi="Courier New" w:cs="Courier New"/>
-                <w:sz w:val="14"/>
-              </w:rPr>
-              <w:t xml:space="preserve"> CTRANS_STATUS =’00’, SUBMIT ELSE DRAFT</w:t>
+            <w:r>
+              <w:rPr>
+                <w:rFonts w:ascii="Courier New" w:hAnsi="Courier New" w:cs="Courier New"/>
+                <w:sz w:val="14"/>
+              </w:rPr>
+              <w:t>Jalankan DRAFT/SUBMIT PROCESS, ganti label jika CTRANS_STATUS =’00’, SUBMIT ELSE DRAFT</w:t>
             </w:r>
           </w:p>
         </w:tc>
@@ -11700,23 +10602,7 @@
                 <w:rFonts w:ascii="Courier New" w:hAnsi="Courier New" w:cs="Courier New"/>
                 <w:sz w:val="14"/>
               </w:rPr>
-              <w:t xml:space="preserve">Disabled </w:t>
-            </w:r>
-            <w:proofErr w:type="spellStart"/>
-            <w:r>
-              <w:rPr>
-                <w:rFonts w:ascii="Courier New" w:hAnsi="Courier New" w:cs="Courier New"/>
-                <w:sz w:val="14"/>
-              </w:rPr>
-              <w:t>jika</w:t>
-            </w:r>
-            <w:proofErr w:type="spellEnd"/>
-            <w:r>
-              <w:rPr>
-                <w:rFonts w:ascii="Courier New" w:hAnsi="Courier New" w:cs="Courier New"/>
-                <w:sz w:val="14"/>
-              </w:rPr>
-              <w:t xml:space="preserve"> CTRANS_STATUS &gt;= ‘10’</w:t>
+              <w:t>Disabled jika CTRANS_STATUS &gt;= ‘10’</w:t>
             </w:r>
           </w:p>
         </w:tc>
@@ -11773,23 +10659,7 @@
                 <w:rFonts w:ascii="Courier New" w:hAnsi="Courier New" w:cs="Courier New"/>
                 <w:sz w:val="14"/>
               </w:rPr>
-              <w:t xml:space="preserve">Disabled </w:t>
-            </w:r>
-            <w:proofErr w:type="spellStart"/>
-            <w:r>
-              <w:rPr>
-                <w:rFonts w:ascii="Courier New" w:hAnsi="Courier New" w:cs="Courier New"/>
-                <w:sz w:val="14"/>
-              </w:rPr>
-              <w:t>jika</w:t>
-            </w:r>
-            <w:proofErr w:type="spellEnd"/>
-            <w:r>
-              <w:rPr>
-                <w:rFonts w:ascii="Courier New" w:hAnsi="Courier New" w:cs="Courier New"/>
-                <w:sz w:val="14"/>
-              </w:rPr>
-              <w:t xml:space="preserve"> CTRANS_STATUS &gt;= ‘10’</w:t>
+              <w:t>Disabled jika CTRANS_STATUS &gt;= ‘10’</w:t>
             </w:r>
           </w:p>
         </w:tc>
@@ -11903,23 +10773,7 @@
                 <w:rFonts w:ascii="Courier New" w:hAnsi="Courier New" w:cs="Courier New"/>
                 <w:sz w:val="14"/>
               </w:rPr>
-              <w:t xml:space="preserve">Disabled </w:t>
-            </w:r>
-            <w:proofErr w:type="spellStart"/>
-            <w:r>
-              <w:rPr>
-                <w:rFonts w:ascii="Courier New" w:hAnsi="Courier New" w:cs="Courier New"/>
-                <w:sz w:val="14"/>
-              </w:rPr>
-              <w:t>jika</w:t>
-            </w:r>
-            <w:proofErr w:type="spellEnd"/>
-            <w:r>
-              <w:rPr>
-                <w:rFonts w:ascii="Courier New" w:hAnsi="Courier New" w:cs="Courier New"/>
-                <w:sz w:val="14"/>
-              </w:rPr>
-              <w:t xml:space="preserve"> CTRANS_STATUS &gt;= ‘30’</w:t>
+              <w:t>Disabled jika CTRANS_STATUS &gt;= ‘30’</w:t>
             </w:r>
           </w:p>
         </w:tc>
@@ -12019,23 +10873,7 @@
                 <w:rFonts w:ascii="Courier New" w:hAnsi="Courier New" w:cs="Courier New"/>
                 <w:sz w:val="14"/>
               </w:rPr>
-              <w:t xml:space="preserve"> List </w:t>
-            </w:r>
-            <w:proofErr w:type="spellStart"/>
-            <w:r>
-              <w:rPr>
-                <w:rFonts w:ascii="Courier New" w:hAnsi="Courier New" w:cs="Courier New"/>
-                <w:sz w:val="14"/>
-              </w:rPr>
-              <w:t>dengan</w:t>
-            </w:r>
-            <w:proofErr w:type="spellEnd"/>
-            <w:r>
-              <w:rPr>
-                <w:rFonts w:ascii="Courier New" w:hAnsi="Courier New" w:cs="Courier New"/>
-                <w:sz w:val="14"/>
-              </w:rPr>
-              <w:t xml:space="preserve"> </w:t>
+              <w:t xml:space="preserve"> List dengan </w:t>
             </w:r>
             <w:r>
               <w:rPr>
@@ -12077,23 +10915,7 @@
                 <w:rFonts w:ascii="Courier New" w:hAnsi="Courier New" w:cs="Courier New"/>
                 <w:sz w:val="14"/>
               </w:rPr>
-              <w:t xml:space="preserve">_LIST </w:t>
-            </w:r>
-            <w:proofErr w:type="spellStart"/>
-            <w:r>
-              <w:rPr>
-                <w:rFonts w:ascii="Courier New" w:hAnsi="Courier New" w:cs="Courier New"/>
-                <w:sz w:val="14"/>
-              </w:rPr>
-              <w:t>dengan</w:t>
-            </w:r>
-            <w:proofErr w:type="spellEnd"/>
-            <w:r>
-              <w:rPr>
-                <w:rFonts w:ascii="Courier New" w:hAnsi="Courier New" w:cs="Courier New"/>
-                <w:sz w:val="14"/>
-              </w:rPr>
-              <w:t xml:space="preserve"> parameter:</w:t>
+              <w:t>_LIST dengan parameter:</w:t>
             </w:r>
           </w:p>
           <w:p>
@@ -12309,21 +11131,12 @@
                 <w:lang w:val="id-ID"/>
               </w:rPr>
             </w:pPr>
-            <w:proofErr w:type="spellStart"/>
-            <w:r>
-              <w:rPr>
-                <w:rFonts w:ascii="Courier New" w:hAnsi="Courier New" w:cs="Courier New"/>
-                <w:sz w:val="14"/>
-              </w:rPr>
-              <w:t>Pindah</w:t>
-            </w:r>
-            <w:proofErr w:type="spellEnd"/>
-            <w:r>
-              <w:rPr>
-                <w:rFonts w:ascii="Courier New" w:hAnsi="Courier New" w:cs="Courier New"/>
-                <w:sz w:val="14"/>
-              </w:rPr>
-              <w:t xml:space="preserve"> row </w:t>
+            <w:r>
+              <w:rPr>
+                <w:rFonts w:ascii="Courier New" w:hAnsi="Courier New" w:cs="Courier New"/>
+                <w:sz w:val="14"/>
+              </w:rPr>
+              <w:t xml:space="preserve">Pindah row </w:t>
             </w:r>
             <w:r>
               <w:rPr>
@@ -12337,39 +11150,7 @@
                 <w:rFonts w:ascii="Courier New" w:hAnsi="Courier New" w:cs="Courier New"/>
                 <w:sz w:val="14"/>
               </w:rPr>
-              <w:t xml:space="preserve"> </w:t>
-            </w:r>
-            <w:proofErr w:type="gramStart"/>
-            <w:r>
-              <w:rPr>
-                <w:rFonts w:ascii="Courier New" w:hAnsi="Courier New" w:cs="Courier New"/>
-                <w:sz w:val="14"/>
-              </w:rPr>
-              <w:t>List ,</w:t>
-            </w:r>
-            <w:proofErr w:type="gramEnd"/>
-            <w:r>
-              <w:rPr>
-                <w:rFonts w:ascii="Courier New" w:hAnsi="Courier New" w:cs="Courier New"/>
-                <w:sz w:val="14"/>
-              </w:rPr>
-              <w:t xml:space="preserve"> </w:t>
-            </w:r>
-            <w:proofErr w:type="spellStart"/>
-            <w:r>
-              <w:rPr>
-                <w:rFonts w:ascii="Courier New" w:hAnsi="Courier New" w:cs="Courier New"/>
-                <w:sz w:val="14"/>
-              </w:rPr>
-              <w:t>Jalankan</w:t>
-            </w:r>
-            <w:proofErr w:type="spellEnd"/>
-            <w:r>
-              <w:rPr>
-                <w:rFonts w:ascii="Courier New" w:hAnsi="Courier New" w:cs="Courier New"/>
-                <w:sz w:val="14"/>
-              </w:rPr>
-              <w:t xml:space="preserve"> REFRESH </w:t>
+              <w:t xml:space="preserve"> List , Jalankan REFRESH </w:t>
             </w:r>
             <w:r>
               <w:rPr>
@@ -12575,8 +11356,6 @@
                 <w:sz w:val="14"/>
               </w:rPr>
             </w:pPr>
-            <w:proofErr w:type="spellStart"/>
-            <w:proofErr w:type="gramStart"/>
             <w:r>
               <w:rPr>
                 <w:rFonts w:ascii="Courier New" w:hAnsi="Courier New" w:cs="Courier New"/>
@@ -12584,8 +11363,6 @@
               </w:rPr>
               <w:t>Label,Hidden</w:t>
             </w:r>
-            <w:proofErr w:type="spellEnd"/>
-            <w:proofErr w:type="gramEnd"/>
           </w:p>
         </w:tc>
         <w:tc>
@@ -12669,8 +11446,6 @@
                 <w:sz w:val="14"/>
               </w:rPr>
             </w:pPr>
-            <w:proofErr w:type="spellStart"/>
-            <w:proofErr w:type="gramStart"/>
             <w:r>
               <w:rPr>
                 <w:rFonts w:ascii="Courier New" w:hAnsi="Courier New" w:cs="Courier New"/>
@@ -12678,8 +11453,6 @@
               </w:rPr>
               <w:t>Label,Hidden</w:t>
             </w:r>
-            <w:proofErr w:type="spellEnd"/>
-            <w:proofErr w:type="gramEnd"/>
           </w:p>
         </w:tc>
         <w:tc>
@@ -12763,8 +11536,6 @@
                 <w:sz w:val="14"/>
               </w:rPr>
             </w:pPr>
-            <w:proofErr w:type="spellStart"/>
-            <w:proofErr w:type="gramStart"/>
             <w:r>
               <w:rPr>
                 <w:rFonts w:ascii="Courier New" w:hAnsi="Courier New" w:cs="Courier New"/>
@@ -12772,8 +11543,6 @@
               </w:rPr>
               <w:t>Label,Hidden</w:t>
             </w:r>
-            <w:proofErr w:type="spellEnd"/>
-            <w:proofErr w:type="gramEnd"/>
           </w:p>
         </w:tc>
         <w:tc>
@@ -12857,8 +11626,6 @@
                 <w:sz w:val="14"/>
               </w:rPr>
             </w:pPr>
-            <w:proofErr w:type="spellStart"/>
-            <w:proofErr w:type="gramStart"/>
             <w:r>
               <w:rPr>
                 <w:rFonts w:ascii="Courier New" w:hAnsi="Courier New" w:cs="Courier New"/>
@@ -12866,8 +11633,6 @@
               </w:rPr>
               <w:t>Label,Hidden</w:t>
             </w:r>
-            <w:proofErr w:type="spellEnd"/>
-            <w:proofErr w:type="gramEnd"/>
           </w:p>
         </w:tc>
         <w:tc>
@@ -12951,8 +11716,6 @@
                 <w:sz w:val="14"/>
               </w:rPr>
             </w:pPr>
-            <w:proofErr w:type="spellStart"/>
-            <w:proofErr w:type="gramStart"/>
             <w:r>
               <w:rPr>
                 <w:rFonts w:ascii="Courier New" w:hAnsi="Courier New" w:cs="Courier New"/>
@@ -12960,8 +11723,6 @@
               </w:rPr>
               <w:t>Label,Hidden</w:t>
             </w:r>
-            <w:proofErr w:type="spellEnd"/>
-            <w:proofErr w:type="gramEnd"/>
           </w:p>
         </w:tc>
         <w:tc>
@@ -13045,8 +11806,6 @@
                 <w:sz w:val="14"/>
               </w:rPr>
             </w:pPr>
-            <w:proofErr w:type="spellStart"/>
-            <w:proofErr w:type="gramStart"/>
             <w:r>
               <w:rPr>
                 <w:rFonts w:ascii="Courier New" w:hAnsi="Courier New" w:cs="Courier New"/>
@@ -13054,8 +11813,6 @@
               </w:rPr>
               <w:t>Label,Hidden</w:t>
             </w:r>
-            <w:proofErr w:type="spellEnd"/>
-            <w:proofErr w:type="gramEnd"/>
           </w:p>
         </w:tc>
         <w:tc>
@@ -13138,8 +11895,6 @@
                 <w:sz w:val="14"/>
               </w:rPr>
             </w:pPr>
-            <w:proofErr w:type="spellStart"/>
-            <w:proofErr w:type="gramStart"/>
             <w:r>
               <w:rPr>
                 <w:rFonts w:ascii="Courier New" w:hAnsi="Courier New" w:cs="Courier New"/>
@@ -13147,8 +11902,6 @@
               </w:rPr>
               <w:t>Label,Hidden</w:t>
             </w:r>
-            <w:proofErr w:type="spellEnd"/>
-            <w:proofErr w:type="gramEnd"/>
           </w:p>
         </w:tc>
         <w:tc>
@@ -13803,23 +12556,7 @@
                 <w:rFonts w:ascii="Courier New" w:hAnsi="Courier New" w:cs="Courier New"/>
                 <w:sz w:val="14"/>
               </w:rPr>
-              <w:t>LOI/</w:t>
-            </w:r>
-            <w:proofErr w:type="spellStart"/>
-            <w:r>
-              <w:rPr>
-                <w:rFonts w:ascii="Courier New" w:hAnsi="Courier New" w:cs="Courier New"/>
-                <w:sz w:val="14"/>
-              </w:rPr>
-              <w:t>Agrmt</w:t>
-            </w:r>
-            <w:proofErr w:type="spellEnd"/>
-            <w:r>
-              <w:rPr>
-                <w:rFonts w:ascii="Courier New" w:hAnsi="Courier New" w:cs="Courier New"/>
-                <w:sz w:val="14"/>
-              </w:rPr>
-              <w:t xml:space="preserve"> No.</w:t>
+              <w:t>LOI/Agrmt No.</w:t>
             </w:r>
           </w:p>
         </w:tc>
@@ -14545,40 +13282,18 @@
                 <w:rFonts w:ascii="Courier New" w:hAnsi="Courier New" w:cs="Courier New"/>
                 <w:sz w:val="14"/>
               </w:rPr>
-              <w:t xml:space="preserve">IF No THEN </w:t>
-            </w:r>
-            <w:proofErr w:type="spellStart"/>
-            <w:r>
-              <w:rPr>
-                <w:rFonts w:ascii="Courier New" w:hAnsi="Courier New" w:cs="Courier New"/>
-                <w:sz w:val="14"/>
-              </w:rPr>
-              <w:t>kembali</w:t>
-            </w:r>
-            <w:proofErr w:type="spellEnd"/>
-            <w:r>
-              <w:rPr>
-                <w:rFonts w:ascii="Courier New" w:hAnsi="Courier New" w:cs="Courier New"/>
-                <w:sz w:val="14"/>
-              </w:rPr>
-              <w:t xml:space="preserve"> </w:t>
-            </w:r>
-            <w:proofErr w:type="spellStart"/>
-            <w:r>
-              <w:rPr>
-                <w:rFonts w:ascii="Courier New" w:hAnsi="Courier New" w:cs="Courier New"/>
-                <w:sz w:val="14"/>
-              </w:rPr>
-              <w:t>ke</w:t>
-            </w:r>
-            <w:proofErr w:type="spellEnd"/>
-            <w:r>
-              <w:rPr>
-                <w:rFonts w:ascii="Courier New" w:hAnsi="Courier New" w:cs="Courier New"/>
-                <w:sz w:val="14"/>
-              </w:rPr>
-              <w:t xml:space="preserve"> form</w:t>
-            </w:r>
+              <w:t>IF No THEN kembali ke form</w:t>
+            </w:r>
+          </w:p>
+          <w:p>
+            <w:pPr>
+              <w:pStyle w:val="NoSpacing"/>
+              <w:rPr>
+                <w:rFonts w:ascii="Courier New" w:hAnsi="Courier New" w:cs="Courier New"/>
+                <w:sz w:val="14"/>
+                <w:lang w:val="id-ID"/>
+              </w:rPr>
+            </w:pPr>
           </w:p>
           <w:p>
             <w:pPr>
@@ -14599,37 +13314,7 @@
                 <w:sz w:val="14"/>
               </w:rPr>
               <w:lastRenderedPageBreak/>
-              <w:br/>
-            </w:r>
-          </w:p>
-          <w:p>
-            <w:pPr>
-              <w:pStyle w:val="NoSpacing"/>
-              <w:numPr>
-                <w:ilvl w:val="0"/>
-                <w:numId w:val="1"/>
-              </w:numPr>
-              <w:rPr>
-                <w:rFonts w:ascii="Courier New" w:hAnsi="Courier New" w:cs="Courier New"/>
-                <w:sz w:val="14"/>
-                <w:lang w:val="id-ID"/>
-              </w:rPr>
-            </w:pPr>
-            <w:proofErr w:type="spellStart"/>
-            <w:r>
-              <w:rPr>
-                <w:rFonts w:ascii="Courier New" w:hAnsi="Courier New" w:cs="Courier New"/>
-                <w:sz w:val="14"/>
-              </w:rPr>
-              <w:t>Jalankan</w:t>
-            </w:r>
-            <w:proofErr w:type="spellEnd"/>
-            <w:r>
-              <w:rPr>
-                <w:rFonts w:ascii="Courier New" w:hAnsi="Courier New" w:cs="Courier New"/>
-                <w:sz w:val="14"/>
-              </w:rPr>
-              <w:t xml:space="preserve"> </w:t>
+              <w:t xml:space="preserve">Jalankan </w:t>
             </w:r>
             <w:r>
               <w:rPr>
@@ -14671,23 +13356,7 @@
                 <w:rFonts w:ascii="Courier New" w:hAnsi="Courier New" w:cs="Courier New"/>
                 <w:sz w:val="14"/>
               </w:rPr>
-              <w:t xml:space="preserve"> </w:t>
-            </w:r>
-            <w:proofErr w:type="spellStart"/>
-            <w:r>
-              <w:rPr>
-                <w:rFonts w:ascii="Courier New" w:hAnsi="Courier New" w:cs="Courier New"/>
-                <w:sz w:val="14"/>
-              </w:rPr>
-              <w:t>dengan</w:t>
-            </w:r>
-            <w:proofErr w:type="spellEnd"/>
-            <w:r>
-              <w:rPr>
-                <w:rFonts w:ascii="Courier New" w:hAnsi="Courier New" w:cs="Courier New"/>
-                <w:sz w:val="14"/>
-              </w:rPr>
-              <w:t xml:space="preserve"> parameter</w:t>
+              <w:t xml:space="preserve"> dengan parameter</w:t>
             </w:r>
           </w:p>
           <w:p>
@@ -15267,17 +13936,8 @@
                 <w:rFonts w:ascii="Courier New" w:hAnsi="Courier New" w:cs="Courier New"/>
                 <w:sz w:val="14"/>
               </w:rPr>
-              <w:t>Display confirmation message based on CTRANS_</w:t>
-            </w:r>
-            <w:proofErr w:type="gramStart"/>
-            <w:r>
-              <w:rPr>
-                <w:rFonts w:ascii="Courier New" w:hAnsi="Courier New" w:cs="Courier New"/>
-                <w:sz w:val="14"/>
-              </w:rPr>
-              <w:t>STATUS :</w:t>
-            </w:r>
-            <w:proofErr w:type="gramEnd"/>
+              <w:t>Display confirmation message based on CTRANS_STATUS :</w:t>
+            </w:r>
           </w:p>
           <w:p>
             <w:pPr>
@@ -15293,23 +13953,7 @@
                 <w:rFonts w:ascii="Courier New" w:hAnsi="Courier New" w:cs="Courier New"/>
                 <w:sz w:val="14"/>
               </w:rPr>
-              <w:t xml:space="preserve">     </w:t>
-            </w:r>
-            <w:proofErr w:type="gramStart"/>
-            <w:r>
-              <w:rPr>
-                <w:rFonts w:ascii="Courier New" w:hAnsi="Courier New" w:cs="Courier New"/>
-                <w:sz w:val="14"/>
-              </w:rPr>
-              <w:t>00 :</w:t>
-            </w:r>
-            <w:proofErr w:type="gramEnd"/>
-            <w:r>
-              <w:rPr>
-                <w:rFonts w:ascii="Courier New" w:hAnsi="Courier New" w:cs="Courier New"/>
-                <w:sz w:val="14"/>
-              </w:rPr>
-              <w:t xml:space="preserve"> ‘Are you sure want to submit this </w:t>
+              <w:t xml:space="preserve">     00 : ‘Are you sure want to submit this </w:t>
             </w:r>
             <w:r>
               <w:rPr>
@@ -15341,23 +13985,7 @@
                 <w:rFonts w:ascii="Courier New" w:hAnsi="Courier New" w:cs="Courier New"/>
                 <w:sz w:val="14"/>
               </w:rPr>
-              <w:t xml:space="preserve"> </w:t>
-            </w:r>
-            <w:proofErr w:type="gramStart"/>
-            <w:r>
-              <w:rPr>
-                <w:rFonts w:ascii="Courier New" w:hAnsi="Courier New" w:cs="Courier New"/>
-                <w:sz w:val="14"/>
-              </w:rPr>
-              <w:t>10 :</w:t>
-            </w:r>
-            <w:proofErr w:type="gramEnd"/>
-            <w:r>
-              <w:rPr>
-                <w:rFonts w:ascii="Courier New" w:hAnsi="Courier New" w:cs="Courier New"/>
-                <w:sz w:val="14"/>
-              </w:rPr>
-              <w:t xml:space="preserve"> ‘Are you sure want to redraft this </w:t>
+              <w:t xml:space="preserve"> 10 : ‘Are you sure want to redraft this </w:t>
             </w:r>
             <w:r>
               <w:rPr>
@@ -15392,39 +14020,7 @@
                 <w:rFonts w:ascii="Courier New" w:hAnsi="Courier New" w:cs="Courier New"/>
                 <w:sz w:val="14"/>
               </w:rPr>
-              <w:t xml:space="preserve">IF Yes THEN Continue Process ELSE </w:t>
-            </w:r>
-            <w:proofErr w:type="spellStart"/>
-            <w:r>
-              <w:rPr>
-                <w:rFonts w:ascii="Courier New" w:hAnsi="Courier New" w:cs="Courier New"/>
-                <w:sz w:val="14"/>
-              </w:rPr>
-              <w:t>Kembali</w:t>
-            </w:r>
-            <w:proofErr w:type="spellEnd"/>
-            <w:r>
-              <w:rPr>
-                <w:rFonts w:ascii="Courier New" w:hAnsi="Courier New" w:cs="Courier New"/>
-                <w:sz w:val="14"/>
-              </w:rPr>
-              <w:t xml:space="preserve"> </w:t>
-            </w:r>
-            <w:proofErr w:type="spellStart"/>
-            <w:r>
-              <w:rPr>
-                <w:rFonts w:ascii="Courier New" w:hAnsi="Courier New" w:cs="Courier New"/>
-                <w:sz w:val="14"/>
-              </w:rPr>
-              <w:t>ke</w:t>
-            </w:r>
-            <w:proofErr w:type="spellEnd"/>
-            <w:r>
-              <w:rPr>
-                <w:rFonts w:ascii="Courier New" w:hAnsi="Courier New" w:cs="Courier New"/>
-                <w:sz w:val="14"/>
-              </w:rPr>
-              <w:t xml:space="preserve"> form</w:t>
+              <w:t>IF Yes THEN Continue Process ELSE Kembali ke form</w:t>
             </w:r>
           </w:p>
           <w:p>
@@ -15451,21 +14047,12 @@
                 <w:lang w:val="id-ID"/>
               </w:rPr>
             </w:pPr>
-            <w:proofErr w:type="spellStart"/>
-            <w:r>
-              <w:rPr>
-                <w:rFonts w:ascii="Courier New" w:hAnsi="Courier New" w:cs="Courier New"/>
-                <w:sz w:val="14"/>
-              </w:rPr>
-              <w:t>Jalankan</w:t>
-            </w:r>
-            <w:proofErr w:type="spellEnd"/>
-            <w:r>
-              <w:rPr>
-                <w:rFonts w:ascii="Courier New" w:hAnsi="Courier New" w:cs="Courier New"/>
-                <w:sz w:val="14"/>
-              </w:rPr>
-              <w:t xml:space="preserve"> </w:t>
+            <w:r>
+              <w:rPr>
+                <w:rFonts w:ascii="Courier New" w:hAnsi="Courier New" w:cs="Courier New"/>
+                <w:sz w:val="14"/>
+              </w:rPr>
+              <w:t xml:space="preserve">Jalankan </w:t>
             </w:r>
             <w:r>
               <w:rPr>
@@ -15493,23 +14080,7 @@
                 <w:rFonts w:ascii="Courier New" w:hAnsi="Courier New" w:cs="Courier New"/>
                 <w:sz w:val="14"/>
               </w:rPr>
-              <w:t xml:space="preserve">OVT_INVOICE_STATUS </w:t>
-            </w:r>
-            <w:proofErr w:type="spellStart"/>
-            <w:r>
-              <w:rPr>
-                <w:rFonts w:ascii="Courier New" w:hAnsi="Courier New" w:cs="Courier New"/>
-                <w:sz w:val="14"/>
-              </w:rPr>
-              <w:t>dengan</w:t>
-            </w:r>
-            <w:proofErr w:type="spellEnd"/>
-            <w:r>
-              <w:rPr>
-                <w:rFonts w:ascii="Courier New" w:hAnsi="Courier New" w:cs="Courier New"/>
-                <w:sz w:val="14"/>
-              </w:rPr>
-              <w:t xml:space="preserve"> parameter</w:t>
+              <w:t>OVT_INVOICE_STATUS dengan parameter</w:t>
             </w:r>
           </w:p>
           <w:p>
@@ -15641,21 +14212,12 @@
                 <w:lang w:val="id-ID"/>
               </w:rPr>
             </w:pPr>
-            <w:proofErr w:type="gramStart"/>
-            <w:r>
-              <w:rPr>
-                <w:rFonts w:ascii="Courier New" w:hAnsi="Courier New" w:cs="Courier New"/>
-                <w:sz w:val="14"/>
-              </w:rPr>
-              <w:t>IF(</w:t>
-            </w:r>
-            <w:proofErr w:type="gramEnd"/>
-            <w:r>
-              <w:rPr>
-                <w:rFonts w:ascii="Courier New" w:hAnsi="Courier New" w:cs="Courier New"/>
-                <w:sz w:val="14"/>
-              </w:rPr>
-              <w:t>CTRANS_STATUS = ‘00’,’01’,’00’) (Hardcoded)</w:t>
+            <w:r>
+              <w:rPr>
+                <w:rFonts w:ascii="Courier New" w:hAnsi="Courier New" w:cs="Courier New"/>
+                <w:sz w:val="14"/>
+              </w:rPr>
+              <w:t>IF(CTRANS_STATUS = ‘00’,’01’,’00’) (Hardcoded)</w:t>
             </w:r>
           </w:p>
           <w:p>
@@ -15724,23 +14286,7 @@
                 <w:rFonts w:ascii="Courier New" w:hAnsi="Courier New" w:cs="Courier New"/>
                 <w:sz w:val="14"/>
               </w:rPr>
-              <w:t xml:space="preserve"> </w:t>
-            </w:r>
-            <w:proofErr w:type="gramStart"/>
-            <w:r>
-              <w:rPr>
-                <w:rFonts w:ascii="Courier New" w:hAnsi="Courier New" w:cs="Courier New"/>
-                <w:sz w:val="14"/>
-              </w:rPr>
-              <w:t>00 :</w:t>
-            </w:r>
-            <w:proofErr w:type="gramEnd"/>
-            <w:r>
-              <w:rPr>
-                <w:rFonts w:ascii="Courier New" w:hAnsi="Courier New" w:cs="Courier New"/>
-                <w:sz w:val="14"/>
-              </w:rPr>
-              <w:t xml:space="preserve"> ‘</w:t>
+              <w:t xml:space="preserve"> 00 : ‘</w:t>
             </w:r>
             <w:r>
               <w:rPr>
@@ -15771,23 +14317,7 @@
                 <w:rFonts w:ascii="Courier New" w:hAnsi="Courier New" w:cs="Courier New"/>
                 <w:sz w:val="14"/>
               </w:rPr>
-              <w:t xml:space="preserve"> </w:t>
-            </w:r>
-            <w:proofErr w:type="gramStart"/>
-            <w:r>
-              <w:rPr>
-                <w:rFonts w:ascii="Courier New" w:hAnsi="Courier New" w:cs="Courier New"/>
-                <w:sz w:val="14"/>
-              </w:rPr>
-              <w:t>10 :</w:t>
-            </w:r>
-            <w:proofErr w:type="gramEnd"/>
-            <w:r>
-              <w:rPr>
-                <w:rFonts w:ascii="Courier New" w:hAnsi="Courier New" w:cs="Courier New"/>
-                <w:sz w:val="14"/>
-              </w:rPr>
-              <w:t xml:space="preserve"> ‘</w:t>
+              <w:t xml:space="preserve"> 10 : ‘</w:t>
             </w:r>
             <w:r>
               <w:rPr>
@@ -15852,17 +14382,6 @@
               </w:rPr>
               <w:t>Display Error Message</w:t>
             </w:r>
-          </w:p>
-          <w:p>
-            <w:pPr>
-              <w:pStyle w:val="NoSpacing"/>
-              <w:ind w:left="1080"/>
-              <w:rPr>
-                <w:rFonts w:ascii="Courier New" w:hAnsi="Courier New" w:cs="Courier New"/>
-                <w:sz w:val="14"/>
-                <w:lang w:val="id-ID"/>
-              </w:rPr>
-            </w:pPr>
             <w:r>
               <w:rPr>
                 <w:rFonts w:ascii="Courier New" w:hAnsi="Courier New" w:cs="Courier New"/>
@@ -15884,21 +14403,12 @@
                 <w:lang w:val="id-ID"/>
               </w:rPr>
             </w:pPr>
-            <w:proofErr w:type="spellStart"/>
-            <w:r>
-              <w:rPr>
-                <w:rFonts w:ascii="Courier New" w:hAnsi="Courier New" w:cs="Courier New"/>
-                <w:sz w:val="14"/>
-              </w:rPr>
-              <w:t>Jalankan</w:t>
-            </w:r>
-            <w:proofErr w:type="spellEnd"/>
-            <w:r>
-              <w:rPr>
-                <w:rFonts w:ascii="Courier New" w:hAnsi="Courier New" w:cs="Courier New"/>
-                <w:sz w:val="14"/>
-              </w:rPr>
-              <w:t xml:space="preserve"> REFRESH </w:t>
+            <w:r>
+              <w:rPr>
+                <w:rFonts w:ascii="Courier New" w:hAnsi="Courier New" w:cs="Courier New"/>
+                <w:sz w:val="14"/>
+              </w:rPr>
+              <w:t xml:space="preserve">Jalankan REFRESH </w:t>
             </w:r>
             <w:r>
               <w:rPr>
@@ -15956,7 +14466,6 @@
         <w:pStyle w:val="Heading2"/>
       </w:pPr>
       <w:r>
-        <w:lastRenderedPageBreak/>
         <w:t>POPUP INVOICE DETAIL</w:t>
       </w:r>
     </w:p>
@@ -15980,12 +14489,20 @@
           <w:lang w:val="id-ID"/>
         </w:rPr>
       </w:pPr>
+    </w:p>
+    <w:p>
+      <w:pPr>
+        <w:rPr>
+          <w:lang w:val="id-ID"/>
+        </w:rPr>
+      </w:pPr>
       <w:r>
         <w:rPr>
           <w:noProof/>
         </w:rPr>
+        <w:lastRenderedPageBreak/>
         <w:drawing>
-          <wp:inline distT="0" distB="0" distL="0" distR="0" wp14:anchorId="5F1A208D" wp14:editId="483C719A">
+          <wp:inline distT="0" distB="0" distL="0" distR="0" wp14:anchorId="5F1A208D" wp14:editId="2C22B699">
             <wp:extent cx="5943600" cy="2666898"/>
             <wp:effectExtent l="0" t="0" r="0" b="0"/>
             <wp:docPr id="14" name="Picture 14"/>
@@ -16124,55 +14641,7 @@
                 <w:rFonts w:ascii="Courier New" w:hAnsi="Courier New" w:cs="Courier New"/>
                 <w:sz w:val="14"/>
               </w:rPr>
-              <w:t xml:space="preserve">Set VAR_SAVE_MODE = ‘NEW </w:t>
-            </w:r>
-            <w:proofErr w:type="spellStart"/>
-            <w:r>
-              <w:rPr>
-                <w:rFonts w:ascii="Courier New" w:hAnsi="Courier New" w:cs="Courier New"/>
-                <w:sz w:val="14"/>
-              </w:rPr>
-              <w:t>Jika</w:t>
-            </w:r>
-            <w:proofErr w:type="spellEnd"/>
-            <w:r>
-              <w:rPr>
-                <w:rFonts w:ascii="Courier New" w:hAnsi="Courier New" w:cs="Courier New"/>
-                <w:sz w:val="14"/>
-              </w:rPr>
-              <w:t xml:space="preserve"> form </w:t>
-            </w:r>
-            <w:proofErr w:type="spellStart"/>
-            <w:r>
-              <w:rPr>
-                <w:rFonts w:ascii="Courier New" w:hAnsi="Courier New" w:cs="Courier New"/>
-                <w:sz w:val="14"/>
-              </w:rPr>
-              <w:t>dibuka</w:t>
-            </w:r>
-            <w:proofErr w:type="spellEnd"/>
-            <w:r>
-              <w:rPr>
-                <w:rFonts w:ascii="Courier New" w:hAnsi="Courier New" w:cs="Courier New"/>
-                <w:sz w:val="14"/>
-              </w:rPr>
-              <w:t xml:space="preserve"> </w:t>
-            </w:r>
-            <w:proofErr w:type="spellStart"/>
-            <w:r>
-              <w:rPr>
-                <w:rFonts w:ascii="Courier New" w:hAnsi="Courier New" w:cs="Courier New"/>
-                <w:sz w:val="14"/>
-              </w:rPr>
-              <w:t>dari</w:t>
-            </w:r>
-            <w:proofErr w:type="spellEnd"/>
-            <w:r>
-              <w:rPr>
-                <w:rFonts w:ascii="Courier New" w:hAnsi="Courier New" w:cs="Courier New"/>
-                <w:sz w:val="14"/>
-              </w:rPr>
-              <w:t xml:space="preserve"> button </w:t>
+              <w:t xml:space="preserve">Set VAR_SAVE_MODE = ‘NEW Jika form dibuka dari button </w:t>
             </w:r>
             <w:r>
               <w:rPr>
@@ -16200,55 +14669,7 @@
                 <w:rFonts w:ascii="Courier New" w:hAnsi="Courier New" w:cs="Courier New"/>
                 <w:sz w:val="14"/>
               </w:rPr>
-              <w:t xml:space="preserve">Set VAR_SAVE_MODE = ‘EDIT’ </w:t>
-            </w:r>
-            <w:proofErr w:type="spellStart"/>
-            <w:r>
-              <w:rPr>
-                <w:rFonts w:ascii="Courier New" w:hAnsi="Courier New" w:cs="Courier New"/>
-                <w:sz w:val="14"/>
-              </w:rPr>
-              <w:t>Jika</w:t>
-            </w:r>
-            <w:proofErr w:type="spellEnd"/>
-            <w:r>
-              <w:rPr>
-                <w:rFonts w:ascii="Courier New" w:hAnsi="Courier New" w:cs="Courier New"/>
-                <w:sz w:val="14"/>
-              </w:rPr>
-              <w:t xml:space="preserve"> form </w:t>
-            </w:r>
-            <w:proofErr w:type="spellStart"/>
-            <w:r>
-              <w:rPr>
-                <w:rFonts w:ascii="Courier New" w:hAnsi="Courier New" w:cs="Courier New"/>
-                <w:sz w:val="14"/>
-              </w:rPr>
-              <w:t>dibuka</w:t>
-            </w:r>
-            <w:proofErr w:type="spellEnd"/>
-            <w:r>
-              <w:rPr>
-                <w:rFonts w:ascii="Courier New" w:hAnsi="Courier New" w:cs="Courier New"/>
-                <w:sz w:val="14"/>
-              </w:rPr>
-              <w:t xml:space="preserve"> </w:t>
-            </w:r>
-            <w:proofErr w:type="spellStart"/>
-            <w:r>
-              <w:rPr>
-                <w:rFonts w:ascii="Courier New" w:hAnsi="Courier New" w:cs="Courier New"/>
-                <w:sz w:val="14"/>
-              </w:rPr>
-              <w:t>dari</w:t>
-            </w:r>
-            <w:proofErr w:type="spellEnd"/>
-            <w:r>
-              <w:rPr>
-                <w:rFonts w:ascii="Courier New" w:hAnsi="Courier New" w:cs="Courier New"/>
-                <w:sz w:val="14"/>
-              </w:rPr>
-              <w:t xml:space="preserve"> button Edit</w:t>
+              <w:t>Set VAR_SAVE_MODE = ‘EDIT’ Jika form dibuka dari button Edit</w:t>
             </w:r>
           </w:p>
           <w:p>
@@ -16274,53 +14695,12 @@
                 <w:lang w:val="id-ID"/>
               </w:rPr>
             </w:pPr>
-            <w:proofErr w:type="spellStart"/>
-            <w:r>
-              <w:rPr>
-                <w:rFonts w:ascii="Courier New" w:hAnsi="Courier New" w:cs="Courier New"/>
-                <w:sz w:val="14"/>
-              </w:rPr>
-              <w:t>Jalankan</w:t>
-            </w:r>
-            <w:proofErr w:type="spellEnd"/>
-            <w:r>
-              <w:rPr>
-                <w:rFonts w:ascii="Courier New" w:hAnsi="Courier New" w:cs="Courier New"/>
-                <w:sz w:val="14"/>
-              </w:rPr>
-              <w:t xml:space="preserve"> REFRESH FORM PROCESS </w:t>
-            </w:r>
-            <w:proofErr w:type="spellStart"/>
-            <w:r>
-              <w:rPr>
-                <w:rFonts w:ascii="Courier New" w:hAnsi="Courier New" w:cs="Courier New"/>
-                <w:sz w:val="14"/>
-              </w:rPr>
-              <w:t>untuk</w:t>
-            </w:r>
-            <w:proofErr w:type="spellEnd"/>
-            <w:r>
-              <w:rPr>
-                <w:rFonts w:ascii="Courier New" w:hAnsi="Courier New" w:cs="Courier New"/>
-                <w:sz w:val="14"/>
-              </w:rPr>
-              <w:t xml:space="preserve"> </w:t>
-            </w:r>
-            <w:proofErr w:type="spellStart"/>
-            <w:r>
-              <w:rPr>
-                <w:rFonts w:ascii="Courier New" w:hAnsi="Courier New" w:cs="Courier New"/>
-                <w:sz w:val="14"/>
-              </w:rPr>
-              <w:t>ambil</w:t>
-            </w:r>
-            <w:proofErr w:type="spellEnd"/>
-            <w:r>
-              <w:rPr>
-                <w:rFonts w:ascii="Courier New" w:hAnsi="Courier New" w:cs="Courier New"/>
-                <w:sz w:val="14"/>
-              </w:rPr>
-              <w:t xml:space="preserve"> data form popup </w:t>
+            <w:r>
+              <w:rPr>
+                <w:rFonts w:ascii="Courier New" w:hAnsi="Courier New" w:cs="Courier New"/>
+                <w:sz w:val="14"/>
+              </w:rPr>
+              <w:t xml:space="preserve">Jalankan REFRESH FORM PROCESS untuk ambil data form popup </w:t>
             </w:r>
           </w:p>
         </w:tc>
@@ -16449,21 +14829,12 @@
                 <w:sz w:val="14"/>
               </w:rPr>
             </w:pPr>
-            <w:proofErr w:type="spellStart"/>
-            <w:r>
-              <w:rPr>
-                <w:rFonts w:ascii="Courier New" w:hAnsi="Courier New" w:cs="Courier New"/>
-                <w:sz w:val="14"/>
-              </w:rPr>
-              <w:t>Jalankan</w:t>
-            </w:r>
-            <w:proofErr w:type="spellEnd"/>
-            <w:r>
-              <w:rPr>
-                <w:rFonts w:ascii="Courier New" w:hAnsi="Courier New" w:cs="Courier New"/>
-                <w:sz w:val="14"/>
-              </w:rPr>
-              <w:t xml:space="preserve"> CANCEL </w:t>
+            <w:r>
+              <w:rPr>
+                <w:rFonts w:ascii="Courier New" w:hAnsi="Courier New" w:cs="Courier New"/>
+                <w:sz w:val="14"/>
+              </w:rPr>
+              <w:t xml:space="preserve">Jalankan CANCEL </w:t>
             </w:r>
             <w:r>
               <w:rPr>
@@ -16516,21 +14887,12 @@
                 <w:sz w:val="14"/>
               </w:rPr>
             </w:pPr>
-            <w:proofErr w:type="spellStart"/>
-            <w:r>
-              <w:rPr>
-                <w:rFonts w:ascii="Courier New" w:hAnsi="Courier New" w:cs="Courier New"/>
-                <w:sz w:val="14"/>
-              </w:rPr>
-              <w:t>Jalankan</w:t>
-            </w:r>
-            <w:proofErr w:type="spellEnd"/>
-            <w:r>
-              <w:rPr>
-                <w:rFonts w:ascii="Courier New" w:hAnsi="Courier New" w:cs="Courier New"/>
-                <w:sz w:val="14"/>
-              </w:rPr>
-              <w:t xml:space="preserve"> SAVE </w:t>
+            <w:r>
+              <w:rPr>
+                <w:rFonts w:ascii="Courier New" w:hAnsi="Courier New" w:cs="Courier New"/>
+                <w:sz w:val="14"/>
+              </w:rPr>
+              <w:t xml:space="preserve">Jalankan SAVE </w:t>
             </w:r>
             <w:r>
               <w:rPr>
@@ -17036,7 +15398,6 @@
         <w:pStyle w:val="Heading4"/>
       </w:pPr>
       <w:r>
-        <w:lastRenderedPageBreak/>
         <w:t>ACTION</w:t>
       </w:r>
     </w:p>
@@ -17098,23 +15459,7 @@
                 <w:rFonts w:ascii="Courier New" w:hAnsi="Courier New" w:cs="Courier New"/>
                 <w:sz w:val="14"/>
               </w:rPr>
-              <w:t>IF VAR_SAVE_MODE = ‘NEW</w:t>
-            </w:r>
-            <w:proofErr w:type="gramStart"/>
-            <w:r>
-              <w:rPr>
-                <w:rFonts w:ascii="Courier New" w:hAnsi="Courier New" w:cs="Courier New"/>
-                <w:sz w:val="14"/>
-              </w:rPr>
-              <w:t>’ ,SET</w:t>
-            </w:r>
-            <w:proofErr w:type="gramEnd"/>
-            <w:r>
-              <w:rPr>
-                <w:rFonts w:ascii="Courier New" w:hAnsi="Courier New" w:cs="Courier New"/>
-                <w:sz w:val="14"/>
-              </w:rPr>
-              <w:t xml:space="preserve"> :</w:t>
+              <w:t>IF VAR_SAVE_MODE = ‘NEW’ ,SET :</w:t>
             </w:r>
           </w:p>
           <w:p>
@@ -17156,6 +15501,7 @@
                 <w:rFonts w:ascii="Courier New" w:hAnsi="Courier New" w:cs="Courier New"/>
                 <w:sz w:val="14"/>
               </w:rPr>
+              <w:lastRenderedPageBreak/>
               <w:t>Tenant</w:t>
             </w:r>
           </w:p>
@@ -17219,23 +15565,7 @@
                 <w:rFonts w:ascii="Courier New" w:hAnsi="Courier New" w:cs="Courier New"/>
                 <w:sz w:val="14"/>
               </w:rPr>
-              <w:t>LOI/</w:t>
-            </w:r>
-            <w:proofErr w:type="spellStart"/>
-            <w:r>
-              <w:rPr>
-                <w:rFonts w:ascii="Courier New" w:hAnsi="Courier New" w:cs="Courier New"/>
-                <w:sz w:val="14"/>
-              </w:rPr>
-              <w:t>Agrmt</w:t>
-            </w:r>
-            <w:proofErr w:type="spellEnd"/>
-            <w:r>
-              <w:rPr>
-                <w:rFonts w:ascii="Courier New" w:hAnsi="Courier New" w:cs="Courier New"/>
-                <w:sz w:val="14"/>
-              </w:rPr>
-              <w:t xml:space="preserve"> No.</w:t>
+              <w:t>LOI/Agrmt No.</w:t>
             </w:r>
           </w:p>
           <w:p>
@@ -17393,23 +15723,7 @@
                 <w:rFonts w:ascii="Courier New" w:hAnsi="Courier New" w:cs="Courier New"/>
                 <w:sz w:val="14"/>
               </w:rPr>
-              <w:t xml:space="preserve"> </w:t>
-            </w:r>
-            <w:proofErr w:type="spellStart"/>
-            <w:r>
-              <w:rPr>
-                <w:rFonts w:ascii="Courier New" w:hAnsi="Courier New" w:cs="Courier New"/>
-                <w:sz w:val="14"/>
-              </w:rPr>
-              <w:t>dengan</w:t>
-            </w:r>
-            <w:proofErr w:type="spellEnd"/>
-            <w:r>
-              <w:rPr>
-                <w:rFonts w:ascii="Courier New" w:hAnsi="Courier New" w:cs="Courier New"/>
-                <w:sz w:val="14"/>
-              </w:rPr>
-              <w:t xml:space="preserve"> parameter</w:t>
+              <w:t xml:space="preserve"> dengan parameter</w:t>
             </w:r>
           </w:p>
           <w:p>
@@ -17619,23 +15933,7 @@
                 <w:rFonts w:ascii="Courier New" w:hAnsi="Courier New" w:cs="Courier New"/>
                 <w:sz w:val="14"/>
               </w:rPr>
-              <w:t xml:space="preserve"> </w:t>
-            </w:r>
-            <w:proofErr w:type="spellStart"/>
-            <w:r>
-              <w:rPr>
-                <w:rFonts w:ascii="Courier New" w:hAnsi="Courier New" w:cs="Courier New"/>
-                <w:sz w:val="14"/>
-              </w:rPr>
-              <w:t>dengan</w:t>
-            </w:r>
-            <w:proofErr w:type="spellEnd"/>
-            <w:r>
-              <w:rPr>
-                <w:rFonts w:ascii="Courier New" w:hAnsi="Courier New" w:cs="Courier New"/>
-                <w:sz w:val="14"/>
-              </w:rPr>
-              <w:t xml:space="preserve"> parameter</w:t>
+              <w:t xml:space="preserve"> dengan parameter</w:t>
             </w:r>
           </w:p>
           <w:p>
@@ -17922,6 +16220,7 @@
         </w:rPr>
       </w:pPr>
       <w:r>
+        <w:lastRenderedPageBreak/>
         <w:t>FORM DEFINITION</w:t>
       </w:r>
     </w:p>
@@ -18274,23 +16573,7 @@
                 <w:rFonts w:ascii="Courier New" w:hAnsi="Courier New" w:cs="Courier New"/>
                 <w:sz w:val="14"/>
               </w:rPr>
-              <w:t xml:space="preserve">Lookup </w:t>
-            </w:r>
-            <w:proofErr w:type="spellStart"/>
-            <w:r>
-              <w:rPr>
-                <w:rFonts w:ascii="Courier New" w:hAnsi="Courier New" w:cs="Courier New"/>
-                <w:sz w:val="14"/>
-              </w:rPr>
-              <w:t>dengan</w:t>
-            </w:r>
-            <w:proofErr w:type="spellEnd"/>
-            <w:r>
-              <w:rPr>
-                <w:rFonts w:ascii="Courier New" w:hAnsi="Courier New" w:cs="Courier New"/>
-                <w:sz w:val="14"/>
-              </w:rPr>
-              <w:t xml:space="preserve"> program </w:t>
+              <w:t xml:space="preserve">Lookup dengan program </w:t>
             </w:r>
             <w:r>
               <w:rPr>
@@ -18778,15 +17061,7 @@
                 <w:rFonts w:ascii="Courier New" w:hAnsi="Courier New" w:cs="Courier New"/>
                 <w:sz w:val="14"/>
               </w:rPr>
-              <w:t xml:space="preserve">Trans </w:t>
-            </w:r>
-            <w:proofErr w:type="gramStart"/>
-            <w:r>
-              <w:rPr>
-                <w:rFonts w:ascii="Courier New" w:hAnsi="Courier New" w:cs="Courier New"/>
-                <w:sz w:val="14"/>
-              </w:rPr>
-              <w:t>Status</w:t>
+              <w:t>Trans Status</w:t>
             </w:r>
             <w:r>
               <w:rPr>
@@ -18795,9 +17070,643 @@
                 <w:color w:val="FF0000"/>
                 <w:sz w:val="14"/>
               </w:rPr>
-              <w:t>[</w:t>
-            </w:r>
-            <w:proofErr w:type="gramEnd"/>
+              <w:t>[CR02]</w:t>
+            </w:r>
+          </w:p>
+        </w:tc>
+        <w:tc>
+          <w:tcPr>
+            <w:tcW w:w="2693" w:type="dxa"/>
+            <w:tcBorders>
+              <w:right w:val="single" w:sz="4" w:space="0" w:color="auto"/>
+            </w:tcBorders>
+          </w:tcPr>
+          <w:p>
+            <w:pPr>
+              <w:pStyle w:val="NoSpacing"/>
+              <w:rPr>
+                <w:rFonts w:ascii="Courier New" w:hAnsi="Courier New" w:cs="Courier New"/>
+                <w:color w:val="000000" w:themeColor="text1"/>
+                <w:sz w:val="14"/>
+              </w:rPr>
+            </w:pPr>
+            <w:r>
+              <w:rPr>
+                <w:rFonts w:ascii="Courier New" w:hAnsi="Courier New" w:cs="Courier New"/>
+                <w:color w:val="000000" w:themeColor="text1"/>
+                <w:sz w:val="14"/>
+              </w:rPr>
+              <w:t>CTRANS_STATUS_DESC</w:t>
+            </w:r>
+          </w:p>
+        </w:tc>
+        <w:tc>
+          <w:tcPr>
+            <w:tcW w:w="1701" w:type="dxa"/>
+            <w:tcBorders>
+              <w:left w:val="single" w:sz="4" w:space="0" w:color="auto"/>
+              <w:right w:val="single" w:sz="4" w:space="0" w:color="auto"/>
+            </w:tcBorders>
+          </w:tcPr>
+          <w:p>
+            <w:pPr>
+              <w:pStyle w:val="NoSpacing"/>
+              <w:rPr>
+                <w:rFonts w:ascii="Courier New" w:hAnsi="Courier New" w:cs="Courier New"/>
+                <w:sz w:val="14"/>
+              </w:rPr>
+            </w:pPr>
+            <w:r>
+              <w:rPr>
+                <w:rFonts w:ascii="Courier New" w:hAnsi="Courier New" w:cs="Courier New"/>
+                <w:sz w:val="14"/>
+              </w:rPr>
+              <w:t>Label</w:t>
+            </w:r>
+          </w:p>
+        </w:tc>
+        <w:tc>
+          <w:tcPr>
+            <w:tcW w:w="3686" w:type="dxa"/>
+            <w:tcBorders>
+              <w:left w:val="single" w:sz="4" w:space="0" w:color="auto"/>
+            </w:tcBorders>
+          </w:tcPr>
+          <w:p>
+            <w:pPr>
+              <w:pStyle w:val="NoSpacing"/>
+              <w:rPr>
+                <w:rFonts w:ascii="Courier New" w:hAnsi="Courier New" w:cs="Courier New"/>
+                <w:sz w:val="14"/>
+              </w:rPr>
+            </w:pPr>
+          </w:p>
+        </w:tc>
+      </w:tr>
+      <w:tr>
+        <w:tc>
+          <w:tcPr>
+            <w:tcW w:w="1730" w:type="dxa"/>
+          </w:tcPr>
+          <w:p>
+            <w:pPr>
+              <w:pStyle w:val="NoSpacing"/>
+              <w:rPr>
+                <w:rFonts w:ascii="Courier New" w:hAnsi="Courier New" w:cs="Courier New"/>
+                <w:sz w:val="14"/>
+              </w:rPr>
+            </w:pPr>
+            <w:r>
+              <w:rPr>
+                <w:rFonts w:ascii="Courier New" w:hAnsi="Courier New" w:cs="Courier New"/>
+                <w:sz w:val="14"/>
+              </w:rPr>
+              <w:t>Invoice Period</w:t>
+            </w:r>
+          </w:p>
+        </w:tc>
+        <w:tc>
+          <w:tcPr>
+            <w:tcW w:w="2693" w:type="dxa"/>
+            <w:tcBorders>
+              <w:right w:val="single" w:sz="4" w:space="0" w:color="auto"/>
+            </w:tcBorders>
+          </w:tcPr>
+          <w:p>
+            <w:pPr>
+              <w:pStyle w:val="NoSpacing"/>
+              <w:rPr>
+                <w:rFonts w:ascii="Courier New" w:hAnsi="Courier New" w:cs="Courier New"/>
+                <w:color w:val="000000" w:themeColor="text1"/>
+                <w:sz w:val="14"/>
+              </w:rPr>
+            </w:pPr>
+            <w:r>
+              <w:rPr>
+                <w:rFonts w:ascii="Courier New" w:hAnsi="Courier New" w:cs="Courier New"/>
+                <w:sz w:val="14"/>
+              </w:rPr>
+              <w:t>CINV_PRD</w:t>
+            </w:r>
+          </w:p>
+        </w:tc>
+        <w:tc>
+          <w:tcPr>
+            <w:tcW w:w="1701" w:type="dxa"/>
+            <w:tcBorders>
+              <w:left w:val="single" w:sz="4" w:space="0" w:color="auto"/>
+              <w:right w:val="single" w:sz="4" w:space="0" w:color="auto"/>
+            </w:tcBorders>
+          </w:tcPr>
+          <w:p>
+            <w:pPr>
+              <w:pStyle w:val="NoSpacing"/>
+              <w:rPr>
+                <w:rFonts w:ascii="Courier New" w:hAnsi="Courier New" w:cs="Courier New"/>
+                <w:sz w:val="14"/>
+              </w:rPr>
+            </w:pPr>
+            <w:r>
+              <w:rPr>
+                <w:rFonts w:ascii="Courier New" w:hAnsi="Courier New" w:cs="Courier New"/>
+                <w:sz w:val="14"/>
+              </w:rPr>
+              <w:t>Textbox, disabled</w:t>
+            </w:r>
+          </w:p>
+        </w:tc>
+        <w:tc>
+          <w:tcPr>
+            <w:tcW w:w="3686" w:type="dxa"/>
+            <w:tcBorders>
+              <w:left w:val="single" w:sz="4" w:space="0" w:color="auto"/>
+            </w:tcBorders>
+          </w:tcPr>
+          <w:p>
+            <w:pPr>
+              <w:pStyle w:val="NoSpacing"/>
+              <w:rPr>
+                <w:rFonts w:ascii="Courier New" w:hAnsi="Courier New" w:cs="Courier New"/>
+                <w:sz w:val="14"/>
+              </w:rPr>
+            </w:pPr>
+          </w:p>
+        </w:tc>
+      </w:tr>
+      <w:tr>
+        <w:tc>
+          <w:tcPr>
+            <w:tcW w:w="1730" w:type="dxa"/>
+          </w:tcPr>
+          <w:p>
+            <w:pPr>
+              <w:pStyle w:val="NoSpacing"/>
+              <w:rPr>
+                <w:rFonts w:ascii="Courier New" w:hAnsi="Courier New" w:cs="Courier New"/>
+                <w:sz w:val="14"/>
+              </w:rPr>
+            </w:pPr>
+            <w:r>
+              <w:rPr>
+                <w:rFonts w:ascii="Courier New" w:hAnsi="Courier New" w:cs="Courier New"/>
+                <w:sz w:val="14"/>
+              </w:rPr>
+              <w:t>Reference No*</w:t>
+            </w:r>
+          </w:p>
+        </w:tc>
+        <w:tc>
+          <w:tcPr>
+            <w:tcW w:w="2693" w:type="dxa"/>
+            <w:tcBorders>
+              <w:right w:val="single" w:sz="4" w:space="0" w:color="auto"/>
+            </w:tcBorders>
+          </w:tcPr>
+          <w:p>
+            <w:pPr>
+              <w:pStyle w:val="NoSpacing"/>
+              <w:rPr>
+                <w:rFonts w:ascii="Courier New" w:hAnsi="Courier New" w:cs="Courier New"/>
+                <w:color w:val="000000" w:themeColor="text1"/>
+                <w:sz w:val="14"/>
+              </w:rPr>
+            </w:pPr>
+            <w:r>
+              <w:rPr>
+                <w:rFonts w:ascii="Courier New" w:hAnsi="Courier New" w:cs="Courier New"/>
+                <w:color w:val="000000" w:themeColor="text1"/>
+                <w:sz w:val="14"/>
+              </w:rPr>
+              <w:t>CREF_NO</w:t>
+            </w:r>
+          </w:p>
+        </w:tc>
+        <w:tc>
+          <w:tcPr>
+            <w:tcW w:w="1701" w:type="dxa"/>
+            <w:tcBorders>
+              <w:left w:val="single" w:sz="4" w:space="0" w:color="auto"/>
+              <w:right w:val="single" w:sz="4" w:space="0" w:color="auto"/>
+            </w:tcBorders>
+          </w:tcPr>
+          <w:p>
+            <w:pPr>
+              <w:pStyle w:val="NoSpacing"/>
+              <w:rPr>
+                <w:rFonts w:ascii="Courier New" w:hAnsi="Courier New" w:cs="Courier New"/>
+                <w:sz w:val="14"/>
+              </w:rPr>
+            </w:pPr>
+            <w:r>
+              <w:rPr>
+                <w:rFonts w:ascii="Courier New" w:hAnsi="Courier New" w:cs="Courier New"/>
+                <w:sz w:val="14"/>
+              </w:rPr>
+              <w:t>Textbox</w:t>
+            </w:r>
+          </w:p>
+        </w:tc>
+        <w:tc>
+          <w:tcPr>
+            <w:tcW w:w="3686" w:type="dxa"/>
+            <w:tcBorders>
+              <w:left w:val="single" w:sz="4" w:space="0" w:color="auto"/>
+            </w:tcBorders>
+          </w:tcPr>
+          <w:p>
+            <w:pPr>
+              <w:pStyle w:val="NoSpacing"/>
+              <w:rPr>
+                <w:rFonts w:ascii="Courier New" w:hAnsi="Courier New" w:cs="Courier New"/>
+                <w:sz w:val="14"/>
+              </w:rPr>
+            </w:pPr>
+            <w:r>
+              <w:rPr>
+                <w:rFonts w:ascii="Courier New" w:hAnsi="Courier New" w:cs="Courier New"/>
+                <w:sz w:val="14"/>
+              </w:rPr>
+              <w:t>Enabled</w:t>
+            </w:r>
+            <w:r>
+              <w:rPr>
+                <w:rFonts w:ascii="Courier New" w:hAnsi="Courier New" w:cs="Courier New"/>
+                <w:sz w:val="14"/>
+              </w:rPr>
+              <w:t xml:space="preserve"> &amp; Mandatory</w:t>
+            </w:r>
+            <w:r>
+              <w:rPr>
+                <w:rFonts w:ascii="Courier New" w:hAnsi="Courier New" w:cs="Courier New"/>
+                <w:sz w:val="14"/>
+              </w:rPr>
+              <w:t xml:space="preserve"> if </w:t>
+            </w:r>
+            <w:r>
+              <w:rPr>
+                <w:rFonts w:ascii="Courier New" w:hAnsi="Courier New" w:cs="Courier New"/>
+                <w:color w:val="984806" w:themeColor="accent6" w:themeShade="80"/>
+                <w:sz w:val="14"/>
+              </w:rPr>
+              <w:t>VAR_GSM_TRANSACTION_CODE</w:t>
+            </w:r>
+            <w:r>
+              <w:rPr>
+                <w:rFonts w:ascii="Courier New" w:hAnsi="Courier New" w:cs="Courier New"/>
+                <w:color w:val="984806" w:themeColor="accent6" w:themeShade="80"/>
+                <w:sz w:val="14"/>
+              </w:rPr>
+              <w:t>.LINCREMENT_FLAG = 0,else disabled</w:t>
+            </w:r>
+          </w:p>
+        </w:tc>
+      </w:tr>
+      <w:tr>
+        <w:tc>
+          <w:tcPr>
+            <w:tcW w:w="1730" w:type="dxa"/>
+          </w:tcPr>
+          <w:p>
+            <w:pPr>
+              <w:pStyle w:val="NoSpacing"/>
+              <w:rPr>
+                <w:rFonts w:ascii="Courier New" w:hAnsi="Courier New" w:cs="Courier New"/>
+                <w:sz w:val="14"/>
+              </w:rPr>
+            </w:pPr>
+            <w:r>
+              <w:rPr>
+                <w:rFonts w:ascii="Courier New" w:hAnsi="Courier New" w:cs="Courier New"/>
+                <w:sz w:val="14"/>
+              </w:rPr>
+              <w:t>Reference Date*</w:t>
+            </w:r>
+          </w:p>
+        </w:tc>
+        <w:tc>
+          <w:tcPr>
+            <w:tcW w:w="2693" w:type="dxa"/>
+            <w:tcBorders>
+              <w:right w:val="single" w:sz="4" w:space="0" w:color="auto"/>
+            </w:tcBorders>
+          </w:tcPr>
+          <w:p>
+            <w:pPr>
+              <w:pStyle w:val="NoSpacing"/>
+              <w:rPr>
+                <w:rFonts w:ascii="Courier New" w:hAnsi="Courier New" w:cs="Courier New"/>
+                <w:color w:val="000000" w:themeColor="text1"/>
+                <w:sz w:val="14"/>
+              </w:rPr>
+            </w:pPr>
+            <w:r>
+              <w:rPr>
+                <w:rFonts w:ascii="Courier New" w:hAnsi="Courier New" w:cs="Courier New"/>
+                <w:color w:val="000000" w:themeColor="text1"/>
+                <w:sz w:val="14"/>
+              </w:rPr>
+              <w:t>CREF_DATE</w:t>
+            </w:r>
+          </w:p>
+        </w:tc>
+        <w:tc>
+          <w:tcPr>
+            <w:tcW w:w="1701" w:type="dxa"/>
+            <w:tcBorders>
+              <w:left w:val="single" w:sz="4" w:space="0" w:color="auto"/>
+              <w:right w:val="single" w:sz="4" w:space="0" w:color="auto"/>
+            </w:tcBorders>
+          </w:tcPr>
+          <w:p>
+            <w:pPr>
+              <w:pStyle w:val="NoSpacing"/>
+              <w:rPr>
+                <w:rFonts w:ascii="Courier New" w:hAnsi="Courier New" w:cs="Courier New"/>
+                <w:sz w:val="14"/>
+              </w:rPr>
+            </w:pPr>
+            <w:r>
+              <w:rPr>
+                <w:rFonts w:ascii="Courier New" w:hAnsi="Courier New" w:cs="Courier New"/>
+                <w:sz w:val="14"/>
+              </w:rPr>
+              <w:t xml:space="preserve">Textbox, </w:t>
+            </w:r>
+            <w:r>
+              <w:rPr>
+                <w:rFonts w:ascii="Courier New" w:hAnsi="Courier New" w:cs="Courier New"/>
+                <w:sz w:val="14"/>
+              </w:rPr>
+              <w:t>enable</w:t>
+            </w:r>
+            <w:r>
+              <w:rPr>
+                <w:rFonts w:ascii="Courier New" w:hAnsi="Courier New" w:cs="Courier New"/>
+                <w:sz w:val="14"/>
+              </w:rPr>
+              <w:t>d</w:t>
+            </w:r>
+          </w:p>
+        </w:tc>
+        <w:tc>
+          <w:tcPr>
+            <w:tcW w:w="3686" w:type="dxa"/>
+            <w:tcBorders>
+              <w:left w:val="single" w:sz="4" w:space="0" w:color="auto"/>
+            </w:tcBorders>
+          </w:tcPr>
+          <w:p>
+            <w:pPr>
+              <w:pStyle w:val="NoSpacing"/>
+              <w:rPr>
+                <w:rFonts w:ascii="Courier New" w:hAnsi="Courier New" w:cs="Courier New"/>
+                <w:sz w:val="14"/>
+              </w:rPr>
+            </w:pPr>
+            <w:r>
+              <w:rPr>
+                <w:rFonts w:ascii="Courier New" w:hAnsi="Courier New" w:cs="Courier New"/>
+                <w:sz w:val="14"/>
+              </w:rPr>
+              <w:t>Mandatory</w:t>
+            </w:r>
+          </w:p>
+        </w:tc>
+      </w:tr>
+      <w:tr>
+        <w:tc>
+          <w:tcPr>
+            <w:tcW w:w="1730" w:type="dxa"/>
+          </w:tcPr>
+          <w:p>
+            <w:pPr>
+              <w:pStyle w:val="NoSpacing"/>
+              <w:rPr>
+                <w:rFonts w:ascii="Courier New" w:hAnsi="Courier New" w:cs="Courier New"/>
+                <w:sz w:val="14"/>
+              </w:rPr>
+            </w:pPr>
+            <w:r>
+              <w:rPr>
+                <w:rFonts w:ascii="Courier New" w:hAnsi="Courier New" w:cs="Courier New"/>
+                <w:sz w:val="14"/>
+              </w:rPr>
+              <w:t>LOI/Agrmt No.</w:t>
+            </w:r>
+          </w:p>
+        </w:tc>
+        <w:tc>
+          <w:tcPr>
+            <w:tcW w:w="2693" w:type="dxa"/>
+            <w:tcBorders>
+              <w:right w:val="single" w:sz="4" w:space="0" w:color="auto"/>
+            </w:tcBorders>
+          </w:tcPr>
+          <w:p>
+            <w:pPr>
+              <w:pStyle w:val="NoSpacing"/>
+              <w:rPr>
+                <w:rFonts w:ascii="Courier New" w:hAnsi="Courier New" w:cs="Courier New"/>
+                <w:color w:val="000000" w:themeColor="text1"/>
+                <w:sz w:val="14"/>
+              </w:rPr>
+            </w:pPr>
+            <w:r>
+              <w:rPr>
+                <w:rFonts w:ascii="Courier New" w:hAnsi="Courier New" w:cs="Courier New"/>
+                <w:color w:val="000000" w:themeColor="text1"/>
+                <w:sz w:val="14"/>
+              </w:rPr>
+              <w:t>CAGREEMENT_NO</w:t>
+            </w:r>
+          </w:p>
+        </w:tc>
+        <w:tc>
+          <w:tcPr>
+            <w:tcW w:w="1701" w:type="dxa"/>
+            <w:tcBorders>
+              <w:left w:val="single" w:sz="4" w:space="0" w:color="auto"/>
+              <w:right w:val="single" w:sz="4" w:space="0" w:color="auto"/>
+            </w:tcBorders>
+          </w:tcPr>
+          <w:p>
+            <w:pPr>
+              <w:pStyle w:val="NoSpacing"/>
+              <w:rPr>
+                <w:rFonts w:ascii="Courier New" w:hAnsi="Courier New" w:cs="Courier New"/>
+                <w:sz w:val="14"/>
+              </w:rPr>
+            </w:pPr>
+            <w:r>
+              <w:rPr>
+                <w:rFonts w:ascii="Courier New" w:hAnsi="Courier New" w:cs="Courier New"/>
+                <w:sz w:val="14"/>
+              </w:rPr>
+              <w:t>Textbox, disabled</w:t>
+            </w:r>
+          </w:p>
+        </w:tc>
+        <w:tc>
+          <w:tcPr>
+            <w:tcW w:w="3686" w:type="dxa"/>
+            <w:tcBorders>
+              <w:left w:val="single" w:sz="4" w:space="0" w:color="auto"/>
+            </w:tcBorders>
+          </w:tcPr>
+          <w:p>
+            <w:pPr>
+              <w:pStyle w:val="NoSpacing"/>
+              <w:rPr>
+                <w:rFonts w:ascii="Courier New" w:hAnsi="Courier New" w:cs="Courier New"/>
+                <w:sz w:val="14"/>
+              </w:rPr>
+            </w:pPr>
+          </w:p>
+        </w:tc>
+      </w:tr>
+      <w:tr>
+        <w:tc>
+          <w:tcPr>
+            <w:tcW w:w="1730" w:type="dxa"/>
+          </w:tcPr>
+          <w:p>
+            <w:pPr>
+              <w:pStyle w:val="NoSpacing"/>
+              <w:rPr>
+                <w:rFonts w:ascii="Courier New" w:hAnsi="Courier New" w:cs="Courier New"/>
+                <w:sz w:val="14"/>
+              </w:rPr>
+            </w:pPr>
+            <w:r>
+              <w:rPr>
+                <w:rFonts w:ascii="Courier New" w:hAnsi="Courier New" w:cs="Courier New"/>
+                <w:sz w:val="14"/>
+              </w:rPr>
+              <w:t>Description</w:t>
+            </w:r>
+          </w:p>
+        </w:tc>
+        <w:tc>
+          <w:tcPr>
+            <w:tcW w:w="2693" w:type="dxa"/>
+            <w:tcBorders>
+              <w:right w:val="single" w:sz="4" w:space="0" w:color="auto"/>
+            </w:tcBorders>
+          </w:tcPr>
+          <w:p>
+            <w:pPr>
+              <w:pStyle w:val="NoSpacing"/>
+              <w:rPr>
+                <w:rFonts w:ascii="Courier New" w:hAnsi="Courier New" w:cs="Courier New"/>
+                <w:color w:val="000000" w:themeColor="text1"/>
+                <w:sz w:val="14"/>
+              </w:rPr>
+            </w:pPr>
+            <w:r>
+              <w:rPr>
+                <w:rFonts w:ascii="Courier New" w:hAnsi="Courier New" w:cs="Courier New"/>
+                <w:color w:val="000000" w:themeColor="text1"/>
+                <w:sz w:val="14"/>
+              </w:rPr>
+              <w:t>CDESCRIPTION</w:t>
+            </w:r>
+          </w:p>
+        </w:tc>
+        <w:tc>
+          <w:tcPr>
+            <w:tcW w:w="1701" w:type="dxa"/>
+            <w:tcBorders>
+              <w:left w:val="single" w:sz="4" w:space="0" w:color="auto"/>
+              <w:right w:val="single" w:sz="4" w:space="0" w:color="auto"/>
+            </w:tcBorders>
+          </w:tcPr>
+          <w:p>
+            <w:pPr>
+              <w:pStyle w:val="NoSpacing"/>
+              <w:rPr>
+                <w:rFonts w:ascii="Courier New" w:hAnsi="Courier New" w:cs="Courier New"/>
+                <w:sz w:val="14"/>
+              </w:rPr>
+            </w:pPr>
+            <w:r>
+              <w:rPr>
+                <w:rFonts w:ascii="Courier New" w:hAnsi="Courier New" w:cs="Courier New"/>
+                <w:sz w:val="14"/>
+              </w:rPr>
+              <w:t xml:space="preserve">Textbox, </w:t>
+            </w:r>
+            <w:r>
+              <w:rPr>
+                <w:rFonts w:ascii="Courier New" w:hAnsi="Courier New" w:cs="Courier New"/>
+                <w:sz w:val="14"/>
+              </w:rPr>
+              <w:t>enabled</w:t>
+            </w:r>
+          </w:p>
+        </w:tc>
+        <w:tc>
+          <w:tcPr>
+            <w:tcW w:w="3686" w:type="dxa"/>
+            <w:tcBorders>
+              <w:left w:val="single" w:sz="4" w:space="0" w:color="auto"/>
+            </w:tcBorders>
+          </w:tcPr>
+          <w:p>
+            <w:pPr>
+              <w:pStyle w:val="NoSpacing"/>
+              <w:rPr>
+                <w:rFonts w:ascii="Courier New" w:hAnsi="Courier New" w:cs="Courier New"/>
+                <w:sz w:val="14"/>
+              </w:rPr>
+            </w:pPr>
+          </w:p>
+        </w:tc>
+      </w:tr>
+      <w:tr>
+        <w:tc>
+          <w:tcPr>
+            <w:tcW w:w="1730" w:type="dxa"/>
+          </w:tcPr>
+          <w:p>
+            <w:pPr>
+              <w:pStyle w:val="NoSpacing"/>
+              <w:rPr>
+                <w:rFonts w:ascii="Courier New" w:hAnsi="Courier New" w:cs="Courier New"/>
+                <w:sz w:val="14"/>
+              </w:rPr>
+            </w:pPr>
+            <w:r>
+              <w:rPr>
+                <w:rFonts w:ascii="Courier New" w:hAnsi="Courier New" w:cs="Courier New"/>
+                <w:sz w:val="14"/>
+              </w:rPr>
+              <w:t>Link Dept Code</w:t>
+            </w:r>
+          </w:p>
+        </w:tc>
+        <w:tc>
+          <w:tcPr>
+            <w:tcW w:w="2693" w:type="dxa"/>
+            <w:tcBorders>
+              <w:right w:val="single" w:sz="4" w:space="0" w:color="auto"/>
+            </w:tcBorders>
+          </w:tcPr>
+          <w:p>
+            <w:pPr>
+              <w:pStyle w:val="NoSpacing"/>
+              <w:rPr>
+                <w:rFonts w:ascii="Courier New" w:hAnsi="Courier New" w:cs="Courier New"/>
+                <w:color w:val="000000" w:themeColor="text1"/>
+                <w:sz w:val="14"/>
+              </w:rPr>
+            </w:pPr>
+            <w:r>
+              <w:rPr>
+                <w:rFonts w:ascii="Courier New" w:hAnsi="Courier New" w:cs="Courier New"/>
+                <w:sz w:val="14"/>
+              </w:rPr>
+              <w:t xml:space="preserve">CLINK_DEPT_CODE </w:t>
+            </w:r>
             <w:r>
               <w:rPr>
                 <w:rFonts w:ascii="Courier New" w:hAnsi="Courier New" w:cs="Courier New"/>
@@ -18805,33 +17714,7 @@
                 <w:color w:val="FF0000"/>
                 <w:sz w:val="14"/>
               </w:rPr>
-              <w:t>CR02]</w:t>
-            </w:r>
-          </w:p>
-        </w:tc>
-        <w:tc>
-          <w:tcPr>
-            <w:tcW w:w="2693" w:type="dxa"/>
-            <w:tcBorders>
-              <w:right w:val="single" w:sz="4" w:space="0" w:color="auto"/>
-            </w:tcBorders>
-          </w:tcPr>
-          <w:p>
-            <w:pPr>
-              <w:pStyle w:val="NoSpacing"/>
-              <w:rPr>
-                <w:rFonts w:ascii="Courier New" w:hAnsi="Courier New" w:cs="Courier New"/>
-                <w:color w:val="000000" w:themeColor="text1"/>
-                <w:sz w:val="14"/>
-              </w:rPr>
-            </w:pPr>
-            <w:r>
-              <w:rPr>
-                <w:rFonts w:ascii="Courier New" w:hAnsi="Courier New" w:cs="Courier New"/>
-                <w:color w:val="000000" w:themeColor="text1"/>
-                <w:sz w:val="14"/>
-              </w:rPr>
-              <w:t>CTRANS_STATUS_DESC</w:t>
+              <w:t>CR01</w:t>
             </w:r>
           </w:p>
         </w:tc>
@@ -18856,7 +17739,7 @@
                 <w:rFonts w:ascii="Courier New" w:hAnsi="Courier New" w:cs="Courier New"/>
                 <w:sz w:val="14"/>
               </w:rPr>
-              <w:t>Label</w:t>
+              <w:t>Label,Hidden</w:t>
             </w:r>
           </w:p>
         </w:tc>
@@ -18875,6 +17758,13 @@
                 <w:sz w:val="14"/>
               </w:rPr>
             </w:pPr>
+            <w:r>
+              <w:rPr>
+                <w:rFonts w:ascii="Courier New" w:hAnsi="Courier New" w:cs="Courier New"/>
+                <w:sz w:val="14"/>
+              </w:rPr>
+              <w:t>Digunakan untuk refresh summary</w:t>
+            </w:r>
           </w:p>
         </w:tc>
       </w:tr>
@@ -18896,7 +17786,7 @@
                 <w:rFonts w:ascii="Courier New" w:hAnsi="Courier New" w:cs="Courier New"/>
                 <w:sz w:val="14"/>
               </w:rPr>
-              <w:t>Invoice Period</w:t>
+              <w:t>Link Trans Code</w:t>
             </w:r>
           </w:p>
         </w:tc>
@@ -18921,560 +17811,7 @@
                 <w:rFonts w:ascii="Courier New" w:hAnsi="Courier New" w:cs="Courier New"/>
                 <w:sz w:val="14"/>
               </w:rPr>
-              <w:t>CINV_PRD</w:t>
-            </w:r>
-          </w:p>
-        </w:tc>
-        <w:tc>
-          <w:tcPr>
-            <w:tcW w:w="1701" w:type="dxa"/>
-            <w:tcBorders>
-              <w:left w:val="single" w:sz="4" w:space="0" w:color="auto"/>
-              <w:right w:val="single" w:sz="4" w:space="0" w:color="auto"/>
-            </w:tcBorders>
-          </w:tcPr>
-          <w:p>
-            <w:pPr>
-              <w:pStyle w:val="NoSpacing"/>
-              <w:rPr>
-                <w:rFonts w:ascii="Courier New" w:hAnsi="Courier New" w:cs="Courier New"/>
-                <w:sz w:val="14"/>
-              </w:rPr>
-            </w:pPr>
-            <w:r>
-              <w:rPr>
-                <w:rFonts w:ascii="Courier New" w:hAnsi="Courier New" w:cs="Courier New"/>
-                <w:sz w:val="14"/>
-              </w:rPr>
-              <w:t>Textbox, disabled</w:t>
-            </w:r>
-          </w:p>
-        </w:tc>
-        <w:tc>
-          <w:tcPr>
-            <w:tcW w:w="3686" w:type="dxa"/>
-            <w:tcBorders>
-              <w:left w:val="single" w:sz="4" w:space="0" w:color="auto"/>
-            </w:tcBorders>
-          </w:tcPr>
-          <w:p>
-            <w:pPr>
-              <w:pStyle w:val="NoSpacing"/>
-              <w:rPr>
-                <w:rFonts w:ascii="Courier New" w:hAnsi="Courier New" w:cs="Courier New"/>
-                <w:sz w:val="14"/>
-              </w:rPr>
-            </w:pPr>
-          </w:p>
-        </w:tc>
-      </w:tr>
-      <w:tr>
-        <w:tc>
-          <w:tcPr>
-            <w:tcW w:w="1730" w:type="dxa"/>
-          </w:tcPr>
-          <w:p>
-            <w:pPr>
-              <w:pStyle w:val="NoSpacing"/>
-              <w:rPr>
-                <w:rFonts w:ascii="Courier New" w:hAnsi="Courier New" w:cs="Courier New"/>
-                <w:sz w:val="14"/>
-              </w:rPr>
-            </w:pPr>
-            <w:r>
-              <w:rPr>
-                <w:rFonts w:ascii="Courier New" w:hAnsi="Courier New" w:cs="Courier New"/>
-                <w:sz w:val="14"/>
-              </w:rPr>
-              <w:t>Reference No*</w:t>
-            </w:r>
-          </w:p>
-        </w:tc>
-        <w:tc>
-          <w:tcPr>
-            <w:tcW w:w="2693" w:type="dxa"/>
-            <w:tcBorders>
-              <w:right w:val="single" w:sz="4" w:space="0" w:color="auto"/>
-            </w:tcBorders>
-          </w:tcPr>
-          <w:p>
-            <w:pPr>
-              <w:pStyle w:val="NoSpacing"/>
-              <w:rPr>
-                <w:rFonts w:ascii="Courier New" w:hAnsi="Courier New" w:cs="Courier New"/>
-                <w:color w:val="000000" w:themeColor="text1"/>
-                <w:sz w:val="14"/>
-              </w:rPr>
-            </w:pPr>
-            <w:r>
-              <w:rPr>
-                <w:rFonts w:ascii="Courier New" w:hAnsi="Courier New" w:cs="Courier New"/>
-                <w:color w:val="000000" w:themeColor="text1"/>
-                <w:sz w:val="14"/>
-              </w:rPr>
-              <w:t>CREF_NO</w:t>
-            </w:r>
-          </w:p>
-        </w:tc>
-        <w:tc>
-          <w:tcPr>
-            <w:tcW w:w="1701" w:type="dxa"/>
-            <w:tcBorders>
-              <w:left w:val="single" w:sz="4" w:space="0" w:color="auto"/>
-              <w:right w:val="single" w:sz="4" w:space="0" w:color="auto"/>
-            </w:tcBorders>
-          </w:tcPr>
-          <w:p>
-            <w:pPr>
-              <w:pStyle w:val="NoSpacing"/>
-              <w:rPr>
-                <w:rFonts w:ascii="Courier New" w:hAnsi="Courier New" w:cs="Courier New"/>
-                <w:sz w:val="14"/>
-              </w:rPr>
-            </w:pPr>
-            <w:r>
-              <w:rPr>
-                <w:rFonts w:ascii="Courier New" w:hAnsi="Courier New" w:cs="Courier New"/>
-                <w:sz w:val="14"/>
-              </w:rPr>
-              <w:t>Textbox</w:t>
-            </w:r>
-          </w:p>
-        </w:tc>
-        <w:tc>
-          <w:tcPr>
-            <w:tcW w:w="3686" w:type="dxa"/>
-            <w:tcBorders>
-              <w:left w:val="single" w:sz="4" w:space="0" w:color="auto"/>
-            </w:tcBorders>
-          </w:tcPr>
-          <w:p>
-            <w:pPr>
-              <w:pStyle w:val="NoSpacing"/>
-              <w:rPr>
-                <w:rFonts w:ascii="Courier New" w:hAnsi="Courier New" w:cs="Courier New"/>
-                <w:sz w:val="14"/>
-              </w:rPr>
-            </w:pPr>
-            <w:r>
-              <w:rPr>
-                <w:rFonts w:ascii="Courier New" w:hAnsi="Courier New" w:cs="Courier New"/>
-                <w:sz w:val="14"/>
-              </w:rPr>
-              <w:t>Enabled</w:t>
-            </w:r>
-            <w:r>
-              <w:rPr>
-                <w:rFonts w:ascii="Courier New" w:hAnsi="Courier New" w:cs="Courier New"/>
-                <w:sz w:val="14"/>
-              </w:rPr>
-              <w:t xml:space="preserve"> &amp; Mandatory</w:t>
-            </w:r>
-            <w:r>
-              <w:rPr>
-                <w:rFonts w:ascii="Courier New" w:hAnsi="Courier New" w:cs="Courier New"/>
-                <w:sz w:val="14"/>
-              </w:rPr>
-              <w:t xml:space="preserve"> if </w:t>
-            </w:r>
-            <w:r>
-              <w:rPr>
-                <w:rFonts w:ascii="Courier New" w:hAnsi="Courier New" w:cs="Courier New"/>
-                <w:color w:val="984806" w:themeColor="accent6" w:themeShade="80"/>
-                <w:sz w:val="14"/>
-              </w:rPr>
-              <w:t>VAR_GSM_TRANSACTION_CODE</w:t>
-            </w:r>
-            <w:r>
-              <w:rPr>
-                <w:rFonts w:ascii="Courier New" w:hAnsi="Courier New" w:cs="Courier New"/>
-                <w:color w:val="984806" w:themeColor="accent6" w:themeShade="80"/>
-                <w:sz w:val="14"/>
-              </w:rPr>
-              <w:t xml:space="preserve">.LINCREMENT_FLAG = </w:t>
-            </w:r>
-            <w:proofErr w:type="gramStart"/>
-            <w:r>
-              <w:rPr>
-                <w:rFonts w:ascii="Courier New" w:hAnsi="Courier New" w:cs="Courier New"/>
-                <w:color w:val="984806" w:themeColor="accent6" w:themeShade="80"/>
-                <w:sz w:val="14"/>
-              </w:rPr>
-              <w:t>0,else</w:t>
-            </w:r>
-            <w:proofErr w:type="gramEnd"/>
-            <w:r>
-              <w:rPr>
-                <w:rFonts w:ascii="Courier New" w:hAnsi="Courier New" w:cs="Courier New"/>
-                <w:color w:val="984806" w:themeColor="accent6" w:themeShade="80"/>
-                <w:sz w:val="14"/>
-              </w:rPr>
-              <w:t xml:space="preserve"> disabled</w:t>
-            </w:r>
-          </w:p>
-        </w:tc>
-      </w:tr>
-      <w:tr>
-        <w:tc>
-          <w:tcPr>
-            <w:tcW w:w="1730" w:type="dxa"/>
-          </w:tcPr>
-          <w:p>
-            <w:pPr>
-              <w:pStyle w:val="NoSpacing"/>
-              <w:rPr>
-                <w:rFonts w:ascii="Courier New" w:hAnsi="Courier New" w:cs="Courier New"/>
-                <w:sz w:val="14"/>
-              </w:rPr>
-            </w:pPr>
-            <w:r>
-              <w:rPr>
-                <w:rFonts w:ascii="Courier New" w:hAnsi="Courier New" w:cs="Courier New"/>
-                <w:sz w:val="14"/>
-              </w:rPr>
-              <w:t>Reference Date*</w:t>
-            </w:r>
-          </w:p>
-        </w:tc>
-        <w:tc>
-          <w:tcPr>
-            <w:tcW w:w="2693" w:type="dxa"/>
-            <w:tcBorders>
-              <w:right w:val="single" w:sz="4" w:space="0" w:color="auto"/>
-            </w:tcBorders>
-          </w:tcPr>
-          <w:p>
-            <w:pPr>
-              <w:pStyle w:val="NoSpacing"/>
-              <w:rPr>
-                <w:rFonts w:ascii="Courier New" w:hAnsi="Courier New" w:cs="Courier New"/>
-                <w:color w:val="000000" w:themeColor="text1"/>
-                <w:sz w:val="14"/>
-              </w:rPr>
-            </w:pPr>
-            <w:r>
-              <w:rPr>
-                <w:rFonts w:ascii="Courier New" w:hAnsi="Courier New" w:cs="Courier New"/>
-                <w:color w:val="000000" w:themeColor="text1"/>
-                <w:sz w:val="14"/>
-              </w:rPr>
-              <w:t>CREF_DATE</w:t>
-            </w:r>
-          </w:p>
-        </w:tc>
-        <w:tc>
-          <w:tcPr>
-            <w:tcW w:w="1701" w:type="dxa"/>
-            <w:tcBorders>
-              <w:left w:val="single" w:sz="4" w:space="0" w:color="auto"/>
-              <w:right w:val="single" w:sz="4" w:space="0" w:color="auto"/>
-            </w:tcBorders>
-          </w:tcPr>
-          <w:p>
-            <w:pPr>
-              <w:pStyle w:val="NoSpacing"/>
-              <w:rPr>
-                <w:rFonts w:ascii="Courier New" w:hAnsi="Courier New" w:cs="Courier New"/>
-                <w:sz w:val="14"/>
-              </w:rPr>
-            </w:pPr>
-            <w:r>
-              <w:rPr>
-                <w:rFonts w:ascii="Courier New" w:hAnsi="Courier New" w:cs="Courier New"/>
-                <w:sz w:val="14"/>
-              </w:rPr>
-              <w:t xml:space="preserve">Textbox, </w:t>
-            </w:r>
-            <w:r>
-              <w:rPr>
-                <w:rFonts w:ascii="Courier New" w:hAnsi="Courier New" w:cs="Courier New"/>
-                <w:sz w:val="14"/>
-              </w:rPr>
-              <w:t>enable</w:t>
-            </w:r>
-            <w:r>
-              <w:rPr>
-                <w:rFonts w:ascii="Courier New" w:hAnsi="Courier New" w:cs="Courier New"/>
-                <w:sz w:val="14"/>
-              </w:rPr>
-              <w:t>d</w:t>
-            </w:r>
-          </w:p>
-        </w:tc>
-        <w:tc>
-          <w:tcPr>
-            <w:tcW w:w="3686" w:type="dxa"/>
-            <w:tcBorders>
-              <w:left w:val="single" w:sz="4" w:space="0" w:color="auto"/>
-            </w:tcBorders>
-          </w:tcPr>
-          <w:p>
-            <w:pPr>
-              <w:pStyle w:val="NoSpacing"/>
-              <w:rPr>
-                <w:rFonts w:ascii="Courier New" w:hAnsi="Courier New" w:cs="Courier New"/>
-                <w:sz w:val="14"/>
-              </w:rPr>
-            </w:pPr>
-            <w:r>
-              <w:rPr>
-                <w:rFonts w:ascii="Courier New" w:hAnsi="Courier New" w:cs="Courier New"/>
-                <w:sz w:val="14"/>
-              </w:rPr>
-              <w:t>Mandatory</w:t>
-            </w:r>
-          </w:p>
-        </w:tc>
-      </w:tr>
-      <w:tr>
-        <w:tc>
-          <w:tcPr>
-            <w:tcW w:w="1730" w:type="dxa"/>
-          </w:tcPr>
-          <w:p>
-            <w:pPr>
-              <w:pStyle w:val="NoSpacing"/>
-              <w:rPr>
-                <w:rFonts w:ascii="Courier New" w:hAnsi="Courier New" w:cs="Courier New"/>
-                <w:sz w:val="14"/>
-              </w:rPr>
-            </w:pPr>
-            <w:r>
-              <w:rPr>
-                <w:rFonts w:ascii="Courier New" w:hAnsi="Courier New" w:cs="Courier New"/>
-                <w:sz w:val="14"/>
-              </w:rPr>
-              <w:t>LOI/</w:t>
-            </w:r>
-            <w:proofErr w:type="spellStart"/>
-            <w:r>
-              <w:rPr>
-                <w:rFonts w:ascii="Courier New" w:hAnsi="Courier New" w:cs="Courier New"/>
-                <w:sz w:val="14"/>
-              </w:rPr>
-              <w:t>Agrmt</w:t>
-            </w:r>
-            <w:proofErr w:type="spellEnd"/>
-            <w:r>
-              <w:rPr>
-                <w:rFonts w:ascii="Courier New" w:hAnsi="Courier New" w:cs="Courier New"/>
-                <w:sz w:val="14"/>
-              </w:rPr>
-              <w:t xml:space="preserve"> No.</w:t>
-            </w:r>
-          </w:p>
-        </w:tc>
-        <w:tc>
-          <w:tcPr>
-            <w:tcW w:w="2693" w:type="dxa"/>
-            <w:tcBorders>
-              <w:right w:val="single" w:sz="4" w:space="0" w:color="auto"/>
-            </w:tcBorders>
-          </w:tcPr>
-          <w:p>
-            <w:pPr>
-              <w:pStyle w:val="NoSpacing"/>
-              <w:rPr>
-                <w:rFonts w:ascii="Courier New" w:hAnsi="Courier New" w:cs="Courier New"/>
-                <w:color w:val="000000" w:themeColor="text1"/>
-                <w:sz w:val="14"/>
-              </w:rPr>
-            </w:pPr>
-            <w:r>
-              <w:rPr>
-                <w:rFonts w:ascii="Courier New" w:hAnsi="Courier New" w:cs="Courier New"/>
-                <w:color w:val="000000" w:themeColor="text1"/>
-                <w:sz w:val="14"/>
-              </w:rPr>
-              <w:t>CAGREEMENT_NO</w:t>
-            </w:r>
-          </w:p>
-        </w:tc>
-        <w:tc>
-          <w:tcPr>
-            <w:tcW w:w="1701" w:type="dxa"/>
-            <w:tcBorders>
-              <w:left w:val="single" w:sz="4" w:space="0" w:color="auto"/>
-              <w:right w:val="single" w:sz="4" w:space="0" w:color="auto"/>
-            </w:tcBorders>
-          </w:tcPr>
-          <w:p>
-            <w:pPr>
-              <w:pStyle w:val="NoSpacing"/>
-              <w:rPr>
-                <w:rFonts w:ascii="Courier New" w:hAnsi="Courier New" w:cs="Courier New"/>
-                <w:sz w:val="14"/>
-              </w:rPr>
-            </w:pPr>
-            <w:r>
-              <w:rPr>
-                <w:rFonts w:ascii="Courier New" w:hAnsi="Courier New" w:cs="Courier New"/>
-                <w:sz w:val="14"/>
-              </w:rPr>
-              <w:t>Textbox, disabled</w:t>
-            </w:r>
-          </w:p>
-        </w:tc>
-        <w:tc>
-          <w:tcPr>
-            <w:tcW w:w="3686" w:type="dxa"/>
-            <w:tcBorders>
-              <w:left w:val="single" w:sz="4" w:space="0" w:color="auto"/>
-            </w:tcBorders>
-          </w:tcPr>
-          <w:p>
-            <w:pPr>
-              <w:pStyle w:val="NoSpacing"/>
-              <w:rPr>
-                <w:rFonts w:ascii="Courier New" w:hAnsi="Courier New" w:cs="Courier New"/>
-                <w:sz w:val="14"/>
-              </w:rPr>
-            </w:pPr>
-          </w:p>
-        </w:tc>
-      </w:tr>
-      <w:tr>
-        <w:tc>
-          <w:tcPr>
-            <w:tcW w:w="1730" w:type="dxa"/>
-          </w:tcPr>
-          <w:p>
-            <w:pPr>
-              <w:pStyle w:val="NoSpacing"/>
-              <w:rPr>
-                <w:rFonts w:ascii="Courier New" w:hAnsi="Courier New" w:cs="Courier New"/>
-                <w:sz w:val="14"/>
-              </w:rPr>
-            </w:pPr>
-            <w:r>
-              <w:rPr>
-                <w:rFonts w:ascii="Courier New" w:hAnsi="Courier New" w:cs="Courier New"/>
-                <w:sz w:val="14"/>
-              </w:rPr>
-              <w:t>Description</w:t>
-            </w:r>
-          </w:p>
-        </w:tc>
-        <w:tc>
-          <w:tcPr>
-            <w:tcW w:w="2693" w:type="dxa"/>
-            <w:tcBorders>
-              <w:right w:val="single" w:sz="4" w:space="0" w:color="auto"/>
-            </w:tcBorders>
-          </w:tcPr>
-          <w:p>
-            <w:pPr>
-              <w:pStyle w:val="NoSpacing"/>
-              <w:rPr>
-                <w:rFonts w:ascii="Courier New" w:hAnsi="Courier New" w:cs="Courier New"/>
-                <w:color w:val="000000" w:themeColor="text1"/>
-                <w:sz w:val="14"/>
-              </w:rPr>
-            </w:pPr>
-            <w:r>
-              <w:rPr>
-                <w:rFonts w:ascii="Courier New" w:hAnsi="Courier New" w:cs="Courier New"/>
-                <w:color w:val="000000" w:themeColor="text1"/>
-                <w:sz w:val="14"/>
-              </w:rPr>
-              <w:t>CDESCRIPTION</w:t>
-            </w:r>
-          </w:p>
-        </w:tc>
-        <w:tc>
-          <w:tcPr>
-            <w:tcW w:w="1701" w:type="dxa"/>
-            <w:tcBorders>
-              <w:left w:val="single" w:sz="4" w:space="0" w:color="auto"/>
-              <w:right w:val="single" w:sz="4" w:space="0" w:color="auto"/>
-            </w:tcBorders>
-          </w:tcPr>
-          <w:p>
-            <w:pPr>
-              <w:pStyle w:val="NoSpacing"/>
-              <w:rPr>
-                <w:rFonts w:ascii="Courier New" w:hAnsi="Courier New" w:cs="Courier New"/>
-                <w:sz w:val="14"/>
-              </w:rPr>
-            </w:pPr>
-            <w:r>
-              <w:rPr>
-                <w:rFonts w:ascii="Courier New" w:hAnsi="Courier New" w:cs="Courier New"/>
-                <w:sz w:val="14"/>
-              </w:rPr>
-              <w:t xml:space="preserve">Textbox, </w:t>
-            </w:r>
-            <w:r>
-              <w:rPr>
-                <w:rFonts w:ascii="Courier New" w:hAnsi="Courier New" w:cs="Courier New"/>
-                <w:sz w:val="14"/>
-              </w:rPr>
-              <w:t>enabled</w:t>
-            </w:r>
-          </w:p>
-        </w:tc>
-        <w:tc>
-          <w:tcPr>
-            <w:tcW w:w="3686" w:type="dxa"/>
-            <w:tcBorders>
-              <w:left w:val="single" w:sz="4" w:space="0" w:color="auto"/>
-            </w:tcBorders>
-          </w:tcPr>
-          <w:p>
-            <w:pPr>
-              <w:pStyle w:val="NoSpacing"/>
-              <w:rPr>
-                <w:rFonts w:ascii="Courier New" w:hAnsi="Courier New" w:cs="Courier New"/>
-                <w:sz w:val="14"/>
-              </w:rPr>
-            </w:pPr>
-          </w:p>
-        </w:tc>
-      </w:tr>
-      <w:tr>
-        <w:tc>
-          <w:tcPr>
-            <w:tcW w:w="1730" w:type="dxa"/>
-          </w:tcPr>
-          <w:p>
-            <w:pPr>
-              <w:pStyle w:val="NoSpacing"/>
-              <w:rPr>
-                <w:rFonts w:ascii="Courier New" w:hAnsi="Courier New" w:cs="Courier New"/>
-                <w:sz w:val="14"/>
-              </w:rPr>
-            </w:pPr>
-            <w:r>
-              <w:rPr>
-                <w:rFonts w:ascii="Courier New" w:hAnsi="Courier New" w:cs="Courier New"/>
-                <w:sz w:val="14"/>
-              </w:rPr>
-              <w:t>Link Dept Code</w:t>
-            </w:r>
-          </w:p>
-        </w:tc>
-        <w:tc>
-          <w:tcPr>
-            <w:tcW w:w="2693" w:type="dxa"/>
-            <w:tcBorders>
-              <w:right w:val="single" w:sz="4" w:space="0" w:color="auto"/>
-            </w:tcBorders>
-          </w:tcPr>
-          <w:p>
-            <w:pPr>
-              <w:pStyle w:val="NoSpacing"/>
-              <w:rPr>
-                <w:rFonts w:ascii="Courier New" w:hAnsi="Courier New" w:cs="Courier New"/>
-                <w:color w:val="000000" w:themeColor="text1"/>
-                <w:sz w:val="14"/>
-              </w:rPr>
-            </w:pPr>
-            <w:r>
-              <w:rPr>
-                <w:rFonts w:ascii="Courier New" w:hAnsi="Courier New" w:cs="Courier New"/>
-                <w:sz w:val="14"/>
-              </w:rPr>
-              <w:t xml:space="preserve">CLINK_DEPT_CODE </w:t>
+              <w:t xml:space="preserve">CLINK_TRANS_CODE </w:t>
             </w:r>
             <w:r>
               <w:rPr>
@@ -19503,8 +17840,6 @@
                 <w:sz w:val="14"/>
               </w:rPr>
             </w:pPr>
-            <w:proofErr w:type="spellStart"/>
-            <w:proofErr w:type="gramStart"/>
             <w:r>
               <w:rPr>
                 <w:rFonts w:ascii="Courier New" w:hAnsi="Courier New" w:cs="Courier New"/>
@@ -19512,8 +17847,6 @@
               </w:rPr>
               <w:t>Label,Hidden</w:t>
             </w:r>
-            <w:proofErr w:type="spellEnd"/>
-            <w:proofErr w:type="gramEnd"/>
           </w:p>
         </w:tc>
         <w:tc>
@@ -19531,172 +17864,12 @@
                 <w:sz w:val="14"/>
               </w:rPr>
             </w:pPr>
-            <w:proofErr w:type="spellStart"/>
-            <w:r>
-              <w:rPr>
-                <w:rFonts w:ascii="Courier New" w:hAnsi="Courier New" w:cs="Courier New"/>
-                <w:sz w:val="14"/>
-              </w:rPr>
-              <w:t>Digunakan</w:t>
-            </w:r>
-            <w:proofErr w:type="spellEnd"/>
-            <w:r>
-              <w:rPr>
-                <w:rFonts w:ascii="Courier New" w:hAnsi="Courier New" w:cs="Courier New"/>
-                <w:sz w:val="14"/>
-              </w:rPr>
-              <w:t xml:space="preserve"> </w:t>
-            </w:r>
-            <w:proofErr w:type="spellStart"/>
-            <w:r>
-              <w:rPr>
-                <w:rFonts w:ascii="Courier New" w:hAnsi="Courier New" w:cs="Courier New"/>
-                <w:sz w:val="14"/>
-              </w:rPr>
-              <w:t>untuk</w:t>
-            </w:r>
-            <w:proofErr w:type="spellEnd"/>
-            <w:r>
-              <w:rPr>
-                <w:rFonts w:ascii="Courier New" w:hAnsi="Courier New" w:cs="Courier New"/>
-                <w:sz w:val="14"/>
-              </w:rPr>
-              <w:t xml:space="preserve"> refresh summary</w:t>
-            </w:r>
-          </w:p>
-        </w:tc>
-      </w:tr>
-      <w:tr>
-        <w:tc>
-          <w:tcPr>
-            <w:tcW w:w="1730" w:type="dxa"/>
-          </w:tcPr>
-          <w:p>
-            <w:pPr>
-              <w:pStyle w:val="NoSpacing"/>
-              <w:rPr>
-                <w:rFonts w:ascii="Courier New" w:hAnsi="Courier New" w:cs="Courier New"/>
-                <w:sz w:val="14"/>
-              </w:rPr>
-            </w:pPr>
-            <w:r>
-              <w:rPr>
-                <w:rFonts w:ascii="Courier New" w:hAnsi="Courier New" w:cs="Courier New"/>
-                <w:sz w:val="14"/>
-              </w:rPr>
-              <w:t>Link Trans Code</w:t>
-            </w:r>
-          </w:p>
-        </w:tc>
-        <w:tc>
-          <w:tcPr>
-            <w:tcW w:w="2693" w:type="dxa"/>
-            <w:tcBorders>
-              <w:right w:val="single" w:sz="4" w:space="0" w:color="auto"/>
-            </w:tcBorders>
-          </w:tcPr>
-          <w:p>
-            <w:pPr>
-              <w:pStyle w:val="NoSpacing"/>
-              <w:rPr>
-                <w:rFonts w:ascii="Courier New" w:hAnsi="Courier New" w:cs="Courier New"/>
-                <w:color w:val="000000" w:themeColor="text1"/>
-                <w:sz w:val="14"/>
-              </w:rPr>
-            </w:pPr>
-            <w:r>
-              <w:rPr>
-                <w:rFonts w:ascii="Courier New" w:hAnsi="Courier New" w:cs="Courier New"/>
-                <w:sz w:val="14"/>
-              </w:rPr>
-              <w:t xml:space="preserve">CLINK_TRANS_CODE </w:t>
-            </w:r>
-            <w:r>
-              <w:rPr>
-                <w:rFonts w:ascii="Courier New" w:hAnsi="Courier New" w:cs="Courier New"/>
-                <w:b/>
-                <w:color w:val="FF0000"/>
-                <w:sz w:val="14"/>
-              </w:rPr>
-              <w:t>CR01</w:t>
-            </w:r>
-          </w:p>
-        </w:tc>
-        <w:tc>
-          <w:tcPr>
-            <w:tcW w:w="1701" w:type="dxa"/>
-            <w:tcBorders>
-              <w:left w:val="single" w:sz="4" w:space="0" w:color="auto"/>
-              <w:right w:val="single" w:sz="4" w:space="0" w:color="auto"/>
-            </w:tcBorders>
-          </w:tcPr>
-          <w:p>
-            <w:pPr>
-              <w:pStyle w:val="NoSpacing"/>
-              <w:rPr>
-                <w:rFonts w:ascii="Courier New" w:hAnsi="Courier New" w:cs="Courier New"/>
-                <w:sz w:val="14"/>
-              </w:rPr>
-            </w:pPr>
-            <w:proofErr w:type="spellStart"/>
-            <w:proofErr w:type="gramStart"/>
-            <w:r>
-              <w:rPr>
-                <w:rFonts w:ascii="Courier New" w:hAnsi="Courier New" w:cs="Courier New"/>
-                <w:sz w:val="14"/>
-              </w:rPr>
-              <w:t>Label,Hidden</w:t>
-            </w:r>
-            <w:proofErr w:type="spellEnd"/>
-            <w:proofErr w:type="gramEnd"/>
-          </w:p>
-        </w:tc>
-        <w:tc>
-          <w:tcPr>
-            <w:tcW w:w="3686" w:type="dxa"/>
-            <w:tcBorders>
-              <w:left w:val="single" w:sz="4" w:space="0" w:color="auto"/>
-            </w:tcBorders>
-          </w:tcPr>
-          <w:p>
-            <w:pPr>
-              <w:pStyle w:val="NoSpacing"/>
-              <w:rPr>
-                <w:rFonts w:ascii="Courier New" w:hAnsi="Courier New" w:cs="Courier New"/>
-                <w:sz w:val="14"/>
-              </w:rPr>
-            </w:pPr>
-            <w:proofErr w:type="spellStart"/>
-            <w:r>
-              <w:rPr>
-                <w:rFonts w:ascii="Courier New" w:hAnsi="Courier New" w:cs="Courier New"/>
-                <w:sz w:val="14"/>
-              </w:rPr>
-              <w:t>Digunakan</w:t>
-            </w:r>
-            <w:proofErr w:type="spellEnd"/>
-            <w:r>
-              <w:rPr>
-                <w:rFonts w:ascii="Courier New" w:hAnsi="Courier New" w:cs="Courier New"/>
-                <w:sz w:val="14"/>
-              </w:rPr>
-              <w:t xml:space="preserve"> </w:t>
-            </w:r>
-            <w:proofErr w:type="spellStart"/>
-            <w:r>
-              <w:rPr>
-                <w:rFonts w:ascii="Courier New" w:hAnsi="Courier New" w:cs="Courier New"/>
-                <w:sz w:val="14"/>
-              </w:rPr>
-              <w:t>untuk</w:t>
-            </w:r>
-            <w:proofErr w:type="spellEnd"/>
-            <w:r>
-              <w:rPr>
-                <w:rFonts w:ascii="Courier New" w:hAnsi="Courier New" w:cs="Courier New"/>
-                <w:sz w:val="14"/>
-              </w:rPr>
-              <w:t xml:space="preserve"> refresh summary</w:t>
+            <w:r>
+              <w:rPr>
+                <w:rFonts w:ascii="Courier New" w:hAnsi="Courier New" w:cs="Courier New"/>
+                <w:sz w:val="14"/>
+              </w:rPr>
+              <w:t>Digunakan untuk refresh summary</w:t>
             </w:r>
           </w:p>
         </w:tc>
@@ -19917,6 +18090,7 @@
         </w:rPr>
       </w:pPr>
       <w:r>
+        <w:lastRenderedPageBreak/>
         <w:t xml:space="preserve">ADD </w:t>
       </w:r>
       <w:r>
@@ -20245,23 +18419,7 @@
                 <w:rFonts w:ascii="Courier New" w:hAnsi="Courier New" w:cs="Courier New"/>
                 <w:sz w:val="14"/>
               </w:rPr>
-              <w:t xml:space="preserve">Enable Add </w:t>
-            </w:r>
-            <w:proofErr w:type="spellStart"/>
-            <w:r>
-              <w:rPr>
-                <w:rFonts w:ascii="Courier New" w:hAnsi="Courier New" w:cs="Courier New"/>
-                <w:sz w:val="14"/>
-              </w:rPr>
-              <w:t>Semua</w:t>
-            </w:r>
-            <w:proofErr w:type="spellEnd"/>
-            <w:r>
-              <w:rPr>
-                <w:rFonts w:ascii="Courier New" w:hAnsi="Courier New" w:cs="Courier New"/>
-                <w:sz w:val="14"/>
-              </w:rPr>
-              <w:t xml:space="preserve"> Add field</w:t>
+              <w:t>Enable Add Semua Add field</w:t>
             </w:r>
           </w:p>
           <w:p>
@@ -20462,23 +18620,7 @@
                 <w:rFonts w:ascii="Courier New" w:hAnsi="Courier New" w:cs="Courier New"/>
                 <w:sz w:val="14"/>
               </w:rPr>
-              <w:t xml:space="preserve">Set focus </w:t>
-            </w:r>
-            <w:proofErr w:type="spellStart"/>
-            <w:r>
-              <w:rPr>
-                <w:rFonts w:ascii="Courier New" w:hAnsi="Courier New" w:cs="Courier New"/>
-                <w:sz w:val="14"/>
-              </w:rPr>
-              <w:t>ke</w:t>
-            </w:r>
-            <w:proofErr w:type="spellEnd"/>
-            <w:r>
-              <w:rPr>
-                <w:rFonts w:ascii="Courier New" w:hAnsi="Courier New" w:cs="Courier New"/>
-                <w:sz w:val="14"/>
-              </w:rPr>
-              <w:t xml:space="preserve"> field Department</w:t>
+              <w:t>Set focus ke field Department</w:t>
             </w:r>
           </w:p>
           <w:p>
@@ -20812,23 +18954,7 @@
                 <w:rFonts w:ascii="Courier New" w:hAnsi="Courier New" w:cs="Courier New"/>
                 <w:sz w:val="14"/>
               </w:rPr>
-              <w:t xml:space="preserve">Enable Edit </w:t>
-            </w:r>
-            <w:proofErr w:type="spellStart"/>
-            <w:r>
-              <w:rPr>
-                <w:rFonts w:ascii="Courier New" w:hAnsi="Courier New" w:cs="Courier New"/>
-                <w:sz w:val="14"/>
-              </w:rPr>
-              <w:t>Semua</w:t>
-            </w:r>
-            <w:proofErr w:type="spellEnd"/>
-            <w:r>
-              <w:rPr>
-                <w:rFonts w:ascii="Courier New" w:hAnsi="Courier New" w:cs="Courier New"/>
-                <w:sz w:val="14"/>
-              </w:rPr>
-              <w:t xml:space="preserve"> Editable field</w:t>
+              <w:t>Enable Edit Semua Editable field</w:t>
             </w:r>
           </w:p>
           <w:p>
@@ -20942,23 +19068,7 @@
                 <w:rFonts w:ascii="Courier New" w:hAnsi="Courier New" w:cs="Courier New"/>
                 <w:sz w:val="14"/>
               </w:rPr>
-              <w:t xml:space="preserve">Set focus </w:t>
-            </w:r>
-            <w:proofErr w:type="spellStart"/>
-            <w:r>
-              <w:rPr>
-                <w:rFonts w:ascii="Courier New" w:hAnsi="Courier New" w:cs="Courier New"/>
-                <w:sz w:val="14"/>
-              </w:rPr>
-              <w:t>ke</w:t>
-            </w:r>
-            <w:proofErr w:type="spellEnd"/>
-            <w:r>
-              <w:rPr>
-                <w:rFonts w:ascii="Courier New" w:hAnsi="Courier New" w:cs="Courier New"/>
-                <w:sz w:val="14"/>
-              </w:rPr>
-              <w:t xml:space="preserve"> field Description</w:t>
+              <w:t>Set focus ke field Description</w:t>
             </w:r>
           </w:p>
           <w:p>
@@ -21183,17 +19293,8 @@
                 <w:rFonts w:ascii="Courier New" w:hAnsi="Courier New" w:cs="Courier New"/>
                 <w:sz w:val="14"/>
               </w:rPr>
-              <w:t xml:space="preserve">Please select </w:t>
-            </w:r>
-            <w:proofErr w:type="gramStart"/>
-            <w:r>
-              <w:rPr>
-                <w:rFonts w:ascii="Courier New" w:hAnsi="Courier New" w:cs="Courier New"/>
-                <w:sz w:val="14"/>
-              </w:rPr>
-              <w:t>Department !</w:t>
-            </w:r>
-            <w:proofErr w:type="gramEnd"/>
+              <w:t>Please select Department !</w:t>
+            </w:r>
           </w:p>
         </w:tc>
       </w:tr>
@@ -21276,17 +19377,8 @@
                 <w:rFonts w:ascii="Courier New" w:hAnsi="Courier New" w:cs="Courier New"/>
                 <w:sz w:val="14"/>
               </w:rPr>
-              <w:t xml:space="preserve">Please input Ref </w:t>
-            </w:r>
-            <w:proofErr w:type="gramStart"/>
-            <w:r>
-              <w:rPr>
-                <w:rFonts w:ascii="Courier New" w:hAnsi="Courier New" w:cs="Courier New"/>
-                <w:sz w:val="14"/>
-              </w:rPr>
-              <w:t>No !</w:t>
-            </w:r>
-            <w:proofErr w:type="gramEnd"/>
+              <w:t>Please input Ref No !</w:t>
+            </w:r>
           </w:p>
         </w:tc>
       </w:tr>
@@ -21296,7 +19388,6 @@
         <w:pStyle w:val="Heading4"/>
       </w:pPr>
       <w:r>
-        <w:lastRenderedPageBreak/>
         <w:t>ACTION</w:t>
       </w:r>
     </w:p>
@@ -21481,6 +19572,7 @@
                 <w:rFonts w:ascii="Courier New" w:hAnsi="Courier New" w:cs="Courier New"/>
                 <w:sz w:val="14"/>
               </w:rPr>
+              <w:lastRenderedPageBreak/>
               <w:t xml:space="preserve">, </w:t>
             </w:r>
             <w:r>
@@ -21963,53 +20055,12 @@
                 <w:szCs w:val="14"/>
               </w:rPr>
             </w:pPr>
-            <w:proofErr w:type="spellStart"/>
-            <w:r>
-              <w:rPr>
-                <w:rFonts w:ascii="Courier New" w:hAnsi="Courier New" w:cs="Courier New"/>
-                <w:sz w:val="14"/>
-              </w:rPr>
-              <w:t>simpan</w:t>
-            </w:r>
-            <w:proofErr w:type="spellEnd"/>
-            <w:r>
-              <w:rPr>
-                <w:rFonts w:ascii="Courier New" w:hAnsi="Courier New" w:cs="Courier New"/>
-                <w:sz w:val="14"/>
-              </w:rPr>
-              <w:t xml:space="preserve"> </w:t>
-            </w:r>
-            <w:proofErr w:type="spellStart"/>
-            <w:r>
-              <w:rPr>
-                <w:rFonts w:ascii="Courier New" w:hAnsi="Courier New" w:cs="Courier New"/>
-                <w:sz w:val="14"/>
-              </w:rPr>
-              <w:t>hasil</w:t>
-            </w:r>
-            <w:proofErr w:type="spellEnd"/>
-            <w:r>
-              <w:rPr>
-                <w:rFonts w:ascii="Courier New" w:hAnsi="Courier New" w:cs="Courier New"/>
-                <w:sz w:val="14"/>
-              </w:rPr>
-              <w:t xml:space="preserve"> </w:t>
-            </w:r>
-            <w:proofErr w:type="spellStart"/>
-            <w:r>
-              <w:rPr>
-                <w:rFonts w:ascii="Courier New" w:hAnsi="Courier New" w:cs="Courier New"/>
-                <w:sz w:val="14"/>
-              </w:rPr>
-              <w:t>ke</w:t>
-            </w:r>
-            <w:proofErr w:type="spellEnd"/>
-            <w:r>
-              <w:rPr>
-                <w:rFonts w:ascii="Courier New" w:hAnsi="Courier New" w:cs="Courier New"/>
-                <w:sz w:val="14"/>
-              </w:rPr>
-              <w:t xml:space="preserve"> </w:t>
+            <w:r>
+              <w:rPr>
+                <w:rFonts w:ascii="Courier New" w:hAnsi="Courier New" w:cs="Courier New"/>
+                <w:sz w:val="14"/>
+              </w:rPr>
+              <w:t xml:space="preserve">simpan hasil ke </w:t>
             </w:r>
             <w:r>
               <w:rPr>
@@ -22169,21 +20220,12 @@
                 <w:lang w:val="id-ID"/>
               </w:rPr>
             </w:pPr>
-            <w:proofErr w:type="spellStart"/>
-            <w:r>
-              <w:rPr>
-                <w:rFonts w:ascii="Courier New" w:hAnsi="Courier New" w:cs="Courier New"/>
-                <w:sz w:val="14"/>
-              </w:rPr>
-              <w:t>Jalankan</w:t>
-            </w:r>
-            <w:proofErr w:type="spellEnd"/>
-            <w:r>
-              <w:rPr>
-                <w:rFonts w:ascii="Courier New" w:hAnsi="Courier New" w:cs="Courier New"/>
-                <w:sz w:val="14"/>
-              </w:rPr>
-              <w:t xml:space="preserve"> ON CLOSE FORM PROCESS</w:t>
+            <w:r>
+              <w:rPr>
+                <w:rFonts w:ascii="Courier New" w:hAnsi="Courier New" w:cs="Courier New"/>
+                <w:sz w:val="14"/>
+              </w:rPr>
+              <w:t>Jalankan ON CLOSE FORM PROCESS</w:t>
             </w:r>
           </w:p>
           <w:p>
@@ -22698,23 +20740,13 @@
                 <w:lang w:val="id-ID"/>
               </w:rPr>
             </w:pPr>
-            <w:proofErr w:type="spellStart"/>
             <w:r>
               <w:rPr>
                 <w:rFonts w:ascii="Courier New" w:hAnsi="Courier New" w:cs="Courier New"/>
                 <w:color w:val="000000" w:themeColor="text1"/>
                 <w:sz w:val="14"/>
               </w:rPr>
-              <w:t>Jalankan</w:t>
-            </w:r>
-            <w:proofErr w:type="spellEnd"/>
-            <w:r>
-              <w:rPr>
-                <w:rFonts w:ascii="Courier New" w:hAnsi="Courier New" w:cs="Courier New"/>
-                <w:color w:val="000000" w:themeColor="text1"/>
-                <w:sz w:val="14"/>
-              </w:rPr>
-              <w:t xml:space="preserve"> ON CLOSE FORM PROCESS</w:t>
+              <w:t>Jalankan ON CLOSE FORM PROCESS</w:t>
             </w:r>
           </w:p>
           <w:p>
@@ -22765,41 +20797,13 @@
                 <w:lang w:val="id-ID"/>
               </w:rPr>
             </w:pPr>
-            <w:proofErr w:type="spellStart"/>
             <w:r>
               <w:rPr>
                 <w:rFonts w:ascii="Courier New" w:hAnsi="Courier New" w:cs="Courier New"/>
                 <w:color w:val="000000" w:themeColor="text1"/>
                 <w:sz w:val="14"/>
               </w:rPr>
-              <w:t>Kembali</w:t>
-            </w:r>
-            <w:proofErr w:type="spellEnd"/>
-            <w:r>
-              <w:rPr>
-                <w:rFonts w:ascii="Courier New" w:hAnsi="Courier New" w:cs="Courier New"/>
-                <w:color w:val="000000" w:themeColor="text1"/>
-                <w:sz w:val="14"/>
-              </w:rPr>
-              <w:t xml:space="preserve"> </w:t>
-            </w:r>
-            <w:proofErr w:type="spellStart"/>
-            <w:r>
-              <w:rPr>
-                <w:rFonts w:ascii="Courier New" w:hAnsi="Courier New" w:cs="Courier New"/>
-                <w:color w:val="000000" w:themeColor="text1"/>
-                <w:sz w:val="14"/>
-              </w:rPr>
-              <w:t>ke</w:t>
-            </w:r>
-            <w:proofErr w:type="spellEnd"/>
-            <w:r>
-              <w:rPr>
-                <w:rFonts w:ascii="Courier New" w:hAnsi="Courier New" w:cs="Courier New"/>
-                <w:color w:val="000000" w:themeColor="text1"/>
-                <w:sz w:val="14"/>
-              </w:rPr>
-              <w:t xml:space="preserve"> form</w:t>
+              <w:t>Kembali ke form</w:t>
             </w:r>
           </w:p>
           <w:p>
@@ -23117,6 +21121,7 @@
                 <w:color w:val="000000" w:themeColor="text1"/>
                 <w:sz w:val="14"/>
               </w:rPr>
+              <w:lastRenderedPageBreak/>
               <w:t>IF Error</w:t>
             </w:r>
           </w:p>
@@ -23690,23 +21695,7 @@
                 <w:rFonts w:ascii="Courier New" w:hAnsi="Courier New" w:cs="Courier New"/>
                 <w:sz w:val="14"/>
               </w:rPr>
-              <w:t xml:space="preserve"> List </w:t>
-            </w:r>
-            <w:proofErr w:type="spellStart"/>
-            <w:r>
-              <w:rPr>
-                <w:rFonts w:ascii="Courier New" w:hAnsi="Courier New" w:cs="Courier New"/>
-                <w:sz w:val="14"/>
-              </w:rPr>
-              <w:t>dengan</w:t>
-            </w:r>
-            <w:proofErr w:type="spellEnd"/>
-            <w:r>
-              <w:rPr>
-                <w:rFonts w:ascii="Courier New" w:hAnsi="Courier New" w:cs="Courier New"/>
-                <w:sz w:val="14"/>
-              </w:rPr>
-              <w:t xml:space="preserve"> </w:t>
+              <w:t xml:space="preserve"> List dengan </w:t>
             </w:r>
             <w:r>
               <w:rPr>
@@ -23748,23 +21737,7 @@
                 <w:rFonts w:ascii="Courier New" w:hAnsi="Courier New" w:cs="Courier New"/>
                 <w:sz w:val="14"/>
               </w:rPr>
-              <w:t xml:space="preserve">_LIST </w:t>
-            </w:r>
-            <w:proofErr w:type="spellStart"/>
-            <w:r>
-              <w:rPr>
-                <w:rFonts w:ascii="Courier New" w:hAnsi="Courier New" w:cs="Courier New"/>
-                <w:sz w:val="14"/>
-              </w:rPr>
-              <w:t>dengan</w:t>
-            </w:r>
-            <w:proofErr w:type="spellEnd"/>
-            <w:r>
-              <w:rPr>
-                <w:rFonts w:ascii="Courier New" w:hAnsi="Courier New" w:cs="Courier New"/>
-                <w:sz w:val="14"/>
-              </w:rPr>
-              <w:t xml:space="preserve"> parameter:</w:t>
+              <w:t>_LIST dengan parameter:</w:t>
             </w:r>
           </w:p>
           <w:p>
@@ -23833,23 +21806,7 @@
                 <w:rFonts w:ascii="Courier New" w:hAnsi="Courier New" w:cs="Courier New"/>
                 <w:sz w:val="14"/>
               </w:rPr>
-              <w:t xml:space="preserve">CPERIOD (CPERIOD YEAR + CPERIOD MONTH Format </w:t>
-            </w:r>
-            <w:proofErr w:type="spellStart"/>
-            <w:r>
-              <w:rPr>
-                <w:rFonts w:ascii="Courier New" w:hAnsi="Courier New" w:cs="Courier New"/>
-                <w:sz w:val="14"/>
-              </w:rPr>
-              <w:t>yyyymm</w:t>
-            </w:r>
-            <w:proofErr w:type="spellEnd"/>
-            <w:r>
-              <w:rPr>
-                <w:rFonts w:ascii="Courier New" w:hAnsi="Courier New" w:cs="Courier New"/>
-                <w:sz w:val="14"/>
-              </w:rPr>
-              <w:t xml:space="preserve">) </w:t>
+              <w:t xml:space="preserve">CPERIOD (CPERIOD YEAR + CPERIOD MONTH Format yyyymm) </w:t>
             </w:r>
           </w:p>
           <w:p>
@@ -24664,7 +22621,6 @@
         <w:pStyle w:val="Heading1"/>
       </w:pPr>
       <w:r>
-        <w:lastRenderedPageBreak/>
         <w:t>CR LIST</w:t>
       </w:r>
     </w:p>
@@ -24822,21 +22778,12 @@
                 <w:sz w:val="14"/>
               </w:rPr>
             </w:pPr>
-            <w:proofErr w:type="spellStart"/>
             <w:r>
               <w:rPr>
                 <w:rFonts w:cs="Courier New"/>
                 <w:sz w:val="14"/>
               </w:rPr>
-              <w:t>Tambah</w:t>
-            </w:r>
-            <w:proofErr w:type="spellEnd"/>
-            <w:r>
-              <w:rPr>
-                <w:rFonts w:cs="Courier New"/>
-                <w:sz w:val="14"/>
-              </w:rPr>
-              <w:t xml:space="preserve"> Input Output Link Dept Code dan Link Trans Code</w:t>
+              <w:t>Tambah Input Output Link Dept Code dan Link Trans Code</w:t>
             </w:r>
           </w:p>
           <w:p>
@@ -24857,23 +22804,7 @@
                 <w:rFonts w:cs="Courier New"/>
                 <w:sz w:val="14"/>
               </w:rPr>
-              <w:t xml:space="preserve">Visible Grid Summary </w:t>
-            </w:r>
-            <w:proofErr w:type="spellStart"/>
-            <w:r>
-              <w:rPr>
-                <w:rFonts w:cs="Courier New"/>
-                <w:sz w:val="14"/>
-              </w:rPr>
-              <w:t>saat</w:t>
-            </w:r>
-            <w:proofErr w:type="spellEnd"/>
-            <w:r>
-              <w:rPr>
-                <w:rFonts w:cs="Courier New"/>
-                <w:sz w:val="14"/>
-              </w:rPr>
-              <w:t xml:space="preserve"> Add Mode</w:t>
+              <w:t>Visible Grid Summary saat Add Mode</w:t>
             </w:r>
           </w:p>
         </w:tc>
@@ -24914,6 +22845,7 @@
                 <w:color w:val="FF0000"/>
                 <w:sz w:val="14"/>
               </w:rPr>
+              <w:lastRenderedPageBreak/>
               <w:t>CR0</w:t>
             </w:r>
             <w:r>
@@ -24969,37 +22901,12 @@
                 <w:sz w:val="14"/>
               </w:rPr>
             </w:pPr>
-            <w:proofErr w:type="spellStart"/>
             <w:r>
               <w:rPr>
                 <w:rFonts w:cs="Courier New"/>
                 <w:sz w:val="14"/>
               </w:rPr>
-              <w:t>Tambah</w:t>
-            </w:r>
-            <w:proofErr w:type="spellEnd"/>
-            <w:r>
-              <w:rPr>
-                <w:rFonts w:cs="Courier New"/>
-                <w:sz w:val="14"/>
-              </w:rPr>
-              <w:t xml:space="preserve"> button mode </w:t>
-            </w:r>
-            <w:proofErr w:type="spellStart"/>
-            <w:r>
-              <w:rPr>
-                <w:rFonts w:cs="Courier New"/>
-                <w:sz w:val="14"/>
-              </w:rPr>
-              <w:t>saat</w:t>
-            </w:r>
-            <w:proofErr w:type="spellEnd"/>
-            <w:r>
-              <w:rPr>
-                <w:rFonts w:cs="Courier New"/>
-                <w:sz w:val="14"/>
-              </w:rPr>
-              <w:t xml:space="preserve"> invoice plan list</w:t>
+              <w:t>Tambah button mode saat invoice plan list</w:t>
             </w:r>
           </w:p>
           <w:p>
@@ -25015,40 +22922,13 @@
                 <w:sz w:val="14"/>
               </w:rPr>
             </w:pPr>
-            <w:proofErr w:type="spellStart"/>
             <w:r>
               <w:rPr>
                 <w:rFonts w:cs="Courier New"/>
                 <w:sz w:val="14"/>
               </w:rPr>
-              <w:t>Tambah</w:t>
-            </w:r>
-            <w:proofErr w:type="spellEnd"/>
-            <w:r>
-              <w:rPr>
-                <w:rFonts w:cs="Courier New"/>
-                <w:sz w:val="14"/>
-              </w:rPr>
-              <w:t xml:space="preserve"> info </w:t>
-            </w:r>
-            <w:proofErr w:type="spellStart"/>
-            <w:r>
-              <w:rPr>
-                <w:rFonts w:cs="Courier New"/>
-                <w:sz w:val="14"/>
-              </w:rPr>
-              <w:t>untuk</w:t>
-            </w:r>
-            <w:proofErr w:type="spellEnd"/>
-            <w:r>
-              <w:rPr>
-                <w:rFonts w:cs="Courier New"/>
-                <w:sz w:val="14"/>
-              </w:rPr>
-              <w:t xml:space="preserve"> TRANS STATUS DESC</w:t>
-            </w:r>
-            <w:bookmarkStart w:id="3" w:name="_GoBack"/>
-            <w:bookmarkEnd w:id="3"/>
+              <w:t>Tambah info untuk TRANS STATUS DESC</w:t>
+            </w:r>
           </w:p>
           <w:p>
             <w:pPr>
@@ -25135,7 +23015,6 @@
           </w:p>
         </w:tc>
       </w:tr>
-      <w:bookmarkEnd w:id="2"/>
       <w:tr>
         <w:tc>
           <w:tcPr>
@@ -25150,6 +23029,8 @@
                 <w:sz w:val="14"/>
               </w:rPr>
             </w:pPr>
+            <w:bookmarkStart w:id="3" w:name="_Hlk213333636"/>
+            <w:bookmarkEnd w:id="2"/>
           </w:p>
         </w:tc>
         <w:tc>
@@ -25183,6 +23064,7 @@
           </w:p>
         </w:tc>
       </w:tr>
+      <w:bookmarkEnd w:id="3"/>
       <w:tr>
         <w:tc>
           <w:tcPr>
@@ -25279,7 +23161,7 @@
     </w:tbl>
     <w:p>
       <w:pPr>
-        <w:pStyle w:val="Heading4"/>
+        <w:pStyle w:val="Heading2"/>
       </w:pPr>
       <w:r>
         <w:t>TEMPLATE</w:t>
@@ -25287,7 +23169,7 @@
     </w:p>
     <w:p>
       <w:pPr>
-        <w:pStyle w:val="Heading4"/>
+        <w:pStyle w:val="Heading2"/>
       </w:pPr>
       <w:r>
         <w:t>VALIDATION</w:t>
@@ -25501,7 +23383,7 @@
     </w:tbl>
     <w:p>
       <w:pPr>
-        <w:pStyle w:val="Heading4"/>
+        <w:pStyle w:val="Heading2"/>
       </w:pPr>
       <w:r>
         <w:t>ACTION</w:t>
@@ -25592,7 +23474,7 @@
 </file>
 
 <file path=word/endnotes.xml><?xml version="1.0" encoding="utf-8"?>
-<w:endnotes xmlns:wpc="http://schemas.microsoft.com/office/word/2010/wordprocessingCanvas" xmlns:cx="http://schemas.microsoft.com/office/drawing/2014/chartex" xmlns:cx1="http://schemas.microsoft.com/office/drawing/2015/9/8/chartex" xmlns:cx2="http://schemas.microsoft.com/office/drawing/2015/10/21/chartex" xmlns:cx3="http://schemas.microsoft.com/office/drawing/2016/5/9/chartex" xmlns:cx4="http://schemas.microsoft.com/office/drawing/2016/5/10/chartex" xmlns:cx5="http://schemas.microsoft.com/office/drawing/2016/5/11/chartex" xmlns:cx6="http://schemas.microsoft.com/office/drawing/2016/5/12/chartex" xmlns:cx7="http://schemas.microsoft.com/office/drawing/2016/5/13/chartex" xmlns:cx8="http://schemas.microsoft.com/office/drawing/2016/5/14/chartex" xmlns:mc="http://schemas.openxmlformats.org/markup-compatibility/2006" xmlns:aink="http://schemas.microsoft.com/office/drawing/2016/ink" xmlns:am3d="http://schemas.microsoft.com/office/drawing/2017/model3d" xmlns:o="urn:schemas-microsoft-com:office:office" xmlns:r="http://schemas.openxmlformats.org/officeDocument/2006/relationships" xmlns:m="http://schemas.openxmlformats.org/officeDocument/2006/math" xmlns:v="urn:schemas-microsoft-com:vml" xmlns:wp14="http://schemas.microsoft.com/office/word/2010/wordprocessingDrawing" xmlns:wp="http://schemas.openxmlformats.org/drawingml/2006/wordprocessingDrawing" xmlns:w10="urn:schemas-microsoft-com:office:word" xmlns:w="http://schemas.openxmlformats.org/wordprocessingml/2006/main" xmlns:w14="http://schemas.microsoft.com/office/word/2010/wordml" xmlns:w15="http://schemas.microsoft.com/office/word/2012/wordml" xmlns:w16cid="http://schemas.microsoft.com/office/word/2016/wordml/cid" xmlns:w16se="http://schemas.microsoft.com/office/word/2015/wordml/symex" xmlns:wpg="http://schemas.microsoft.com/office/word/2010/wordprocessingGroup" xmlns:wpi="http://schemas.microsoft.com/office/word/2010/wordprocessingInk" xmlns:wne="http://schemas.microsoft.com/office/word/2006/wordml" xmlns:wps="http://schemas.microsoft.com/office/word/2010/wordprocessingShape" mc:Ignorable="w14 w15 w16se w16cid wp14">
+<w:endnotes xmlns:wpc="http://schemas.microsoft.com/office/word/2010/wordprocessingCanvas" xmlns:cx="http://schemas.microsoft.com/office/drawing/2014/chartex" xmlns:cx1="http://schemas.microsoft.com/office/drawing/2015/9/8/chartex" xmlns:cx2="http://schemas.microsoft.com/office/drawing/2015/10/21/chartex" xmlns:cx3="http://schemas.microsoft.com/office/drawing/2016/5/9/chartex" xmlns:cx4="http://schemas.microsoft.com/office/drawing/2016/5/10/chartex" xmlns:cx5="http://schemas.microsoft.com/office/drawing/2016/5/11/chartex" xmlns:cx6="http://schemas.microsoft.com/office/drawing/2016/5/12/chartex" xmlns:cx7="http://schemas.microsoft.com/office/drawing/2016/5/13/chartex" xmlns:cx8="http://schemas.microsoft.com/office/drawing/2016/5/14/chartex" xmlns:mc="http://schemas.openxmlformats.org/markup-compatibility/2006" xmlns:aink="http://schemas.microsoft.com/office/drawing/2016/ink" xmlns:am3d="http://schemas.microsoft.com/office/drawing/2017/model3d" xmlns:o="urn:schemas-microsoft-com:office:office" xmlns:oel="http://schemas.microsoft.com/office/2019/extlst" xmlns:r="http://schemas.openxmlformats.org/officeDocument/2006/relationships" xmlns:m="http://schemas.openxmlformats.org/officeDocument/2006/math" xmlns:v="urn:schemas-microsoft-com:vml" xmlns:wp14="http://schemas.microsoft.com/office/word/2010/wordprocessingDrawing" xmlns:wp="http://schemas.openxmlformats.org/drawingml/2006/wordprocessingDrawing" xmlns:w10="urn:schemas-microsoft-com:office:word" xmlns:w="http://schemas.openxmlformats.org/wordprocessingml/2006/main" xmlns:w14="http://schemas.microsoft.com/office/word/2010/wordml" xmlns:w15="http://schemas.microsoft.com/office/word/2012/wordml" xmlns:w16cex="http://schemas.microsoft.com/office/word/2018/wordml/cex" xmlns:w16cid="http://schemas.microsoft.com/office/word/2016/wordml/cid" xmlns:w16="http://schemas.microsoft.com/office/word/2018/wordml" xmlns:w16du="http://schemas.microsoft.com/office/word/2023/wordml/word16du" xmlns:w16sdtdh="http://schemas.microsoft.com/office/word/2020/wordml/sdtdatahash" xmlns:w16sdtfl="http://schemas.microsoft.com/office/word/2024/wordml/sdtformatlock" xmlns:w16se="http://schemas.microsoft.com/office/word/2015/wordml/symex" xmlns:wpg="http://schemas.microsoft.com/office/word/2010/wordprocessingGroup" xmlns:wpi="http://schemas.microsoft.com/office/word/2010/wordprocessingInk" xmlns:wne="http://schemas.microsoft.com/office/word/2006/wordml" xmlns:wps="http://schemas.microsoft.com/office/word/2010/wordprocessingShape" mc:Ignorable="w14 w15 w16se w16cid w16 w16cex w16sdtdh w16sdtfl w16du wp14">
   <w:endnote w:type="separator" w:id="-1">
     <w:p>
       <w:pPr>
@@ -25617,7 +23499,7 @@
 </file>
 
 <file path=word/footer1.xml><?xml version="1.0" encoding="utf-8"?>
-<w:ftr xmlns:wpc="http://schemas.microsoft.com/office/word/2010/wordprocessingCanvas" xmlns:cx="http://schemas.microsoft.com/office/drawing/2014/chartex" xmlns:cx1="http://schemas.microsoft.com/office/drawing/2015/9/8/chartex" xmlns:cx2="http://schemas.microsoft.com/office/drawing/2015/10/21/chartex" xmlns:cx3="http://schemas.microsoft.com/office/drawing/2016/5/9/chartex" xmlns:cx4="http://schemas.microsoft.com/office/drawing/2016/5/10/chartex" xmlns:cx5="http://schemas.microsoft.com/office/drawing/2016/5/11/chartex" xmlns:cx6="http://schemas.microsoft.com/office/drawing/2016/5/12/chartex" xmlns:cx7="http://schemas.microsoft.com/office/drawing/2016/5/13/chartex" xmlns:cx8="http://schemas.microsoft.com/office/drawing/2016/5/14/chartex" xmlns:mc="http://schemas.openxmlformats.org/markup-compatibility/2006" xmlns:aink="http://schemas.microsoft.com/office/drawing/2016/ink" xmlns:am3d="http://schemas.microsoft.com/office/drawing/2017/model3d" xmlns:o="urn:schemas-microsoft-com:office:office" xmlns:r="http://schemas.openxmlformats.org/officeDocument/2006/relationships" xmlns:m="http://schemas.openxmlformats.org/officeDocument/2006/math" xmlns:v="urn:schemas-microsoft-com:vml" xmlns:wp14="http://schemas.microsoft.com/office/word/2010/wordprocessingDrawing" xmlns:wp="http://schemas.openxmlformats.org/drawingml/2006/wordprocessingDrawing" xmlns:w10="urn:schemas-microsoft-com:office:word" xmlns:w="http://schemas.openxmlformats.org/wordprocessingml/2006/main" xmlns:w14="http://schemas.microsoft.com/office/word/2010/wordml" xmlns:w15="http://schemas.microsoft.com/office/word/2012/wordml" xmlns:w16cid="http://schemas.microsoft.com/office/word/2016/wordml/cid" xmlns:w16se="http://schemas.microsoft.com/office/word/2015/wordml/symex" xmlns:wpg="http://schemas.microsoft.com/office/word/2010/wordprocessingGroup" xmlns:wpi="http://schemas.microsoft.com/office/word/2010/wordprocessingInk" xmlns:wne="http://schemas.microsoft.com/office/word/2006/wordml" xmlns:wps="http://schemas.microsoft.com/office/word/2010/wordprocessingShape" mc:Ignorable="w14 w15 w16se w16cid wp14">
+<w:ftr xmlns:wpc="http://schemas.microsoft.com/office/word/2010/wordprocessingCanvas" xmlns:cx="http://schemas.microsoft.com/office/drawing/2014/chartex" xmlns:cx1="http://schemas.microsoft.com/office/drawing/2015/9/8/chartex" xmlns:cx2="http://schemas.microsoft.com/office/drawing/2015/10/21/chartex" xmlns:cx3="http://schemas.microsoft.com/office/drawing/2016/5/9/chartex" xmlns:cx4="http://schemas.microsoft.com/office/drawing/2016/5/10/chartex" xmlns:cx5="http://schemas.microsoft.com/office/drawing/2016/5/11/chartex" xmlns:cx6="http://schemas.microsoft.com/office/drawing/2016/5/12/chartex" xmlns:cx7="http://schemas.microsoft.com/office/drawing/2016/5/13/chartex" xmlns:cx8="http://schemas.microsoft.com/office/drawing/2016/5/14/chartex" xmlns:mc="http://schemas.openxmlformats.org/markup-compatibility/2006" xmlns:aink="http://schemas.microsoft.com/office/drawing/2016/ink" xmlns:am3d="http://schemas.microsoft.com/office/drawing/2017/model3d" xmlns:o="urn:schemas-microsoft-com:office:office" xmlns:oel="http://schemas.microsoft.com/office/2019/extlst" xmlns:r="http://schemas.openxmlformats.org/officeDocument/2006/relationships" xmlns:m="http://schemas.openxmlformats.org/officeDocument/2006/math" xmlns:v="urn:schemas-microsoft-com:vml" xmlns:wp14="http://schemas.microsoft.com/office/word/2010/wordprocessingDrawing" xmlns:wp="http://schemas.openxmlformats.org/drawingml/2006/wordprocessingDrawing" xmlns:w10="urn:schemas-microsoft-com:office:word" xmlns:w="http://schemas.openxmlformats.org/wordprocessingml/2006/main" xmlns:w14="http://schemas.microsoft.com/office/word/2010/wordml" xmlns:w15="http://schemas.microsoft.com/office/word/2012/wordml" xmlns:w16cex="http://schemas.microsoft.com/office/word/2018/wordml/cex" xmlns:w16cid="http://schemas.microsoft.com/office/word/2016/wordml/cid" xmlns:w16="http://schemas.microsoft.com/office/word/2018/wordml" xmlns:w16du="http://schemas.microsoft.com/office/word/2023/wordml/word16du" xmlns:w16sdtdh="http://schemas.microsoft.com/office/word/2020/wordml/sdtdatahash" xmlns:w16sdtfl="http://schemas.microsoft.com/office/word/2024/wordml/sdtformatlock" xmlns:w16se="http://schemas.microsoft.com/office/word/2015/wordml/symex" xmlns:wpg="http://schemas.microsoft.com/office/word/2010/wordprocessingGroup" xmlns:wpi="http://schemas.microsoft.com/office/word/2010/wordprocessingInk" xmlns:wne="http://schemas.microsoft.com/office/word/2006/wordml" xmlns:wps="http://schemas.microsoft.com/office/word/2010/wordprocessingShape" mc:Ignorable="w14 w15 w16se w16cid w16 w16cex w16sdtdh w16sdtfl w16du wp14">
   <w:p>
     <w:pPr>
       <w:pStyle w:val="Footer"/>
@@ -25645,7 +23527,7 @@
       <w:rPr>
         <w:noProof/>
       </w:rPr>
-      <w:t>Wednesday, June 11, 2025</w:t>
+      <w:t>Wednesday, November 12, 2025</w:t>
     </w:r>
     <w:r>
       <w:fldChar w:fldCharType="end"/>
@@ -25680,27 +23562,14 @@
     <w:r>
       <w:t xml:space="preserve"> of </w:t>
     </w:r>
-    <w:r>
-      <w:fldChar w:fldCharType="begin"/>
-    </w:r>
-    <w:r>
-      <w:instrText xml:space="preserve"> NUMPAGES  </w:instrText>
-    </w:r>
-    <w:r>
-      <w:fldChar w:fldCharType="separate"/>
-    </w:r>
-    <w:r>
-      <w:rPr>
-        <w:noProof/>
-      </w:rPr>
-      <w:t>12</w:t>
-    </w:r>
-    <w:r>
-      <w:rPr>
-        <w:noProof/>
-      </w:rPr>
-      <w:fldChar w:fldCharType="end"/>
-    </w:r>
+    <w:fldSimple w:instr=" NUMPAGES  ">
+      <w:r>
+        <w:rPr>
+          <w:noProof/>
+        </w:rPr>
+        <w:t>12</w:t>
+      </w:r>
+    </w:fldSimple>
     <w:r>
       <w:rPr>
         <w:rFonts w:ascii="Cambria" w:hAnsi="Cambria"/>
@@ -25718,7 +23587,7 @@
 </file>
 
 <file path=word/footnotes.xml><?xml version="1.0" encoding="utf-8"?>
-<w:footnotes xmlns:wpc="http://schemas.microsoft.com/office/word/2010/wordprocessingCanvas" xmlns:cx="http://schemas.microsoft.com/office/drawing/2014/chartex" xmlns:cx1="http://schemas.microsoft.com/office/drawing/2015/9/8/chartex" xmlns:cx2="http://schemas.microsoft.com/office/drawing/2015/10/21/chartex" xmlns:cx3="http://schemas.microsoft.com/office/drawing/2016/5/9/chartex" xmlns:cx4="http://schemas.microsoft.com/office/drawing/2016/5/10/chartex" xmlns:cx5="http://schemas.microsoft.com/office/drawing/2016/5/11/chartex" xmlns:cx6="http://schemas.microsoft.com/office/drawing/2016/5/12/chartex" xmlns:cx7="http://schemas.microsoft.com/office/drawing/2016/5/13/chartex" xmlns:cx8="http://schemas.microsoft.com/office/drawing/2016/5/14/chartex" xmlns:mc="http://schemas.openxmlformats.org/markup-compatibility/2006" xmlns:aink="http://schemas.microsoft.com/office/drawing/2016/ink" xmlns:am3d="http://schemas.microsoft.com/office/drawing/2017/model3d" xmlns:o="urn:schemas-microsoft-com:office:office" xmlns:r="http://schemas.openxmlformats.org/officeDocument/2006/relationships" xmlns:m="http://schemas.openxmlformats.org/officeDocument/2006/math" xmlns:v="urn:schemas-microsoft-com:vml" xmlns:wp14="http://schemas.microsoft.com/office/word/2010/wordprocessingDrawing" xmlns:wp="http://schemas.openxmlformats.org/drawingml/2006/wordprocessingDrawing" xmlns:w10="urn:schemas-microsoft-com:office:word" xmlns:w="http://schemas.openxmlformats.org/wordprocessingml/2006/main" xmlns:w14="http://schemas.microsoft.com/office/word/2010/wordml" xmlns:w15="http://schemas.microsoft.com/office/word/2012/wordml" xmlns:w16cid="http://schemas.microsoft.com/office/word/2016/wordml/cid" xmlns:w16se="http://schemas.microsoft.com/office/word/2015/wordml/symex" xmlns:wpg="http://schemas.microsoft.com/office/word/2010/wordprocessingGroup" xmlns:wpi="http://schemas.microsoft.com/office/word/2010/wordprocessingInk" xmlns:wne="http://schemas.microsoft.com/office/word/2006/wordml" xmlns:wps="http://schemas.microsoft.com/office/word/2010/wordprocessingShape" mc:Ignorable="w14 w15 w16se w16cid wp14">
+<w:footnotes xmlns:wpc="http://schemas.microsoft.com/office/word/2010/wordprocessingCanvas" xmlns:cx="http://schemas.microsoft.com/office/drawing/2014/chartex" xmlns:cx1="http://schemas.microsoft.com/office/drawing/2015/9/8/chartex" xmlns:cx2="http://schemas.microsoft.com/office/drawing/2015/10/21/chartex" xmlns:cx3="http://schemas.microsoft.com/office/drawing/2016/5/9/chartex" xmlns:cx4="http://schemas.microsoft.com/office/drawing/2016/5/10/chartex" xmlns:cx5="http://schemas.microsoft.com/office/drawing/2016/5/11/chartex" xmlns:cx6="http://schemas.microsoft.com/office/drawing/2016/5/12/chartex" xmlns:cx7="http://schemas.microsoft.com/office/drawing/2016/5/13/chartex" xmlns:cx8="http://schemas.microsoft.com/office/drawing/2016/5/14/chartex" xmlns:mc="http://schemas.openxmlformats.org/markup-compatibility/2006" xmlns:aink="http://schemas.microsoft.com/office/drawing/2016/ink" xmlns:am3d="http://schemas.microsoft.com/office/drawing/2017/model3d" xmlns:o="urn:schemas-microsoft-com:office:office" xmlns:oel="http://schemas.microsoft.com/office/2019/extlst" xmlns:r="http://schemas.openxmlformats.org/officeDocument/2006/relationships" xmlns:m="http://schemas.openxmlformats.org/officeDocument/2006/math" xmlns:v="urn:schemas-microsoft-com:vml" xmlns:wp14="http://schemas.microsoft.com/office/word/2010/wordprocessingDrawing" xmlns:wp="http://schemas.openxmlformats.org/drawingml/2006/wordprocessingDrawing" xmlns:w10="urn:schemas-microsoft-com:office:word" xmlns:w="http://schemas.openxmlformats.org/wordprocessingml/2006/main" xmlns:w14="http://schemas.microsoft.com/office/word/2010/wordml" xmlns:w15="http://schemas.microsoft.com/office/word/2012/wordml" xmlns:w16cex="http://schemas.microsoft.com/office/word/2018/wordml/cex" xmlns:w16cid="http://schemas.microsoft.com/office/word/2016/wordml/cid" xmlns:w16="http://schemas.microsoft.com/office/word/2018/wordml" xmlns:w16du="http://schemas.microsoft.com/office/word/2023/wordml/word16du" xmlns:w16sdtdh="http://schemas.microsoft.com/office/word/2020/wordml/sdtdatahash" xmlns:w16sdtfl="http://schemas.microsoft.com/office/word/2024/wordml/sdtformatlock" xmlns:w16se="http://schemas.microsoft.com/office/word/2015/wordml/symex" xmlns:wpg="http://schemas.microsoft.com/office/word/2010/wordprocessingGroup" xmlns:wpi="http://schemas.microsoft.com/office/word/2010/wordprocessingInk" xmlns:wne="http://schemas.microsoft.com/office/word/2006/wordml" xmlns:wps="http://schemas.microsoft.com/office/word/2010/wordprocessingShape" mc:Ignorable="w14 w15 w16se w16cid w16 w16cex w16sdtdh w16sdtfl w16du wp14">
   <w:footnote w:type="separator" w:id="-1">
     <w:p>
       <w:pPr>
@@ -25743,7 +23612,7 @@
 </file>
 
 <file path=word/header1.xml><?xml version="1.0" encoding="utf-8"?>
-<w:hdr xmlns:wpc="http://schemas.microsoft.com/office/word/2010/wordprocessingCanvas" xmlns:cx="http://schemas.microsoft.com/office/drawing/2014/chartex" xmlns:cx1="http://schemas.microsoft.com/office/drawing/2015/9/8/chartex" xmlns:cx2="http://schemas.microsoft.com/office/drawing/2015/10/21/chartex" xmlns:cx3="http://schemas.microsoft.com/office/drawing/2016/5/9/chartex" xmlns:cx4="http://schemas.microsoft.com/office/drawing/2016/5/10/chartex" xmlns:cx5="http://schemas.microsoft.com/office/drawing/2016/5/11/chartex" xmlns:cx6="http://schemas.microsoft.com/office/drawing/2016/5/12/chartex" xmlns:cx7="http://schemas.microsoft.com/office/drawing/2016/5/13/chartex" xmlns:cx8="http://schemas.microsoft.com/office/drawing/2016/5/14/chartex" xmlns:mc="http://schemas.openxmlformats.org/markup-compatibility/2006" xmlns:aink="http://schemas.microsoft.com/office/drawing/2016/ink" xmlns:am3d="http://schemas.microsoft.com/office/drawing/2017/model3d" xmlns:o="urn:schemas-microsoft-com:office:office" xmlns:r="http://schemas.openxmlformats.org/officeDocument/2006/relationships" xmlns:m="http://schemas.openxmlformats.org/officeDocument/2006/math" xmlns:v="urn:schemas-microsoft-com:vml" xmlns:wp14="http://schemas.microsoft.com/office/word/2010/wordprocessingDrawing" xmlns:wp="http://schemas.openxmlformats.org/drawingml/2006/wordprocessingDrawing" xmlns:w10="urn:schemas-microsoft-com:office:word" xmlns:w="http://schemas.openxmlformats.org/wordprocessingml/2006/main" xmlns:w14="http://schemas.microsoft.com/office/word/2010/wordml" xmlns:w15="http://schemas.microsoft.com/office/word/2012/wordml" xmlns:w16cid="http://schemas.microsoft.com/office/word/2016/wordml/cid" xmlns:w16se="http://schemas.microsoft.com/office/word/2015/wordml/symex" xmlns:wpg="http://schemas.microsoft.com/office/word/2010/wordprocessingGroup" xmlns:wpi="http://schemas.microsoft.com/office/word/2010/wordprocessingInk" xmlns:wne="http://schemas.microsoft.com/office/word/2006/wordml" xmlns:wps="http://schemas.microsoft.com/office/word/2010/wordprocessingShape" mc:Ignorable="w14 w15 w16se w16cid wp14">
+<w:hdr xmlns:wpc="http://schemas.microsoft.com/office/word/2010/wordprocessingCanvas" xmlns:cx="http://schemas.microsoft.com/office/drawing/2014/chartex" xmlns:cx1="http://schemas.microsoft.com/office/drawing/2015/9/8/chartex" xmlns:cx2="http://schemas.microsoft.com/office/drawing/2015/10/21/chartex" xmlns:cx3="http://schemas.microsoft.com/office/drawing/2016/5/9/chartex" xmlns:cx4="http://schemas.microsoft.com/office/drawing/2016/5/10/chartex" xmlns:cx5="http://schemas.microsoft.com/office/drawing/2016/5/11/chartex" xmlns:cx6="http://schemas.microsoft.com/office/drawing/2016/5/12/chartex" xmlns:cx7="http://schemas.microsoft.com/office/drawing/2016/5/13/chartex" xmlns:cx8="http://schemas.microsoft.com/office/drawing/2016/5/14/chartex" xmlns:mc="http://schemas.openxmlformats.org/markup-compatibility/2006" xmlns:aink="http://schemas.microsoft.com/office/drawing/2016/ink" xmlns:am3d="http://schemas.microsoft.com/office/drawing/2017/model3d" xmlns:o="urn:schemas-microsoft-com:office:office" xmlns:oel="http://schemas.microsoft.com/office/2019/extlst" xmlns:r="http://schemas.openxmlformats.org/officeDocument/2006/relationships" xmlns:m="http://schemas.openxmlformats.org/officeDocument/2006/math" xmlns:v="urn:schemas-microsoft-com:vml" xmlns:wp14="http://schemas.microsoft.com/office/word/2010/wordprocessingDrawing" xmlns:wp="http://schemas.openxmlformats.org/drawingml/2006/wordprocessingDrawing" xmlns:w10="urn:schemas-microsoft-com:office:word" xmlns:w="http://schemas.openxmlformats.org/wordprocessingml/2006/main" xmlns:w14="http://schemas.microsoft.com/office/word/2010/wordml" xmlns:w15="http://schemas.microsoft.com/office/word/2012/wordml" xmlns:w16cex="http://schemas.microsoft.com/office/word/2018/wordml/cex" xmlns:w16cid="http://schemas.microsoft.com/office/word/2016/wordml/cid" xmlns:w16="http://schemas.microsoft.com/office/word/2018/wordml" xmlns:w16du="http://schemas.microsoft.com/office/word/2023/wordml/word16du" xmlns:w16sdtdh="http://schemas.microsoft.com/office/word/2020/wordml/sdtdatahash" xmlns:w16sdtfl="http://schemas.microsoft.com/office/word/2024/wordml/sdtformatlock" xmlns:w16se="http://schemas.microsoft.com/office/word/2015/wordml/symex" xmlns:wpg="http://schemas.microsoft.com/office/word/2010/wordprocessingGroup" xmlns:wpi="http://schemas.microsoft.com/office/word/2010/wordprocessingInk" xmlns:wne="http://schemas.microsoft.com/office/word/2006/wordml" xmlns:wps="http://schemas.microsoft.com/office/word/2010/wordprocessingShape" mc:Ignorable="w14 w15 w16se w16cid w16 w16cex w16sdtdh w16sdtfl w16du wp14">
   <w:tbl>
     <w:tblPr>
       <w:tblW w:w="0" w:type="auto"/>
@@ -26158,7 +24027,7 @@
 </file>
 
 <file path=word/numbering.xml><?xml version="1.0" encoding="utf-8"?>
-<w:numbering xmlns:wpc="http://schemas.microsoft.com/office/word/2010/wordprocessingCanvas" xmlns:cx="http://schemas.microsoft.com/office/drawing/2014/chartex" xmlns:cx1="http://schemas.microsoft.com/office/drawing/2015/9/8/chartex" xmlns:cx2="http://schemas.microsoft.com/office/drawing/2015/10/21/chartex" xmlns:cx3="http://schemas.microsoft.com/office/drawing/2016/5/9/chartex" xmlns:cx4="http://schemas.microsoft.com/office/drawing/2016/5/10/chartex" xmlns:cx5="http://schemas.microsoft.com/office/drawing/2016/5/11/chartex" xmlns:cx6="http://schemas.microsoft.com/office/drawing/2016/5/12/chartex" xmlns:cx7="http://schemas.microsoft.com/office/drawing/2016/5/13/chartex" xmlns:cx8="http://schemas.microsoft.com/office/drawing/2016/5/14/chartex" xmlns:mc="http://schemas.openxmlformats.org/markup-compatibility/2006" xmlns:aink="http://schemas.microsoft.com/office/drawing/2016/ink" xmlns:am3d="http://schemas.microsoft.com/office/drawing/2017/model3d" xmlns:o="urn:schemas-microsoft-com:office:office" xmlns:r="http://schemas.openxmlformats.org/officeDocument/2006/relationships" xmlns:m="http://schemas.openxmlformats.org/officeDocument/2006/math" xmlns:v="urn:schemas-microsoft-com:vml" xmlns:wp14="http://schemas.microsoft.com/office/word/2010/wordprocessingDrawing" xmlns:wp="http://schemas.openxmlformats.org/drawingml/2006/wordprocessingDrawing" xmlns:w10="urn:schemas-microsoft-com:office:word" xmlns:w="http://schemas.openxmlformats.org/wordprocessingml/2006/main" xmlns:w14="http://schemas.microsoft.com/office/word/2010/wordml" xmlns:w15="http://schemas.microsoft.com/office/word/2012/wordml" xmlns:w16cid="http://schemas.microsoft.com/office/word/2016/wordml/cid" xmlns:w16se="http://schemas.microsoft.com/office/word/2015/wordml/symex" xmlns:wpg="http://schemas.microsoft.com/office/word/2010/wordprocessingGroup" xmlns:wpi="http://schemas.microsoft.com/office/word/2010/wordprocessingInk" xmlns:wne="http://schemas.microsoft.com/office/word/2006/wordml" xmlns:wps="http://schemas.microsoft.com/office/word/2010/wordprocessingShape" mc:Ignorable="w14 w15 w16se w16cid wp14">
+<w:numbering xmlns:wpc="http://schemas.microsoft.com/office/word/2010/wordprocessingCanvas" xmlns:cx="http://schemas.microsoft.com/office/drawing/2014/chartex" xmlns:cx1="http://schemas.microsoft.com/office/drawing/2015/9/8/chartex" xmlns:cx2="http://schemas.microsoft.com/office/drawing/2015/10/21/chartex" xmlns:cx3="http://schemas.microsoft.com/office/drawing/2016/5/9/chartex" xmlns:cx4="http://schemas.microsoft.com/office/drawing/2016/5/10/chartex" xmlns:cx5="http://schemas.microsoft.com/office/drawing/2016/5/11/chartex" xmlns:cx6="http://schemas.microsoft.com/office/drawing/2016/5/12/chartex" xmlns:cx7="http://schemas.microsoft.com/office/drawing/2016/5/13/chartex" xmlns:cx8="http://schemas.microsoft.com/office/drawing/2016/5/14/chartex" xmlns:mc="http://schemas.openxmlformats.org/markup-compatibility/2006" xmlns:aink="http://schemas.microsoft.com/office/drawing/2016/ink" xmlns:am3d="http://schemas.microsoft.com/office/drawing/2017/model3d" xmlns:o="urn:schemas-microsoft-com:office:office" xmlns:oel="http://schemas.microsoft.com/office/2019/extlst" xmlns:r="http://schemas.openxmlformats.org/officeDocument/2006/relationships" xmlns:m="http://schemas.openxmlformats.org/officeDocument/2006/math" xmlns:v="urn:schemas-microsoft-com:vml" xmlns:wp14="http://schemas.microsoft.com/office/word/2010/wordprocessingDrawing" xmlns:wp="http://schemas.openxmlformats.org/drawingml/2006/wordprocessingDrawing" xmlns:w10="urn:schemas-microsoft-com:office:word" xmlns:w="http://schemas.openxmlformats.org/wordprocessingml/2006/main" xmlns:w14="http://schemas.microsoft.com/office/word/2010/wordml" xmlns:w15="http://schemas.microsoft.com/office/word/2012/wordml" xmlns:w16cex="http://schemas.microsoft.com/office/word/2018/wordml/cex" xmlns:w16cid="http://schemas.microsoft.com/office/word/2016/wordml/cid" xmlns:w16="http://schemas.microsoft.com/office/word/2018/wordml" xmlns:w16du="http://schemas.microsoft.com/office/word/2023/wordml/word16du" xmlns:w16sdtdh="http://schemas.microsoft.com/office/word/2020/wordml/sdtdatahash" xmlns:w16sdtfl="http://schemas.microsoft.com/office/word/2024/wordml/sdtformatlock" xmlns:w16se="http://schemas.microsoft.com/office/word/2015/wordml/symex" xmlns:wpg="http://schemas.microsoft.com/office/word/2010/wordprocessingGroup" xmlns:wpi="http://schemas.microsoft.com/office/word/2010/wordprocessingInk" xmlns:wne="http://schemas.microsoft.com/office/word/2006/wordml" xmlns:wps="http://schemas.microsoft.com/office/word/2010/wordprocessingShape" mc:Ignorable="w14 w15 w16se w16cid w16 w16cex w16sdtdh w16sdtfl w16du wp14">
   <w:abstractNum w:abstractNumId="0" w15:restartNumberingAfterBreak="0">
     <w:nsid w:val="FFFFFF89"/>
     <w:multiLevelType w:val="singleLevel"/>
@@ -29230,91 +27099,91 @@
       </w:rPr>
     </w:lvl>
   </w:abstractNum>
-  <w:num w:numId="1">
+  <w:num w:numId="1" w16cid:durableId="1912231849">
     <w:abstractNumId w:val="13"/>
   </w:num>
-  <w:num w:numId="2">
+  <w:num w:numId="2" w16cid:durableId="788276449">
     <w:abstractNumId w:val="15"/>
   </w:num>
-  <w:num w:numId="3">
+  <w:num w:numId="3" w16cid:durableId="1469591212">
     <w:abstractNumId w:val="19"/>
   </w:num>
-  <w:num w:numId="4">
+  <w:num w:numId="4" w16cid:durableId="429012105">
     <w:abstractNumId w:val="0"/>
   </w:num>
-  <w:num w:numId="5">
+  <w:num w:numId="5" w16cid:durableId="1851749300">
     <w:abstractNumId w:val="4"/>
   </w:num>
-  <w:num w:numId="6">
+  <w:num w:numId="6" w16cid:durableId="411859498">
     <w:abstractNumId w:val="22"/>
   </w:num>
-  <w:num w:numId="7">
+  <w:num w:numId="7" w16cid:durableId="1280644129">
     <w:abstractNumId w:val="16"/>
   </w:num>
-  <w:num w:numId="8">
+  <w:num w:numId="8" w16cid:durableId="376005560">
     <w:abstractNumId w:val="11"/>
   </w:num>
-  <w:num w:numId="9">
+  <w:num w:numId="9" w16cid:durableId="1310554787">
     <w:abstractNumId w:val="17"/>
   </w:num>
-  <w:num w:numId="10">
+  <w:num w:numId="10" w16cid:durableId="1983541736">
     <w:abstractNumId w:val="21"/>
   </w:num>
-  <w:num w:numId="11">
+  <w:num w:numId="11" w16cid:durableId="582300969">
     <w:abstractNumId w:val="18"/>
   </w:num>
-  <w:num w:numId="12">
+  <w:num w:numId="12" w16cid:durableId="949778538">
     <w:abstractNumId w:val="3"/>
   </w:num>
-  <w:num w:numId="13">
+  <w:num w:numId="13" w16cid:durableId="1833721335">
     <w:abstractNumId w:val="7"/>
   </w:num>
-  <w:num w:numId="14">
+  <w:num w:numId="14" w16cid:durableId="243300495">
     <w:abstractNumId w:val="6"/>
   </w:num>
-  <w:num w:numId="15">
+  <w:num w:numId="15" w16cid:durableId="1353416052">
     <w:abstractNumId w:val="14"/>
   </w:num>
-  <w:num w:numId="16">
+  <w:num w:numId="16" w16cid:durableId="332530445">
     <w:abstractNumId w:val="26"/>
   </w:num>
-  <w:num w:numId="17">
+  <w:num w:numId="17" w16cid:durableId="1370108228">
     <w:abstractNumId w:val="27"/>
   </w:num>
-  <w:num w:numId="18">
+  <w:num w:numId="18" w16cid:durableId="1761104212">
     <w:abstractNumId w:val="2"/>
   </w:num>
-  <w:num w:numId="19">
+  <w:num w:numId="19" w16cid:durableId="168102502">
     <w:abstractNumId w:val="9"/>
   </w:num>
-  <w:num w:numId="20">
+  <w:num w:numId="20" w16cid:durableId="701714294">
     <w:abstractNumId w:val="8"/>
   </w:num>
-  <w:num w:numId="21">
+  <w:num w:numId="21" w16cid:durableId="344329074">
     <w:abstractNumId w:val="25"/>
   </w:num>
-  <w:num w:numId="22">
+  <w:num w:numId="22" w16cid:durableId="90518045">
     <w:abstractNumId w:val="13"/>
   </w:num>
-  <w:num w:numId="23">
+  <w:num w:numId="23" w16cid:durableId="1549801996">
     <w:abstractNumId w:val="1"/>
   </w:num>
-  <w:num w:numId="24">
+  <w:num w:numId="24" w16cid:durableId="1384209339">
     <w:abstractNumId w:val="20"/>
   </w:num>
-  <w:num w:numId="25">
+  <w:num w:numId="25" w16cid:durableId="414711843">
     <w:abstractNumId w:val="12"/>
   </w:num>
-  <w:num w:numId="26">
+  <w:num w:numId="26" w16cid:durableId="1801147514">
     <w:abstractNumId w:val="10"/>
   </w:num>
-  <w:num w:numId="27">
+  <w:num w:numId="27" w16cid:durableId="1712068593">
     <w:abstractNumId w:val="24"/>
   </w:num>
-  <w:num w:numId="28">
+  <w:num w:numId="28" w16cid:durableId="133988303">
     <w:abstractNumId w:val="23"/>
   </w:num>
-  <w:num w:numId="29">
+  <w:num w:numId="29" w16cid:durableId="864948018">
     <w:abstractNumId w:val="5"/>
   </w:num>
   <w:numIdMacAtCleanup w:val="19"/>
@@ -29322,7 +27191,7 @@
 </file>
 
 <file path=word/styles.xml><?xml version="1.0" encoding="utf-8"?>
-<w:styles xmlns:mc="http://schemas.openxmlformats.org/markup-compatibility/2006" xmlns:r="http://schemas.openxmlformats.org/officeDocument/2006/relationships" xmlns:w="http://schemas.openxmlformats.org/wordprocessingml/2006/main" xmlns:w14="http://schemas.microsoft.com/office/word/2010/wordml" xmlns:w15="http://schemas.microsoft.com/office/word/2012/wordml" xmlns:w16cid="http://schemas.microsoft.com/office/word/2016/wordml/cid" xmlns:w16se="http://schemas.microsoft.com/office/word/2015/wordml/symex" mc:Ignorable="w14 w15 w16se w16cid">
+<w:styles xmlns:mc="http://schemas.openxmlformats.org/markup-compatibility/2006" xmlns:r="http://schemas.openxmlformats.org/officeDocument/2006/relationships" xmlns:w="http://schemas.openxmlformats.org/wordprocessingml/2006/main" xmlns:w14="http://schemas.microsoft.com/office/word/2010/wordml" xmlns:w15="http://schemas.microsoft.com/office/word/2012/wordml" xmlns:w16cex="http://schemas.microsoft.com/office/word/2018/wordml/cex" xmlns:w16cid="http://schemas.microsoft.com/office/word/2016/wordml/cid" xmlns:w16="http://schemas.microsoft.com/office/word/2018/wordml" xmlns:w16du="http://schemas.microsoft.com/office/word/2023/wordml/word16du" xmlns:w16sdtdh="http://schemas.microsoft.com/office/word/2020/wordml/sdtdatahash" xmlns:w16sdtfl="http://schemas.microsoft.com/office/word/2024/wordml/sdtformatlock" xmlns:w16se="http://schemas.microsoft.com/office/word/2015/wordml/symex" mc:Ignorable="w14 w15 w16se w16cid w16 w16cex w16sdtdh w16sdtfl w16du">
   <w:docDefaults>
     <w:rPrDefault>
       <w:rPr>
@@ -29338,7 +27207,7 @@
       </w:pPr>
     </w:pPrDefault>
   </w:docDefaults>
-  <w:latentStyles w:defLockedState="0" w:defUIPriority="99" w:defSemiHidden="0" w:defUnhideWhenUsed="0" w:defQFormat="0" w:count="375">
+  <w:latentStyles w:defLockedState="0" w:defUIPriority="99" w:defSemiHidden="0" w:defUnhideWhenUsed="0" w:defQFormat="0" w:count="376">
     <w:lsdException w:name="Normal" w:uiPriority="0" w:qFormat="1"/>
     <w:lsdException w:name="heading 1" w:uiPriority="9" w:qFormat="1"/>
     <w:lsdException w:name="heading 2" w:semiHidden="1" w:uiPriority="9" w:unhideWhenUsed="1" w:qFormat="1"/>
@@ -29714,6 +27583,7 @@
     <w:lsdException w:name="Smart Hyperlink" w:semiHidden="1" w:unhideWhenUsed="1"/>
     <w:lsdException w:name="Hashtag" w:semiHidden="1" w:unhideWhenUsed="1"/>
     <w:lsdException w:name="Unresolved Mention" w:semiHidden="1" w:unhideWhenUsed="1"/>
+    <w:lsdException w:name="Smart Link" w:semiHidden="1" w:unhideWhenUsed="1"/>
   </w:latentStyles>
   <w:style w:type="paragraph" w:default="1" w:styleId="Normal">
     <w:name w:val="Normal"/>
@@ -29877,7 +27747,6 @@
   <w:style w:type="character" w:default="1" w:styleId="DefaultParagraphFont">
     <w:name w:val="Default Paragraph Font"/>
     <w:uiPriority w:val="1"/>
-    <w:semiHidden/>
     <w:unhideWhenUsed/>
   </w:style>
   <w:style w:type="table" w:default="1" w:styleId="TableNormal">
